--- a/plantilla/plantilla_base_final.docx
+++ b/plantilla/plantilla_base_final.docx
@@ -485,6 +485,7 @@
             <w:pPr>
               <w:jc w:val="center"/>
               <w:rPr>
+                <w:rFonts w:ascii="Trebuchet MS" w:hAnsi="Trebuchet MS"/>
                 <w:sz w:val="20"/>
                 <w:szCs w:val="20"/>
                 <w:lang w:val="es-MX" w:eastAsia="es-MX"/>
@@ -507,6 +508,7 @@
           <w:p>
             <w:pPr>
               <w:rPr>
+                <w:rFonts w:ascii="Trebuchet MS" w:hAnsi="Trebuchet MS"/>
                 <w:sz w:val="20"/>
                 <w:szCs w:val="20"/>
                 <w:lang w:val="es-MX" w:eastAsia="es-MX"/>
@@ -529,6 +531,7 @@
           <w:p>
             <w:pPr>
               <w:rPr>
+                <w:rFonts w:ascii="Trebuchet MS" w:hAnsi="Trebuchet MS"/>
                 <w:sz w:val="20"/>
                 <w:szCs w:val="20"/>
                 <w:lang w:val="es-MX" w:eastAsia="es-MX"/>
@@ -554,6 +557,7 @@
                 <w:tab w:val="decimal" w:pos="1298"/>
               </w:tabs>
               <w:rPr>
+                <w:rFonts w:ascii="Trebuchet MS" w:hAnsi="Trebuchet MS"/>
                 <w:sz w:val="20"/>
                 <w:szCs w:val="20"/>
                 <w:lang w:val="es-MX" w:eastAsia="es-MX"/>
@@ -2182,7 +2186,6 @@
           <w:tcPr>
             <w:tcW w:w="1543" w:type="dxa"/>
             <w:tcBorders>
-              <w:top w:val="nil"/>
               <w:left w:val="nil"/>
               <w:right w:val="nil"/>
             </w:tcBorders>
@@ -2217,7 +2220,6 @@
           <w:tcPr>
             <w:tcW w:w="245" w:type="dxa"/>
             <w:tcBorders>
-              <w:top w:val="nil"/>
               <w:left w:val="nil"/>
               <w:right w:val="nil"/>
             </w:tcBorders>
@@ -2239,7 +2241,6 @@
           <w:tcPr>
             <w:tcW w:w="1543" w:type="dxa"/>
             <w:tcBorders>
-              <w:top w:val="nil"/>
               <w:left w:val="nil"/>
               <w:right w:val="nil"/>
             </w:tcBorders>
@@ -16111,31 +16112,7 @@
                 <w:szCs w:val="20"/>
                 <w:lang w:val="es-MX" w:eastAsia="es-MX"/>
               </w:rPr>
-              <w:t>[[MODELO_</w:t>
-            </w:r>
-            <w:r>
-              <w:rPr>
-                <w:rFonts w:ascii="Trebuchet MS" w:hAnsi="Trebuchet MS"/>
-                <w:b/>
-                <w:bCs/>
-                <w:color w:val="000000"/>
-                <w:sz w:val="20"/>
-                <w:szCs w:val="20"/>
-                <w:lang w:val="es-MX" w:eastAsia="es-MX"/>
-              </w:rPr>
-              <w:t>CF</w:t>
-            </w:r>
-            <w:r>
-              <w:rPr>
-                <w:rFonts w:ascii="Trebuchet MS" w:hAnsi="Trebuchet MS"/>
-                <w:b/>
-                <w:bCs/>
-                <w:color w:val="000000"/>
-                <w:sz w:val="20"/>
-                <w:szCs w:val="20"/>
-                <w:lang w:val="es-MX" w:eastAsia="es-MX"/>
-              </w:rPr>
-              <w:t>]]</w:t>
+              <w:t>[[MODELO_CF]]</w:t>
             </w:r>
           </w:p>
         </w:tc>
@@ -24340,7 +24317,7 @@
             <w:pPr>
               <w:spacing w:after="0" w:line="240" w:lineRule="auto"/>
               <w:rPr>
-                <w:rFonts w:ascii="Times New Roman" w:eastAsia="Times New Roman" w:hAnsi="Times New Roman" w:cs="Times New Roman"/>
+                <w:rFonts w:ascii="Trebuchet MS" w:eastAsia="Times New Roman" w:hAnsi="Trebuchet MS" w:cs="Times New Roman"/>
                 <w:sz w:val="24"/>
                 <w:szCs w:val="24"/>
                 <w:lang w:val="es-419" w:eastAsia="es-419"/>
@@ -24356,43 +24333,7 @@
                 <w:szCs w:val="20"/>
                 <w:lang w:val="es-MX" w:eastAsia="es-MX"/>
               </w:rPr>
-              <w:t>[[MODELO_</w:t>
-            </w:r>
-            <w:r>
-              <w:rPr>
-                <w:rFonts w:ascii="Trebuchet MS" w:hAnsi="Trebuchet MS"/>
-                <w:b/>
-                <w:bCs/>
-                <w:color w:val="000000"/>
-                <w:sz w:val="20"/>
-                <w:szCs w:val="20"/>
-                <w:lang w:val="es-MX" w:eastAsia="es-MX"/>
-              </w:rPr>
-              <w:t>GENERICO_NOTAS</w:t>
-            </w:r>
-            <w:r>
-              <w:rPr>
-                <w:rFonts w:ascii="Trebuchet MS" w:hAnsi="Trebuchet MS"/>
-                <w:b/>
-                <w:bCs/>
-                <w:color w:val="000000"/>
-                <w:sz w:val="20"/>
-                <w:szCs w:val="20"/>
-                <w:lang w:val="es-MX" w:eastAsia="es-MX"/>
-              </w:rPr>
-              <w:t>]</w:t>
-            </w:r>
-            <w:r>
-              <w:rPr>
-                <w:rFonts w:ascii="Trebuchet MS" w:hAnsi="Trebuchet MS"/>
-                <w:b/>
-                <w:bCs/>
-                <w:color w:val="000000"/>
-                <w:sz w:val="20"/>
-                <w:szCs w:val="20"/>
-                <w:lang w:val="es-MX" w:eastAsia="es-MX"/>
-              </w:rPr>
-              <w:t>]</w:t>
+              <w:t>[[MODELO_GENERICO_NOTAS]]</w:t>
             </w:r>
           </w:p>
         </w:tc>
@@ -24413,7 +24354,7 @@
               <w:spacing w:after="0" w:line="240" w:lineRule="auto"/>
               <w:jc w:val="center"/>
               <w:rPr>
-                <w:rFonts w:ascii="Times New Roman" w:eastAsia="Times New Roman" w:hAnsi="Times New Roman" w:cs="Times New Roman"/>
+                <w:rFonts w:ascii="Trebuchet MS" w:eastAsia="Times New Roman" w:hAnsi="Trebuchet MS" w:cs="Times New Roman"/>
                 <w:sz w:val="20"/>
                 <w:szCs w:val="20"/>
                 <w:lang w:val="es-419" w:eastAsia="es-419"/>
@@ -24525,7 +24466,7 @@
             <w:pPr>
               <w:spacing w:after="0" w:line="240" w:lineRule="auto"/>
               <w:rPr>
-                <w:rFonts w:ascii="Times New Roman" w:eastAsia="Times New Roman" w:hAnsi="Times New Roman" w:cs="Times New Roman"/>
+                <w:rFonts w:ascii="Trebuchet MS" w:eastAsia="Times New Roman" w:hAnsi="Trebuchet MS" w:cs="Times New Roman"/>
                 <w:sz w:val="24"/>
                 <w:szCs w:val="24"/>
                 <w:lang w:val="es-419" w:eastAsia="es-419"/>
@@ -24549,7 +24490,7 @@
               <w:spacing w:after="0" w:line="240" w:lineRule="auto"/>
               <w:jc w:val="center"/>
               <w:rPr>
-                <w:rFonts w:ascii="Times New Roman" w:eastAsia="Times New Roman" w:hAnsi="Times New Roman" w:cs="Times New Roman"/>
+                <w:rFonts w:ascii="Trebuchet MS" w:eastAsia="Times New Roman" w:hAnsi="Trebuchet MS" w:cs="Times New Roman"/>
                 <w:sz w:val="20"/>
                 <w:szCs w:val="20"/>
                 <w:lang w:val="es-419" w:eastAsia="es-419"/>
@@ -24712,7 +24653,7 @@
               <w:spacing w:after="0" w:line="240" w:lineRule="auto"/>
               <w:jc w:val="both"/>
               <w:rPr>
-                <w:rFonts w:ascii="Times New Roman" w:eastAsia="Times New Roman" w:hAnsi="Times New Roman" w:cs="Times New Roman"/>
+                <w:rFonts w:ascii="Trebuchet MS" w:eastAsia="Times New Roman" w:hAnsi="Trebuchet MS" w:cs="Times New Roman"/>
                 <w:sz w:val="20"/>
                 <w:szCs w:val="20"/>
                 <w:lang w:val="es-419" w:eastAsia="es-419"/>
@@ -24737,7 +24678,7 @@
               <w:spacing w:after="0" w:line="240" w:lineRule="auto"/>
               <w:jc w:val="both"/>
               <w:rPr>
-                <w:rFonts w:ascii="Times New Roman" w:eastAsia="Times New Roman" w:hAnsi="Times New Roman" w:cs="Times New Roman"/>
+                <w:rFonts w:ascii="Trebuchet MS" w:eastAsia="Times New Roman" w:hAnsi="Trebuchet MS" w:cs="Times New Roman"/>
                 <w:sz w:val="20"/>
                 <w:szCs w:val="20"/>
                 <w:lang w:val="es-419" w:eastAsia="es-419"/>
@@ -24762,7 +24703,7 @@
               <w:spacing w:after="0" w:line="240" w:lineRule="auto"/>
               <w:jc w:val="both"/>
               <w:rPr>
-                <w:rFonts w:ascii="Times New Roman" w:eastAsia="Times New Roman" w:hAnsi="Times New Roman" w:cs="Times New Roman"/>
+                <w:rFonts w:ascii="Trebuchet MS" w:eastAsia="Times New Roman" w:hAnsi="Trebuchet MS" w:cs="Times New Roman"/>
                 <w:sz w:val="20"/>
                 <w:szCs w:val="20"/>
                 <w:lang w:val="es-419" w:eastAsia="es-419"/>
@@ -24787,7 +24728,7 @@
               <w:spacing w:after="0" w:line="240" w:lineRule="auto"/>
               <w:jc w:val="both"/>
               <w:rPr>
-                <w:rFonts w:ascii="Times New Roman" w:eastAsia="Times New Roman" w:hAnsi="Times New Roman" w:cs="Times New Roman"/>
+                <w:rFonts w:ascii="Trebuchet MS" w:eastAsia="Times New Roman" w:hAnsi="Trebuchet MS" w:cs="Times New Roman"/>
                 <w:sz w:val="20"/>
                 <w:szCs w:val="20"/>
                 <w:lang w:val="es-419" w:eastAsia="es-419"/>
@@ -28394,84 +28335,180 @@
       </w:tblGrid>
       <w:tr>
         <w:trPr>
-          <w:trHeight w:hRule="exact" w:val="284"/>
+          <w:trHeight w:val="158"/>
         </w:trPr>
         <w:tc>
           <w:tcPr>
             <w:tcW w:w="7371" w:type="dxa"/>
-            <w:vMerge w:val="restart"/>
-            <w:tcBorders>
-              <w:top w:val="nil"/>
-              <w:left w:val="nil"/>
-              <w:bottom w:val="nil"/>
+            <w:tcBorders>
+              <w:top w:val="nil"/>
+              <w:left w:val="nil"/>
+              <w:bottom w:val="nil"/>
+              <w:right w:val="nil"/>
+            </w:tcBorders>
+            <w:noWrap/>
+            <w:vAlign w:val="center"/>
+          </w:tcPr>
+          <w:p>
+            <w:pPr>
+              <w:spacing w:after="0" w:line="240" w:lineRule="auto"/>
+              <w:rPr>
+                <w:rFonts w:ascii="Trebuchet MS" w:eastAsia="Times New Roman" w:hAnsi="Trebuchet MS" w:cs="Times New Roman"/>
+                <w:b/>
+                <w:bCs/>
+                <w:color w:val="000000"/>
+                <w:sz w:val="16"/>
+                <w:szCs w:val="16"/>
+                <w:lang w:val="es-419" w:eastAsia="es-419"/>
+              </w:rPr>
+            </w:pPr>
+            <w:r>
+              <w:rPr>
+                <w:rFonts w:ascii="Trebuchet MS" w:eastAsia="Times New Roman" w:hAnsi="Trebuchet MS" w:cs="Times New Roman"/>
+                <w:b/>
+                <w:bCs/>
+                <w:color w:val="000000"/>
+                <w:sz w:val="16"/>
+                <w:szCs w:val="16"/>
+                <w:lang w:val="es-419" w:eastAsia="es-419"/>
+              </w:rPr>
+              <w:lastRenderedPageBreak/>
+              <w:t>[[MODELO_ECC]]</w:t>
+            </w:r>
+          </w:p>
+        </w:tc>
+        <w:tc>
+          <w:tcPr>
+            <w:tcW w:w="245" w:type="dxa"/>
+            <w:tcBorders>
+              <w:top w:val="nil"/>
+              <w:left w:val="nil"/>
+              <w:bottom w:val="nil"/>
+              <w:right w:val="nil"/>
+            </w:tcBorders>
+            <w:noWrap/>
+            <w:vAlign w:val="center"/>
+          </w:tcPr>
+          <w:p>
+            <w:pPr>
+              <w:spacing w:after="0" w:line="240" w:lineRule="auto"/>
+              <w:rPr>
+                <w:rFonts w:ascii="Trebuchet MS" w:eastAsia="Times New Roman" w:hAnsi="Trebuchet MS" w:cs="Times New Roman"/>
+                <w:sz w:val="20"/>
+                <w:szCs w:val="20"/>
+                <w:lang w:val="es-419" w:eastAsia="es-419"/>
+              </w:rPr>
+            </w:pPr>
+          </w:p>
+        </w:tc>
+        <w:tc>
+          <w:tcPr>
+            <w:tcW w:w="1536" w:type="dxa"/>
+            <w:tcBorders>
+              <w:top w:val="nil"/>
+              <w:left w:val="nil"/>
+              <w:right w:val="nil"/>
+            </w:tcBorders>
+            <w:noWrap/>
+            <w:vAlign w:val="center"/>
+          </w:tcPr>
+          <w:p>
+            <w:pPr>
+              <w:spacing w:after="0" w:line="240" w:lineRule="auto"/>
+              <w:rPr>
+                <w:rFonts w:ascii="Trebuchet MS" w:eastAsia="Times New Roman" w:hAnsi="Trebuchet MS" w:cs="Times New Roman"/>
+                <w:b/>
+                <w:bCs/>
+                <w:color w:val="000000"/>
+                <w:sz w:val="20"/>
+                <w:szCs w:val="20"/>
+                <w:lang w:val="es-419" w:eastAsia="es-419"/>
+              </w:rPr>
+            </w:pPr>
+          </w:p>
+        </w:tc>
+        <w:tc>
+          <w:tcPr>
+            <w:tcW w:w="245" w:type="dxa"/>
+            <w:tcBorders>
+              <w:top w:val="nil"/>
+              <w:left w:val="nil"/>
               <w:right w:val="nil"/>
             </w:tcBorders>
             <w:noWrap/>
             <w:vAlign w:val="bottom"/>
-            <w:hideMark/>
-          </w:tcPr>
-          <w:p>
-            <w:pPr>
-              <w:spacing w:after="0" w:line="240" w:lineRule="auto"/>
-              <w:rPr>
-                <w:rFonts w:ascii="Times New Roman" w:eastAsia="Times New Roman" w:hAnsi="Times New Roman" w:cs="Times New Roman"/>
-                <w:sz w:val="16"/>
-                <w:szCs w:val="16"/>
-                <w:lang w:val="es-419" w:eastAsia="es-419"/>
-              </w:rPr>
-            </w:pPr>
-            <w:r>
-              <w:rPr>
-                <w:rFonts w:ascii="Trebuchet MS" w:hAnsi="Trebuchet MS"/>
+          </w:tcPr>
+          <w:p>
+            <w:pPr>
+              <w:spacing w:after="0" w:line="240" w:lineRule="auto"/>
+              <w:rPr>
+                <w:rFonts w:ascii="Trebuchet MS" w:eastAsia="Times New Roman" w:hAnsi="Trebuchet MS" w:cs="Times New Roman"/>
+                <w:sz w:val="20"/>
+                <w:szCs w:val="20"/>
+                <w:lang w:val="es-419" w:eastAsia="es-419"/>
+              </w:rPr>
+            </w:pPr>
+          </w:p>
+        </w:tc>
+        <w:tc>
+          <w:tcPr>
+            <w:tcW w:w="1542" w:type="dxa"/>
+            <w:tcBorders>
+              <w:top w:val="nil"/>
+              <w:left w:val="nil"/>
+              <w:right w:val="nil"/>
+            </w:tcBorders>
+            <w:noWrap/>
+            <w:vAlign w:val="center"/>
+          </w:tcPr>
+          <w:p>
+            <w:pPr>
+              <w:spacing w:after="0" w:line="240" w:lineRule="auto"/>
+              <w:rPr>
+                <w:rFonts w:ascii="Trebuchet MS" w:eastAsia="Times New Roman" w:hAnsi="Trebuchet MS" w:cs="Times New Roman"/>
                 <w:b/>
                 <w:bCs/>
                 <w:color w:val="000000"/>
-                <w:sz w:val="16"/>
-                <w:szCs w:val="16"/>
-                <w:lang w:val="es-MX" w:eastAsia="es-MX"/>
-              </w:rPr>
-              <w:lastRenderedPageBreak/>
-              <w:t>[[MODELO_ECC]]</w:t>
-            </w:r>
-          </w:p>
-        </w:tc>
-        <w:tc>
-          <w:tcPr>
-            <w:tcW w:w="245" w:type="dxa"/>
-            <w:tcBorders>
-              <w:top w:val="nil"/>
-              <w:left w:val="nil"/>
-              <w:bottom w:val="nil"/>
+                <w:sz w:val="20"/>
+                <w:szCs w:val="20"/>
+                <w:lang w:val="es-419" w:eastAsia="es-419"/>
+              </w:rPr>
+            </w:pPr>
+          </w:p>
+        </w:tc>
+        <w:tc>
+          <w:tcPr>
+            <w:tcW w:w="245" w:type="dxa"/>
+            <w:tcBorders>
+              <w:top w:val="nil"/>
+              <w:left w:val="nil"/>
               <w:right w:val="nil"/>
             </w:tcBorders>
             <w:noWrap/>
             <w:vAlign w:val="bottom"/>
-            <w:hideMark/>
-          </w:tcPr>
-          <w:p>
-            <w:pPr>
-              <w:spacing w:after="0" w:line="240" w:lineRule="auto"/>
-              <w:rPr>
-                <w:rFonts w:ascii="Times New Roman" w:eastAsia="Times New Roman" w:hAnsi="Times New Roman" w:cs="Times New Roman"/>
-                <w:sz w:val="20"/>
-                <w:szCs w:val="20"/>
-                <w:lang w:val="es-419" w:eastAsia="es-419"/>
-              </w:rPr>
-            </w:pPr>
-          </w:p>
-        </w:tc>
-        <w:tc>
-          <w:tcPr>
-            <w:tcW w:w="1536" w:type="dxa"/>
-            <w:vMerge w:val="restart"/>
-            <w:tcBorders>
-              <w:top w:val="nil"/>
-              <w:left w:val="nil"/>
-              <w:bottom w:val="nil"/>
-              <w:right w:val="nil"/>
-            </w:tcBorders>
-            <w:vAlign w:val="center"/>
-            <w:hideMark/>
+          </w:tcPr>
+          <w:p>
+            <w:pPr>
+              <w:spacing w:after="0" w:line="240" w:lineRule="auto"/>
+              <w:rPr>
+                <w:rFonts w:ascii="Trebuchet MS" w:eastAsia="Times New Roman" w:hAnsi="Trebuchet MS" w:cs="Times New Roman"/>
+                <w:sz w:val="20"/>
+                <w:szCs w:val="20"/>
+                <w:lang w:val="es-419" w:eastAsia="es-419"/>
+              </w:rPr>
+            </w:pPr>
+          </w:p>
+        </w:tc>
+        <w:tc>
+          <w:tcPr>
+            <w:tcW w:w="1566" w:type="dxa"/>
+            <w:tcBorders>
+              <w:top w:val="nil"/>
+              <w:left w:val="nil"/>
+              <w:right w:val="nil"/>
+            </w:tcBorders>
+            <w:noWrap/>
+            <w:vAlign w:val="center"/>
           </w:tcPr>
           <w:p>
             <w:pPr>
@@ -28486,7 +28523,45 @@
                 <w:lang w:val="es-419" w:eastAsia="es-419"/>
               </w:rPr>
             </w:pPr>
-            <w:r>
+          </w:p>
+        </w:tc>
+        <w:tc>
+          <w:tcPr>
+            <w:tcW w:w="245" w:type="dxa"/>
+            <w:tcBorders>
+              <w:top w:val="nil"/>
+              <w:left w:val="nil"/>
+              <w:right w:val="nil"/>
+            </w:tcBorders>
+            <w:noWrap/>
+            <w:vAlign w:val="bottom"/>
+          </w:tcPr>
+          <w:p>
+            <w:pPr>
+              <w:spacing w:after="0" w:line="240" w:lineRule="auto"/>
+              <w:rPr>
+                <w:rFonts w:ascii="Trebuchet MS" w:eastAsia="Times New Roman" w:hAnsi="Trebuchet MS" w:cs="Times New Roman"/>
+                <w:sz w:val="20"/>
+                <w:szCs w:val="20"/>
+                <w:lang w:val="es-419" w:eastAsia="es-419"/>
+              </w:rPr>
+            </w:pPr>
+          </w:p>
+        </w:tc>
+        <w:tc>
+          <w:tcPr>
+            <w:tcW w:w="1566" w:type="dxa"/>
+            <w:tcBorders>
+              <w:top w:val="nil"/>
+              <w:left w:val="nil"/>
+              <w:right w:val="nil"/>
+            </w:tcBorders>
+            <w:noWrap/>
+            <w:vAlign w:val="center"/>
+          </w:tcPr>
+          <w:p>
+            <w:pPr>
+              <w:spacing w:after="0" w:line="240" w:lineRule="auto"/>
               <w:rPr>
                 <w:rFonts w:ascii="Trebuchet MS" w:eastAsia="Times New Roman" w:hAnsi="Trebuchet MS" w:cs="Times New Roman"/>
                 <w:b/>
@@ -28496,215 +28571,7 @@
                 <w:szCs w:val="20"/>
                 <w:lang w:val="es-419" w:eastAsia="es-419"/>
               </w:rPr>
-              <w:t xml:space="preserve"> </w:t>
-            </w:r>
-          </w:p>
-        </w:tc>
-        <w:tc>
-          <w:tcPr>
-            <w:tcW w:w="245" w:type="dxa"/>
-            <w:tcBorders>
-              <w:top w:val="nil"/>
-              <w:left w:val="nil"/>
-              <w:bottom w:val="nil"/>
-              <w:right w:val="nil"/>
-            </w:tcBorders>
-            <w:noWrap/>
-            <w:vAlign w:val="bottom"/>
-            <w:hideMark/>
-          </w:tcPr>
-          <w:p>
-            <w:pPr>
-              <w:spacing w:after="0" w:line="240" w:lineRule="auto"/>
-              <w:jc w:val="center"/>
-              <w:rPr>
-                <w:rFonts w:ascii="Trebuchet MS" w:eastAsia="Times New Roman" w:hAnsi="Trebuchet MS" w:cs="Times New Roman"/>
-                <w:b/>
-                <w:bCs/>
-                <w:color w:val="000000"/>
-                <w:sz w:val="20"/>
-                <w:szCs w:val="20"/>
-                <w:lang w:val="es-419" w:eastAsia="es-419"/>
-              </w:rPr>
-            </w:pPr>
-          </w:p>
-        </w:tc>
-        <w:tc>
-          <w:tcPr>
-            <w:tcW w:w="1542" w:type="dxa"/>
-            <w:vMerge w:val="restart"/>
-            <w:tcBorders>
-              <w:top w:val="nil"/>
-              <w:left w:val="nil"/>
-              <w:bottom w:val="nil"/>
-              <w:right w:val="nil"/>
-            </w:tcBorders>
-            <w:vAlign w:val="center"/>
-            <w:hideMark/>
-          </w:tcPr>
-          <w:p>
-            <w:pPr>
-              <w:spacing w:after="0" w:line="240" w:lineRule="auto"/>
-              <w:rPr>
-                <w:rFonts w:ascii="Trebuchet MS" w:eastAsia="Times New Roman" w:hAnsi="Trebuchet MS" w:cs="Times New Roman"/>
-                <w:b/>
-                <w:bCs/>
-                <w:color w:val="000000"/>
-                <w:sz w:val="20"/>
-                <w:szCs w:val="20"/>
-                <w:lang w:val="es-419" w:eastAsia="es-419"/>
-              </w:rPr>
-            </w:pPr>
-            <w:r>
-              <w:rPr>
-                <w:rFonts w:ascii="Trebuchet MS" w:eastAsia="Times New Roman" w:hAnsi="Trebuchet MS" w:cs="Times New Roman"/>
-                <w:b/>
-                <w:bCs/>
-                <w:color w:val="000000"/>
-                <w:sz w:val="20"/>
-                <w:szCs w:val="20"/>
-                <w:lang w:val="es-419" w:eastAsia="es-419"/>
-              </w:rPr>
-              <w:t xml:space="preserve"> </w:t>
-            </w:r>
-          </w:p>
-        </w:tc>
-        <w:tc>
-          <w:tcPr>
-            <w:tcW w:w="245" w:type="dxa"/>
-            <w:tcBorders>
-              <w:top w:val="nil"/>
-              <w:left w:val="nil"/>
-              <w:bottom w:val="nil"/>
-              <w:right w:val="nil"/>
-            </w:tcBorders>
-            <w:noWrap/>
-            <w:vAlign w:val="bottom"/>
-            <w:hideMark/>
-          </w:tcPr>
-          <w:p>
-            <w:pPr>
-              <w:spacing w:after="0" w:line="240" w:lineRule="auto"/>
-              <w:jc w:val="center"/>
-              <w:rPr>
-                <w:rFonts w:ascii="Trebuchet MS" w:eastAsia="Times New Roman" w:hAnsi="Trebuchet MS" w:cs="Times New Roman"/>
-                <w:b/>
-                <w:bCs/>
-                <w:color w:val="000000"/>
-                <w:sz w:val="20"/>
-                <w:szCs w:val="20"/>
-                <w:lang w:val="es-419" w:eastAsia="es-419"/>
-              </w:rPr>
-            </w:pPr>
-          </w:p>
-        </w:tc>
-        <w:tc>
-          <w:tcPr>
-            <w:tcW w:w="1566" w:type="dxa"/>
-            <w:vMerge w:val="restart"/>
-            <w:tcBorders>
-              <w:top w:val="nil"/>
-              <w:left w:val="nil"/>
-              <w:bottom w:val="nil"/>
-              <w:right w:val="nil"/>
-            </w:tcBorders>
-            <w:vAlign w:val="center"/>
-            <w:hideMark/>
-          </w:tcPr>
-          <w:p>
-            <w:pPr>
-              <w:spacing w:after="0" w:line="240" w:lineRule="auto"/>
-              <w:rPr>
-                <w:rFonts w:ascii="Trebuchet MS" w:eastAsia="Times New Roman" w:hAnsi="Trebuchet MS" w:cs="Times New Roman"/>
-                <w:b/>
-                <w:bCs/>
-                <w:color w:val="000000"/>
-                <w:sz w:val="20"/>
-                <w:szCs w:val="20"/>
-                <w:lang w:val="es-419" w:eastAsia="es-419"/>
-              </w:rPr>
-            </w:pPr>
-            <w:r>
-              <w:rPr>
-                <w:rFonts w:ascii="Trebuchet MS" w:eastAsia="Times New Roman" w:hAnsi="Trebuchet MS" w:cs="Times New Roman"/>
-                <w:b/>
-                <w:bCs/>
-                <w:color w:val="000000"/>
-                <w:sz w:val="20"/>
-                <w:szCs w:val="20"/>
-                <w:lang w:val="es-419" w:eastAsia="es-419"/>
-              </w:rPr>
-              <w:t xml:space="preserve"> </w:t>
-            </w:r>
-          </w:p>
-        </w:tc>
-        <w:tc>
-          <w:tcPr>
-            <w:tcW w:w="245" w:type="dxa"/>
-            <w:tcBorders>
-              <w:top w:val="nil"/>
-              <w:left w:val="nil"/>
-              <w:bottom w:val="nil"/>
-              <w:right w:val="nil"/>
-            </w:tcBorders>
-            <w:noWrap/>
-            <w:vAlign w:val="bottom"/>
-            <w:hideMark/>
-          </w:tcPr>
-          <w:p>
-            <w:pPr>
-              <w:spacing w:after="0" w:line="240" w:lineRule="auto"/>
-              <w:jc w:val="center"/>
-              <w:rPr>
-                <w:rFonts w:ascii="Trebuchet MS" w:eastAsia="Times New Roman" w:hAnsi="Trebuchet MS" w:cs="Times New Roman"/>
-                <w:b/>
-                <w:bCs/>
-                <w:color w:val="000000"/>
-                <w:sz w:val="20"/>
-                <w:szCs w:val="20"/>
-                <w:lang w:val="es-419" w:eastAsia="es-419"/>
-              </w:rPr>
-            </w:pPr>
-          </w:p>
-        </w:tc>
-        <w:tc>
-          <w:tcPr>
-            <w:tcW w:w="1566" w:type="dxa"/>
-            <w:tcBorders>
-              <w:top w:val="nil"/>
-              <w:left w:val="nil"/>
-              <w:bottom w:val="nil"/>
-              <w:right w:val="nil"/>
-            </w:tcBorders>
-            <w:vAlign w:val="center"/>
-            <w:hideMark/>
-          </w:tcPr>
-          <w:p>
-            <w:pPr>
-              <w:spacing w:after="0" w:line="240" w:lineRule="auto"/>
-              <w:jc w:val="center"/>
-              <w:rPr>
-                <w:rFonts w:ascii="Trebuchet MS" w:eastAsia="Times New Roman" w:hAnsi="Trebuchet MS" w:cs="Times New Roman"/>
-                <w:b/>
-                <w:bCs/>
-                <w:color w:val="000000"/>
-                <w:sz w:val="20"/>
-                <w:szCs w:val="20"/>
-                <w:lang w:val="es-419" w:eastAsia="es-419"/>
-              </w:rPr>
-            </w:pPr>
-            <w:r>
-              <w:rPr>
-                <w:rFonts w:ascii="Trebuchet MS" w:eastAsia="Times New Roman" w:hAnsi="Trebuchet MS" w:cs="Times New Roman"/>
-                <w:b/>
-                <w:bCs/>
-                <w:color w:val="000000"/>
-                <w:sz w:val="20"/>
-                <w:szCs w:val="20"/>
-                <w:lang w:val="es-419" w:eastAsia="es-419"/>
-              </w:rPr>
-              <w:t xml:space="preserve">   </w:t>
-            </w:r>
+            </w:pPr>
           </w:p>
         </w:tc>
       </w:tr>
@@ -28715,69 +28582,127 @@
         <w:tc>
           <w:tcPr>
             <w:tcW w:w="7371" w:type="dxa"/>
-            <w:vMerge/>
-            <w:tcBorders>
-              <w:top w:val="nil"/>
-              <w:left w:val="nil"/>
-              <w:bottom w:val="nil"/>
-              <w:right w:val="nil"/>
-            </w:tcBorders>
-            <w:vAlign w:val="center"/>
-            <w:hideMark/>
-          </w:tcPr>
-          <w:p>
-            <w:pPr>
-              <w:spacing w:after="0" w:line="240" w:lineRule="auto"/>
-              <w:rPr>
-                <w:rFonts w:ascii="Times New Roman" w:eastAsia="Times New Roman" w:hAnsi="Times New Roman" w:cs="Times New Roman"/>
-                <w:sz w:val="24"/>
-                <w:szCs w:val="24"/>
-                <w:lang w:val="es-419" w:eastAsia="es-419"/>
-              </w:rPr>
-            </w:pPr>
-          </w:p>
-        </w:tc>
-        <w:tc>
-          <w:tcPr>
-            <w:tcW w:w="245" w:type="dxa"/>
-            <w:tcBorders>
-              <w:top w:val="nil"/>
-              <w:left w:val="nil"/>
-              <w:bottom w:val="nil"/>
+            <w:tcBorders>
+              <w:top w:val="nil"/>
+              <w:left w:val="nil"/>
+              <w:bottom w:val="nil"/>
+              <w:right w:val="nil"/>
+            </w:tcBorders>
+            <w:noWrap/>
+            <w:vAlign w:val="center"/>
+          </w:tcPr>
+          <w:p>
+            <w:pPr>
+              <w:spacing w:after="0" w:line="240" w:lineRule="auto"/>
+              <w:rPr>
+                <w:rFonts w:ascii="Trebuchet MS" w:eastAsia="Times New Roman" w:hAnsi="Trebuchet MS" w:cs="Times New Roman"/>
+                <w:b/>
+                <w:bCs/>
+                <w:color w:val="000000"/>
+                <w:sz w:val="20"/>
+                <w:szCs w:val="20"/>
+                <w:lang w:val="es-419" w:eastAsia="es-419"/>
+              </w:rPr>
+            </w:pPr>
+          </w:p>
+        </w:tc>
+        <w:tc>
+          <w:tcPr>
+            <w:tcW w:w="245" w:type="dxa"/>
+            <w:tcBorders>
+              <w:top w:val="nil"/>
+              <w:left w:val="nil"/>
+              <w:bottom w:val="nil"/>
+              <w:right w:val="nil"/>
+            </w:tcBorders>
+            <w:noWrap/>
+            <w:vAlign w:val="center"/>
+          </w:tcPr>
+          <w:p>
+            <w:pPr>
+              <w:spacing w:after="0" w:line="240" w:lineRule="auto"/>
+              <w:rPr>
+                <w:rFonts w:ascii="Trebuchet MS" w:eastAsia="Times New Roman" w:hAnsi="Trebuchet MS" w:cs="Times New Roman"/>
+                <w:sz w:val="20"/>
+                <w:szCs w:val="20"/>
+                <w:lang w:val="es-419" w:eastAsia="es-419"/>
+              </w:rPr>
+            </w:pPr>
+          </w:p>
+        </w:tc>
+        <w:tc>
+          <w:tcPr>
+            <w:tcW w:w="1536" w:type="dxa"/>
+            <w:tcBorders>
+              <w:top w:val="nil"/>
+              <w:left w:val="nil"/>
+              <w:right w:val="nil"/>
+            </w:tcBorders>
+            <w:noWrap/>
+            <w:vAlign w:val="center"/>
+          </w:tcPr>
+          <w:p>
+            <w:pPr>
+              <w:spacing w:after="0" w:line="240" w:lineRule="auto"/>
+              <w:rPr>
+                <w:rFonts w:ascii="Trebuchet MS" w:eastAsia="Times New Roman" w:hAnsi="Trebuchet MS" w:cs="Times New Roman"/>
+                <w:b/>
+                <w:bCs/>
+                <w:color w:val="000000"/>
+                <w:sz w:val="18"/>
+                <w:szCs w:val="18"/>
+                <w:lang w:val="es-419" w:eastAsia="es-419"/>
+              </w:rPr>
+            </w:pPr>
+            <w:proofErr w:type="spellStart"/>
+            <w:r>
+              <w:rPr>
+                <w:rFonts w:ascii="Trebuchet MS" w:hAnsi="Trebuchet MS"/>
+                <w:b/>
+                <w:bCs/>
+                <w:sz w:val="18"/>
+                <w:szCs w:val="18"/>
+              </w:rPr>
+              <w:t>Aportaciones</w:t>
+            </w:r>
+            <w:proofErr w:type="spellEnd"/>
+          </w:p>
+        </w:tc>
+        <w:tc>
+          <w:tcPr>
+            <w:tcW w:w="245" w:type="dxa"/>
+            <w:tcBorders>
+              <w:top w:val="nil"/>
+              <w:left w:val="nil"/>
               <w:right w:val="nil"/>
             </w:tcBorders>
             <w:noWrap/>
             <w:vAlign w:val="bottom"/>
-            <w:hideMark/>
-          </w:tcPr>
-          <w:p>
-            <w:pPr>
-              <w:spacing w:after="0" w:line="240" w:lineRule="auto"/>
-              <w:jc w:val="center"/>
+          </w:tcPr>
+          <w:p>
+            <w:pPr>
+              <w:spacing w:after="0" w:line="240" w:lineRule="auto"/>
               <w:rPr>
                 <w:rFonts w:ascii="Trebuchet MS" w:eastAsia="Times New Roman" w:hAnsi="Trebuchet MS" w:cs="Times New Roman"/>
                 <w:b/>
                 <w:bCs/>
-                <w:color w:val="000000"/>
-                <w:sz w:val="20"/>
-                <w:szCs w:val="20"/>
-                <w:lang w:val="es-419" w:eastAsia="es-419"/>
-              </w:rPr>
-            </w:pPr>
-          </w:p>
-        </w:tc>
-        <w:tc>
-          <w:tcPr>
-            <w:tcW w:w="1536" w:type="dxa"/>
-            <w:vMerge/>
-            <w:tcBorders>
-              <w:top w:val="nil"/>
-              <w:left w:val="nil"/>
-              <w:bottom w:val="nil"/>
-              <w:right w:val="nil"/>
-            </w:tcBorders>
-            <w:vAlign w:val="center"/>
-            <w:hideMark/>
+                <w:sz w:val="18"/>
+                <w:szCs w:val="18"/>
+                <w:lang w:val="es-419" w:eastAsia="es-419"/>
+              </w:rPr>
+            </w:pPr>
+          </w:p>
+        </w:tc>
+        <w:tc>
+          <w:tcPr>
+            <w:tcW w:w="1542" w:type="dxa"/>
+            <w:tcBorders>
+              <w:top w:val="nil"/>
+              <w:left w:val="nil"/>
+              <w:right w:val="nil"/>
+            </w:tcBorders>
+            <w:noWrap/>
+            <w:vAlign w:val="center"/>
           </w:tcPr>
           <w:p>
             <w:pPr>
@@ -28787,50 +28712,57 @@
                 <w:b/>
                 <w:bCs/>
                 <w:color w:val="000000"/>
-                <w:sz w:val="20"/>
-                <w:szCs w:val="20"/>
-                <w:lang w:val="es-419" w:eastAsia="es-419"/>
-              </w:rPr>
-            </w:pPr>
-          </w:p>
-        </w:tc>
-        <w:tc>
-          <w:tcPr>
-            <w:tcW w:w="245" w:type="dxa"/>
-            <w:tcBorders>
-              <w:top w:val="nil"/>
-              <w:left w:val="nil"/>
-              <w:bottom w:val="nil"/>
+                <w:sz w:val="18"/>
+                <w:szCs w:val="18"/>
+                <w:lang w:val="es-419" w:eastAsia="es-419"/>
+              </w:rPr>
+            </w:pPr>
+            <w:proofErr w:type="spellStart"/>
+            <w:r>
+              <w:rPr>
+                <w:rFonts w:ascii="Trebuchet MS" w:hAnsi="Trebuchet MS"/>
+                <w:b/>
+                <w:bCs/>
+                <w:sz w:val="18"/>
+                <w:szCs w:val="18"/>
+              </w:rPr>
+              <w:t>Resultados</w:t>
+            </w:r>
+            <w:proofErr w:type="spellEnd"/>
+            <w:r>
+              <w:rPr>
+                <w:rFonts w:ascii="Trebuchet MS" w:hAnsi="Trebuchet MS"/>
+                <w:b/>
+                <w:bCs/>
+                <w:sz w:val="18"/>
+                <w:szCs w:val="18"/>
+              </w:rPr>
+              <w:t xml:space="preserve"> </w:t>
+            </w:r>
+            <w:proofErr w:type="spellStart"/>
+            <w:r>
+              <w:rPr>
+                <w:rFonts w:ascii="Trebuchet MS" w:hAnsi="Trebuchet MS"/>
+                <w:b/>
+                <w:bCs/>
+                <w:sz w:val="18"/>
+                <w:szCs w:val="18"/>
+              </w:rPr>
+              <w:t>acumulados</w:t>
+            </w:r>
+            <w:proofErr w:type="spellEnd"/>
+          </w:p>
+        </w:tc>
+        <w:tc>
+          <w:tcPr>
+            <w:tcW w:w="245" w:type="dxa"/>
+            <w:tcBorders>
+              <w:top w:val="nil"/>
+              <w:left w:val="nil"/>
               <w:right w:val="nil"/>
             </w:tcBorders>
             <w:noWrap/>
             <w:vAlign w:val="bottom"/>
-            <w:hideMark/>
-          </w:tcPr>
-          <w:p>
-            <w:pPr>
-              <w:spacing w:after="0" w:line="240" w:lineRule="auto"/>
-              <w:rPr>
-                <w:rFonts w:ascii="Times New Roman" w:eastAsia="Times New Roman" w:hAnsi="Times New Roman" w:cs="Times New Roman"/>
-                <w:sz w:val="20"/>
-                <w:szCs w:val="20"/>
-                <w:lang w:val="es-419" w:eastAsia="es-419"/>
-              </w:rPr>
-            </w:pPr>
-          </w:p>
-        </w:tc>
-        <w:tc>
-          <w:tcPr>
-            <w:tcW w:w="1542" w:type="dxa"/>
-            <w:vMerge/>
-            <w:tcBorders>
-              <w:top w:val="nil"/>
-              <w:left w:val="nil"/>
-              <w:bottom w:val="nil"/>
-              <w:right w:val="nil"/>
-            </w:tcBorders>
-            <w:vAlign w:val="center"/>
-            <w:hideMark/>
           </w:tcPr>
           <w:p>
             <w:pPr>
@@ -28839,51 +28771,83 @@
                 <w:rFonts w:ascii="Trebuchet MS" w:eastAsia="Times New Roman" w:hAnsi="Trebuchet MS" w:cs="Times New Roman"/>
                 <w:b/>
                 <w:bCs/>
-                <w:color w:val="000000"/>
-                <w:sz w:val="20"/>
-                <w:szCs w:val="20"/>
-                <w:lang w:val="es-419" w:eastAsia="es-419"/>
-              </w:rPr>
-            </w:pPr>
-          </w:p>
-        </w:tc>
-        <w:tc>
-          <w:tcPr>
-            <w:tcW w:w="245" w:type="dxa"/>
-            <w:tcBorders>
-              <w:top w:val="nil"/>
-              <w:left w:val="nil"/>
-              <w:bottom w:val="nil"/>
+                <w:sz w:val="18"/>
+                <w:szCs w:val="18"/>
+                <w:lang w:val="es-419" w:eastAsia="es-419"/>
+              </w:rPr>
+            </w:pPr>
+          </w:p>
+        </w:tc>
+        <w:tc>
+          <w:tcPr>
+            <w:tcW w:w="1566" w:type="dxa"/>
+            <w:tcBorders>
+              <w:top w:val="nil"/>
+              <w:left w:val="nil"/>
+              <w:right w:val="nil"/>
+            </w:tcBorders>
+            <w:noWrap/>
+            <w:vAlign w:val="center"/>
+          </w:tcPr>
+          <w:p>
+            <w:pPr>
+              <w:spacing w:after="0" w:line="240" w:lineRule="auto"/>
+              <w:rPr>
+                <w:rFonts w:ascii="Trebuchet MS" w:eastAsia="Times New Roman" w:hAnsi="Trebuchet MS" w:cs="Times New Roman"/>
+                <w:b/>
+                <w:bCs/>
+                <w:color w:val="000000"/>
+                <w:sz w:val="18"/>
+                <w:szCs w:val="18"/>
+                <w:lang w:val="es-419" w:eastAsia="es-419"/>
+              </w:rPr>
+            </w:pPr>
+            <w:proofErr w:type="spellStart"/>
+            <w:r>
+              <w:rPr>
+                <w:rFonts w:ascii="Trebuchet MS" w:hAnsi="Trebuchet MS"/>
+                <w:b/>
+                <w:bCs/>
+                <w:sz w:val="18"/>
+                <w:szCs w:val="18"/>
+              </w:rPr>
+              <w:t>Resultado</w:t>
+            </w:r>
+            <w:proofErr w:type="spellEnd"/>
+            <w:r>
+              <w:rPr>
+                <w:rFonts w:ascii="Trebuchet MS" w:hAnsi="Trebuchet MS"/>
+                <w:b/>
+                <w:bCs/>
+                <w:sz w:val="18"/>
+                <w:szCs w:val="18"/>
+              </w:rPr>
+              <w:t xml:space="preserve"> del </w:t>
+            </w:r>
+            <w:proofErr w:type="spellStart"/>
+            <w:r>
+              <w:rPr>
+                <w:rFonts w:ascii="Trebuchet MS" w:hAnsi="Trebuchet MS"/>
+                <w:b/>
+                <w:bCs/>
+                <w:sz w:val="18"/>
+                <w:szCs w:val="18"/>
+              </w:rPr>
+              <w:t>ejercicio</w:t>
+            </w:r>
+            <w:proofErr w:type="spellEnd"/>
+          </w:p>
+        </w:tc>
+        <w:tc>
+          <w:tcPr>
+            <w:tcW w:w="245" w:type="dxa"/>
+            <w:tcBorders>
+              <w:top w:val="nil"/>
+              <w:left w:val="nil"/>
               <w:right w:val="nil"/>
             </w:tcBorders>
             <w:noWrap/>
             <w:vAlign w:val="bottom"/>
-            <w:hideMark/>
-          </w:tcPr>
-          <w:p>
-            <w:pPr>
-              <w:spacing w:after="0" w:line="240" w:lineRule="auto"/>
-              <w:rPr>
-                <w:rFonts w:ascii="Times New Roman" w:eastAsia="Times New Roman" w:hAnsi="Times New Roman" w:cs="Times New Roman"/>
-                <w:sz w:val="20"/>
-                <w:szCs w:val="20"/>
-                <w:lang w:val="es-419" w:eastAsia="es-419"/>
-              </w:rPr>
-            </w:pPr>
-          </w:p>
-        </w:tc>
-        <w:tc>
-          <w:tcPr>
-            <w:tcW w:w="1566" w:type="dxa"/>
-            <w:vMerge/>
-            <w:tcBorders>
-              <w:top w:val="nil"/>
-              <w:left w:val="nil"/>
-              <w:bottom w:val="nil"/>
-              <w:right w:val="nil"/>
-            </w:tcBorders>
-            <w:vAlign w:val="center"/>
-            <w:hideMark/>
           </w:tcPr>
           <w:p>
             <w:pPr>
@@ -28892,50 +28856,23 @@
                 <w:rFonts w:ascii="Trebuchet MS" w:eastAsia="Times New Roman" w:hAnsi="Trebuchet MS" w:cs="Times New Roman"/>
                 <w:b/>
                 <w:bCs/>
-                <w:color w:val="000000"/>
-                <w:sz w:val="20"/>
-                <w:szCs w:val="20"/>
-                <w:lang w:val="es-419" w:eastAsia="es-419"/>
-              </w:rPr>
-            </w:pPr>
-          </w:p>
-        </w:tc>
-        <w:tc>
-          <w:tcPr>
-            <w:tcW w:w="245" w:type="dxa"/>
-            <w:tcBorders>
-              <w:top w:val="nil"/>
-              <w:left w:val="nil"/>
-              <w:bottom w:val="nil"/>
+                <w:sz w:val="18"/>
+                <w:szCs w:val="18"/>
+                <w:lang w:val="es-419" w:eastAsia="es-419"/>
+              </w:rPr>
+            </w:pPr>
+          </w:p>
+        </w:tc>
+        <w:tc>
+          <w:tcPr>
+            <w:tcW w:w="1566" w:type="dxa"/>
+            <w:tcBorders>
+              <w:top w:val="nil"/>
+              <w:left w:val="nil"/>
               <w:right w:val="nil"/>
             </w:tcBorders>
             <w:noWrap/>
-            <w:vAlign w:val="bottom"/>
-            <w:hideMark/>
-          </w:tcPr>
-          <w:p>
-            <w:pPr>
-              <w:spacing w:after="0" w:line="240" w:lineRule="auto"/>
-              <w:rPr>
-                <w:rFonts w:ascii="Times New Roman" w:eastAsia="Times New Roman" w:hAnsi="Times New Roman" w:cs="Times New Roman"/>
-                <w:sz w:val="20"/>
-                <w:szCs w:val="20"/>
-                <w:lang w:val="es-419" w:eastAsia="es-419"/>
-              </w:rPr>
-            </w:pPr>
-          </w:p>
-        </w:tc>
-        <w:tc>
-          <w:tcPr>
-            <w:tcW w:w="1566" w:type="dxa"/>
-            <w:tcBorders>
-              <w:top w:val="nil"/>
-              <w:left w:val="nil"/>
-              <w:bottom w:val="nil"/>
-              <w:right w:val="nil"/>
-            </w:tcBorders>
-            <w:vAlign w:val="center"/>
-            <w:hideMark/>
+            <w:vAlign w:val="center"/>
           </w:tcPr>
           <w:p>
             <w:pPr>
@@ -28945,22 +28882,48 @@
                 <w:b/>
                 <w:bCs/>
                 <w:color w:val="000000"/>
-                <w:sz w:val="20"/>
-                <w:szCs w:val="20"/>
-                <w:lang w:val="es-419" w:eastAsia="es-419"/>
-              </w:rPr>
-            </w:pPr>
+                <w:sz w:val="18"/>
+                <w:szCs w:val="18"/>
+                <w:lang w:val="es-419" w:eastAsia="es-419"/>
+              </w:rPr>
+            </w:pPr>
+            <w:proofErr w:type="gramStart"/>
             <w:r>
               <w:rPr>
                 <w:rFonts w:ascii="Trebuchet MS" w:eastAsia="Times New Roman" w:hAnsi="Trebuchet MS" w:cs="Times New Roman"/>
                 <w:b/>
                 <w:bCs/>
                 <w:color w:val="000000"/>
-                <w:sz w:val="20"/>
-                <w:szCs w:val="20"/>
-                <w:lang w:val="es-419" w:eastAsia="es-419"/>
-              </w:rPr>
-              <w:t xml:space="preserve"> </w:t>
+                <w:sz w:val="18"/>
+                <w:szCs w:val="18"/>
+                <w:lang w:val="es-419" w:eastAsia="es-419"/>
+              </w:rPr>
+              <w:t>T</w:t>
+            </w:r>
+            <w:r>
+              <w:rPr>
+                <w:rFonts w:ascii="Trebuchet MS" w:eastAsia="Times New Roman" w:hAnsi="Trebuchet MS" w:cs="Times New Roman"/>
+                <w:b/>
+                <w:bCs/>
+                <w:color w:val="000000"/>
+                <w:sz w:val="18"/>
+                <w:szCs w:val="18"/>
+                <w:lang w:val="es-419" w:eastAsia="es-419"/>
+              </w:rPr>
+              <w:t>otal</w:t>
+            </w:r>
+            <w:proofErr w:type="gramEnd"/>
+            <w:r>
+              <w:rPr>
+                <w:rFonts w:ascii="Trebuchet MS" w:eastAsia="Times New Roman" w:hAnsi="Trebuchet MS" w:cs="Times New Roman"/>
+                <w:b/>
+                <w:bCs/>
+                <w:color w:val="000000"/>
+                <w:sz w:val="18"/>
+                <w:szCs w:val="18"/>
+                <w:lang w:val="es-419" w:eastAsia="es-419"/>
+              </w:rPr>
+              <w:t xml:space="preserve"> de patrimonio</w:t>
             </w:r>
           </w:p>
         </w:tc>
@@ -28984,7 +28947,6 @@
           <w:p>
             <w:pPr>
               <w:spacing w:after="0" w:line="240" w:lineRule="auto"/>
-              <w:jc w:val="center"/>
               <w:rPr>
                 <w:rFonts w:ascii="Trebuchet MS" w:eastAsia="Times New Roman" w:hAnsi="Trebuchet MS" w:cs="Times New Roman"/>
                 <w:b/>
@@ -29013,7 +28975,7 @@
             <w:pPr>
               <w:spacing w:after="0" w:line="240" w:lineRule="auto"/>
               <w:rPr>
-                <w:rFonts w:ascii="Times New Roman" w:eastAsia="Times New Roman" w:hAnsi="Times New Roman" w:cs="Times New Roman"/>
+                <w:rFonts w:ascii="Trebuchet MS" w:eastAsia="Times New Roman" w:hAnsi="Trebuchet MS" w:cs="Times New Roman"/>
                 <w:sz w:val="20"/>
                 <w:szCs w:val="20"/>
                 <w:lang w:val="es-419" w:eastAsia="es-419"/>
@@ -29035,7 +28997,6 @@
           <w:p>
             <w:pPr>
               <w:spacing w:after="0" w:line="240" w:lineRule="auto"/>
-              <w:ind w:left="247"/>
               <w:rPr>
                 <w:rFonts w:ascii="Trebuchet MS" w:eastAsia="Times New Roman" w:hAnsi="Trebuchet MS" w:cs="Times New Roman"/>
                 <w:b/>
@@ -29046,18 +29007,55 @@
                 <w:lang w:val="es-419" w:eastAsia="es-419"/>
               </w:rPr>
             </w:pPr>
-            <w:r>
+          </w:p>
+        </w:tc>
+        <w:tc>
+          <w:tcPr>
+            <w:tcW w:w="245" w:type="dxa"/>
+            <w:tcBorders>
+              <w:top w:val="nil"/>
+              <w:left w:val="nil"/>
+              <w:right w:val="nil"/>
+            </w:tcBorders>
+            <w:noWrap/>
+            <w:vAlign w:val="bottom"/>
+          </w:tcPr>
+          <w:p>
+            <w:pPr>
+              <w:spacing w:after="0" w:line="240" w:lineRule="auto"/>
+              <w:rPr>
+                <w:rFonts w:ascii="Trebuchet MS" w:eastAsia="Times New Roman" w:hAnsi="Trebuchet MS" w:cs="Times New Roman"/>
+                <w:sz w:val="20"/>
+                <w:szCs w:val="20"/>
+                <w:lang w:val="es-419" w:eastAsia="es-419"/>
+              </w:rPr>
+            </w:pPr>
+          </w:p>
+        </w:tc>
+        <w:tc>
+          <w:tcPr>
+            <w:tcW w:w="1542" w:type="dxa"/>
+            <w:tcBorders>
+              <w:top w:val="nil"/>
+              <w:left w:val="nil"/>
+              <w:right w:val="nil"/>
+            </w:tcBorders>
+            <w:noWrap/>
+            <w:vAlign w:val="center"/>
+          </w:tcPr>
+          <w:p>
+            <w:pPr>
+              <w:spacing w:after="0" w:line="240" w:lineRule="auto"/>
               <w:rPr>
                 <w:rFonts w:ascii="Trebuchet MS" w:eastAsia="Times New Roman" w:hAnsi="Trebuchet MS" w:cs="Times New Roman"/>
                 <w:b/>
                 <w:bCs/>
                 <w:color w:val="000000"/>
-                <w:sz w:val="16"/>
-                <w:szCs w:val="16"/>
-                <w:lang w:val="es-419" w:eastAsia="es-419"/>
-              </w:rPr>
-              <w:t>Patrimonio</w:t>
-            </w:r>
+                <w:sz w:val="20"/>
+                <w:szCs w:val="20"/>
+                <w:lang w:val="es-419" w:eastAsia="es-419"/>
+              </w:rPr>
+            </w:pPr>
           </w:p>
         </w:tc>
         <w:tc>
@@ -29075,17 +29073,17 @@
             <w:pPr>
               <w:spacing w:after="0" w:line="240" w:lineRule="auto"/>
               <w:rPr>
-                <w:rFonts w:ascii="Times New Roman" w:eastAsia="Times New Roman" w:hAnsi="Times New Roman" w:cs="Times New Roman"/>
-                <w:sz w:val="20"/>
-                <w:szCs w:val="20"/>
-                <w:lang w:val="es-419" w:eastAsia="es-419"/>
-              </w:rPr>
-            </w:pPr>
-          </w:p>
-        </w:tc>
-        <w:tc>
-          <w:tcPr>
-            <w:tcW w:w="1542" w:type="dxa"/>
+                <w:rFonts w:ascii="Trebuchet MS" w:eastAsia="Times New Roman" w:hAnsi="Trebuchet MS" w:cs="Times New Roman"/>
+                <w:sz w:val="20"/>
+                <w:szCs w:val="20"/>
+                <w:lang w:val="es-419" w:eastAsia="es-419"/>
+              </w:rPr>
+            </w:pPr>
+          </w:p>
+        </w:tc>
+        <w:tc>
+          <w:tcPr>
+            <w:tcW w:w="1566" w:type="dxa"/>
             <w:tcBorders>
               <w:top w:val="nil"/>
               <w:left w:val="nil"/>
@@ -29097,7 +29095,6 @@
           <w:p>
             <w:pPr>
               <w:spacing w:after="0" w:line="240" w:lineRule="auto"/>
-              <w:ind w:left="173"/>
               <w:rPr>
                 <w:rFonts w:ascii="Trebuchet MS" w:eastAsia="Times New Roman" w:hAnsi="Trebuchet MS" w:cs="Times New Roman"/>
                 <w:b/>
@@ -29108,158 +29105,55 @@
                 <w:lang w:val="es-419" w:eastAsia="es-419"/>
               </w:rPr>
             </w:pPr>
-            <w:r>
+          </w:p>
+        </w:tc>
+        <w:tc>
+          <w:tcPr>
+            <w:tcW w:w="245" w:type="dxa"/>
+            <w:tcBorders>
+              <w:top w:val="nil"/>
+              <w:left w:val="nil"/>
+              <w:right w:val="nil"/>
+            </w:tcBorders>
+            <w:noWrap/>
+            <w:vAlign w:val="bottom"/>
+          </w:tcPr>
+          <w:p>
+            <w:pPr>
+              <w:spacing w:after="0" w:line="240" w:lineRule="auto"/>
+              <w:rPr>
+                <w:rFonts w:ascii="Trebuchet MS" w:eastAsia="Times New Roman" w:hAnsi="Trebuchet MS" w:cs="Times New Roman"/>
+                <w:sz w:val="20"/>
+                <w:szCs w:val="20"/>
+                <w:lang w:val="es-419" w:eastAsia="es-419"/>
+              </w:rPr>
+            </w:pPr>
+          </w:p>
+        </w:tc>
+        <w:tc>
+          <w:tcPr>
+            <w:tcW w:w="1566" w:type="dxa"/>
+            <w:tcBorders>
+              <w:top w:val="nil"/>
+              <w:left w:val="nil"/>
+              <w:right w:val="nil"/>
+            </w:tcBorders>
+            <w:noWrap/>
+            <w:vAlign w:val="center"/>
+          </w:tcPr>
+          <w:p>
+            <w:pPr>
+              <w:spacing w:after="0" w:line="240" w:lineRule="auto"/>
               <w:rPr>
                 <w:rFonts w:ascii="Trebuchet MS" w:eastAsia="Times New Roman" w:hAnsi="Trebuchet MS" w:cs="Times New Roman"/>
                 <w:b/>
                 <w:bCs/>
                 <w:color w:val="000000"/>
-                <w:sz w:val="16"/>
-                <w:szCs w:val="16"/>
-                <w:lang w:val="es-419" w:eastAsia="es-419"/>
-              </w:rPr>
-              <w:t xml:space="preserve"> Resultados acumulados </w:t>
-            </w:r>
-          </w:p>
-        </w:tc>
-        <w:tc>
-          <w:tcPr>
-            <w:tcW w:w="245" w:type="dxa"/>
-            <w:tcBorders>
-              <w:top w:val="nil"/>
-              <w:left w:val="nil"/>
-              <w:right w:val="nil"/>
-            </w:tcBorders>
-            <w:noWrap/>
-            <w:vAlign w:val="bottom"/>
-          </w:tcPr>
-          <w:p>
-            <w:pPr>
-              <w:spacing w:after="0" w:line="240" w:lineRule="auto"/>
-              <w:rPr>
-                <w:rFonts w:ascii="Times New Roman" w:eastAsia="Times New Roman" w:hAnsi="Times New Roman" w:cs="Times New Roman"/>
-                <w:sz w:val="20"/>
-                <w:szCs w:val="20"/>
-                <w:lang w:val="es-419" w:eastAsia="es-419"/>
-              </w:rPr>
-            </w:pPr>
-          </w:p>
-        </w:tc>
-        <w:tc>
-          <w:tcPr>
-            <w:tcW w:w="1566" w:type="dxa"/>
-            <w:tcBorders>
-              <w:top w:val="nil"/>
-              <w:left w:val="nil"/>
-              <w:right w:val="nil"/>
-            </w:tcBorders>
-            <w:noWrap/>
-            <w:vAlign w:val="center"/>
-          </w:tcPr>
-          <w:p>
-            <w:pPr>
-              <w:spacing w:after="0" w:line="240" w:lineRule="auto"/>
-              <w:ind w:left="-200"/>
-              <w:jc w:val="center"/>
-              <w:rPr>
-                <w:rFonts w:ascii="Trebuchet MS" w:eastAsia="Times New Roman" w:hAnsi="Trebuchet MS" w:cs="Times New Roman"/>
-                <w:b/>
-                <w:bCs/>
-                <w:color w:val="000000"/>
-                <w:sz w:val="20"/>
-                <w:szCs w:val="20"/>
-                <w:lang w:val="es-419" w:eastAsia="es-419"/>
-              </w:rPr>
-            </w:pPr>
-            <w:r>
-              <w:rPr>
-                <w:rFonts w:ascii="Trebuchet MS" w:eastAsia="Times New Roman" w:hAnsi="Trebuchet MS" w:cs="Times New Roman"/>
-                <w:b/>
-                <w:bCs/>
-                <w:color w:val="000000"/>
-                <w:sz w:val="16"/>
-                <w:szCs w:val="16"/>
-                <w:lang w:val="es-419" w:eastAsia="es-419"/>
-              </w:rPr>
-              <w:t>Resultado del ejercicio</w:t>
-            </w:r>
-          </w:p>
-        </w:tc>
-        <w:tc>
-          <w:tcPr>
-            <w:tcW w:w="245" w:type="dxa"/>
-            <w:tcBorders>
-              <w:top w:val="nil"/>
-              <w:left w:val="nil"/>
-              <w:right w:val="nil"/>
-            </w:tcBorders>
-            <w:noWrap/>
-            <w:vAlign w:val="bottom"/>
-          </w:tcPr>
-          <w:p>
-            <w:pPr>
-              <w:spacing w:after="0" w:line="240" w:lineRule="auto"/>
-              <w:rPr>
-                <w:rFonts w:ascii="Times New Roman" w:eastAsia="Times New Roman" w:hAnsi="Times New Roman" w:cs="Times New Roman"/>
-                <w:sz w:val="20"/>
-                <w:szCs w:val="20"/>
-                <w:lang w:val="es-419" w:eastAsia="es-419"/>
-              </w:rPr>
-            </w:pPr>
-          </w:p>
-        </w:tc>
-        <w:tc>
-          <w:tcPr>
-            <w:tcW w:w="1566" w:type="dxa"/>
-            <w:tcBorders>
-              <w:top w:val="nil"/>
-              <w:left w:val="nil"/>
-              <w:right w:val="nil"/>
-            </w:tcBorders>
-            <w:noWrap/>
-            <w:vAlign w:val="center"/>
-          </w:tcPr>
-          <w:p>
-            <w:pPr>
-              <w:spacing w:after="0" w:line="240" w:lineRule="auto"/>
-              <w:ind w:left="-18"/>
-              <w:jc w:val="center"/>
-              <w:rPr>
-                <w:rFonts w:ascii="Trebuchet MS" w:eastAsia="Times New Roman" w:hAnsi="Trebuchet MS" w:cs="Times New Roman"/>
-                <w:b/>
-                <w:bCs/>
-                <w:color w:val="000000"/>
-                <w:sz w:val="20"/>
-                <w:szCs w:val="20"/>
-                <w:lang w:val="es-419" w:eastAsia="es-419"/>
-              </w:rPr>
-            </w:pPr>
-            <w:proofErr w:type="gramStart"/>
-            <w:r>
-              <w:rPr>
-                <w:rFonts w:ascii="Trebuchet MS" w:eastAsia="Times New Roman" w:hAnsi="Trebuchet MS" w:cs="Times New Roman"/>
-                <w:b/>
-                <w:bCs/>
-                <w:color w:val="000000"/>
-                <w:sz w:val="16"/>
-                <w:szCs w:val="16"/>
-                <w:lang w:val="es-419" w:eastAsia="es-419"/>
-              </w:rPr>
-              <w:t>Total</w:t>
-            </w:r>
-            <w:proofErr w:type="gramEnd"/>
-            <w:r>
-              <w:rPr>
-                <w:rFonts w:ascii="Trebuchet MS" w:eastAsia="Times New Roman" w:hAnsi="Trebuchet MS" w:cs="Times New Roman"/>
-                <w:b/>
-                <w:bCs/>
-                <w:color w:val="000000"/>
-                <w:sz w:val="16"/>
-                <w:szCs w:val="16"/>
-                <w:lang w:val="es-419" w:eastAsia="es-419"/>
-              </w:rPr>
-              <w:t xml:space="preserve"> de patrimonio</w:t>
-            </w:r>
+                <w:sz w:val="20"/>
+                <w:szCs w:val="20"/>
+                <w:lang w:val="es-419" w:eastAsia="es-419"/>
+              </w:rPr>
+            </w:pPr>
           </w:p>
         </w:tc>
       </w:tr>
@@ -29276,8 +29170,44 @@
               <w:bottom w:val="nil"/>
               <w:right w:val="nil"/>
             </w:tcBorders>
+            <w:vAlign w:val="center"/>
+            <w:hideMark/>
+          </w:tcPr>
+          <w:p>
+            <w:pPr>
+              <w:spacing w:after="0" w:line="240" w:lineRule="auto"/>
+              <w:rPr>
+                <w:rFonts w:ascii="Trebuchet MS" w:eastAsia="Times New Roman" w:hAnsi="Trebuchet MS" w:cs="Times New Roman"/>
+                <w:color w:val="000000"/>
+                <w:sz w:val="20"/>
+                <w:szCs w:val="20"/>
+                <w:lang w:val="es-419" w:eastAsia="es-419"/>
+              </w:rPr>
+            </w:pPr>
+            <w:r>
+              <w:rPr>
+                <w:rFonts w:ascii="Trebuchet MS" w:eastAsia="Times New Roman" w:hAnsi="Trebuchet MS" w:cs="Times New Roman"/>
+                <w:color w:val="000000"/>
+                <w:sz w:val="20"/>
+                <w:szCs w:val="20"/>
+                <w:lang w:val="es-419" w:eastAsia="es-419"/>
+              </w:rPr>
+              <w:t>Saldo al 31 de diciembre 2022</w:t>
+            </w:r>
+          </w:p>
+        </w:tc>
+        <w:tc>
+          <w:tcPr>
+            <w:tcW w:w="245" w:type="dxa"/>
+            <w:tcBorders>
+              <w:top w:val="nil"/>
+              <w:left w:val="nil"/>
+              <w:bottom w:val="nil"/>
+              <w:right w:val="nil"/>
+            </w:tcBorders>
             <w:noWrap/>
             <w:vAlign w:val="center"/>
+            <w:hideMark/>
           </w:tcPr>
           <w:p>
             <w:pPr>
@@ -29285,14 +29215,60 @@
               <w:jc w:val="center"/>
               <w:rPr>
                 <w:rFonts w:ascii="Trebuchet MS" w:eastAsia="Times New Roman" w:hAnsi="Trebuchet MS" w:cs="Times New Roman"/>
-                <w:b/>
-                <w:bCs/>
-                <w:color w:val="000000"/>
-                <w:sz w:val="20"/>
-                <w:szCs w:val="20"/>
-                <w:lang w:val="es-419" w:eastAsia="es-419"/>
-              </w:rPr>
-            </w:pPr>
+                <w:color w:val="000000"/>
+                <w:sz w:val="20"/>
+                <w:szCs w:val="20"/>
+                <w:lang w:val="es-419" w:eastAsia="es-419"/>
+              </w:rPr>
+            </w:pPr>
+            <w:r>
+              <w:rPr>
+                <w:rFonts w:ascii="Trebuchet MS" w:eastAsia="Times New Roman" w:hAnsi="Trebuchet MS" w:cs="Times New Roman"/>
+                <w:color w:val="000000"/>
+                <w:sz w:val="20"/>
+                <w:szCs w:val="20"/>
+                <w:lang w:val="es-419" w:eastAsia="es-419"/>
+              </w:rPr>
+              <w:t>$</w:t>
+            </w:r>
+          </w:p>
+        </w:tc>
+        <w:tc>
+          <w:tcPr>
+            <w:tcW w:w="1536" w:type="dxa"/>
+            <w:tcBorders>
+              <w:top w:val="nil"/>
+              <w:left w:val="nil"/>
+              <w:bottom w:val="nil"/>
+              <w:right w:val="nil"/>
+            </w:tcBorders>
+            <w:vAlign w:val="center"/>
+            <w:hideMark/>
+          </w:tcPr>
+          <w:p>
+            <w:pPr>
+              <w:tabs>
+                <w:tab w:val="decimal" w:pos="1245"/>
+              </w:tabs>
+              <w:spacing w:after="0" w:line="240" w:lineRule="auto"/>
+              <w:rPr>
+                <w:rFonts w:ascii="Trebuchet MS" w:eastAsia="Times New Roman" w:hAnsi="Trebuchet MS" w:cs="Times New Roman"/>
+                <w:color w:val="000000"/>
+                <w:sz w:val="20"/>
+                <w:szCs w:val="20"/>
+                <w:lang w:val="es-419" w:eastAsia="es-419"/>
+              </w:rPr>
+            </w:pPr>
+            <w:r>
+              <w:rPr>
+                <w:rFonts w:ascii="Trebuchet MS" w:eastAsia="Times New Roman" w:hAnsi="Trebuchet MS" w:cs="Times New Roman"/>
+                <w:color w:val="000000"/>
+                <w:sz w:val="20"/>
+                <w:szCs w:val="20"/>
+                <w:lang w:val="es-419" w:eastAsia="es-419"/>
+              </w:rPr>
+              <w:t>272,972</w:t>
+            </w:r>
           </w:p>
         </w:tc>
         <w:tc>
@@ -29306,116 +29282,177 @@
             </w:tcBorders>
             <w:noWrap/>
             <w:vAlign w:val="center"/>
-          </w:tcPr>
-          <w:p>
-            <w:pPr>
-              <w:spacing w:after="0" w:line="240" w:lineRule="auto"/>
-              <w:rPr>
-                <w:rFonts w:ascii="Times New Roman" w:eastAsia="Times New Roman" w:hAnsi="Times New Roman" w:cs="Times New Roman"/>
-                <w:sz w:val="20"/>
-                <w:szCs w:val="20"/>
-                <w:lang w:val="es-419" w:eastAsia="es-419"/>
-              </w:rPr>
-            </w:pPr>
-          </w:p>
-        </w:tc>
-        <w:tc>
-          <w:tcPr>
-            <w:tcW w:w="1536" w:type="dxa"/>
-            <w:tcBorders>
-              <w:top w:val="nil"/>
-              <w:left w:val="nil"/>
+            <w:hideMark/>
+          </w:tcPr>
+          <w:p>
+            <w:pPr>
+              <w:spacing w:after="0" w:line="240" w:lineRule="auto"/>
+              <w:rPr>
+                <w:rFonts w:ascii="Trebuchet MS" w:eastAsia="Times New Roman" w:hAnsi="Trebuchet MS" w:cs="Times New Roman"/>
+                <w:color w:val="000000"/>
+                <w:sz w:val="20"/>
+                <w:szCs w:val="20"/>
+                <w:lang w:val="es-419" w:eastAsia="es-419"/>
+              </w:rPr>
+            </w:pPr>
+            <w:r>
+              <w:rPr>
+                <w:rFonts w:ascii="Trebuchet MS" w:eastAsia="Times New Roman" w:hAnsi="Trebuchet MS" w:cs="Times New Roman"/>
+                <w:color w:val="000000"/>
+                <w:sz w:val="20"/>
+                <w:szCs w:val="20"/>
+                <w:lang w:val="es-419" w:eastAsia="es-419"/>
+              </w:rPr>
+              <w:t>$</w:t>
+            </w:r>
+          </w:p>
+        </w:tc>
+        <w:tc>
+          <w:tcPr>
+            <w:tcW w:w="1542" w:type="dxa"/>
+            <w:tcBorders>
+              <w:top w:val="nil"/>
+              <w:left w:val="nil"/>
+              <w:bottom w:val="nil"/>
+              <w:right w:val="nil"/>
+            </w:tcBorders>
+            <w:vAlign w:val="center"/>
+            <w:hideMark/>
+          </w:tcPr>
+          <w:p>
+            <w:pPr>
+              <w:tabs>
+                <w:tab w:val="decimal" w:pos="1172"/>
+              </w:tabs>
+              <w:spacing w:after="0" w:line="240" w:lineRule="auto"/>
+              <w:rPr>
+                <w:rFonts w:ascii="Trebuchet MS" w:eastAsia="Times New Roman" w:hAnsi="Trebuchet MS" w:cs="Times New Roman"/>
+                <w:color w:val="000000"/>
+                <w:sz w:val="20"/>
+                <w:szCs w:val="20"/>
+                <w:lang w:val="es-419" w:eastAsia="es-419"/>
+              </w:rPr>
+            </w:pPr>
+            <w:r>
+              <w:rPr>
+                <w:rFonts w:ascii="Trebuchet MS" w:eastAsia="Times New Roman" w:hAnsi="Trebuchet MS" w:cs="Times New Roman"/>
+                <w:color w:val="000000"/>
+                <w:sz w:val="20"/>
+                <w:szCs w:val="20"/>
+                <w:lang w:val="es-419" w:eastAsia="es-419"/>
+              </w:rPr>
+              <w:t>(101)</w:t>
+            </w:r>
+          </w:p>
+        </w:tc>
+        <w:tc>
+          <w:tcPr>
+            <w:tcW w:w="245" w:type="dxa"/>
+            <w:tcBorders>
+              <w:top w:val="nil"/>
+              <w:left w:val="nil"/>
+              <w:bottom w:val="nil"/>
               <w:right w:val="nil"/>
             </w:tcBorders>
             <w:noWrap/>
             <w:vAlign w:val="center"/>
-          </w:tcPr>
-          <w:p>
-            <w:pPr>
-              <w:spacing w:after="0" w:line="240" w:lineRule="auto"/>
-              <w:jc w:val="center"/>
-              <w:rPr>
-                <w:rFonts w:ascii="Trebuchet MS" w:eastAsia="Times New Roman" w:hAnsi="Trebuchet MS" w:cs="Times New Roman"/>
-                <w:b/>
-                <w:bCs/>
-                <w:color w:val="000000"/>
-                <w:sz w:val="20"/>
-                <w:szCs w:val="20"/>
-                <w:lang w:val="es-419" w:eastAsia="es-419"/>
-              </w:rPr>
-            </w:pPr>
-          </w:p>
-        </w:tc>
-        <w:tc>
-          <w:tcPr>
-            <w:tcW w:w="245" w:type="dxa"/>
-            <w:tcBorders>
-              <w:top w:val="nil"/>
-              <w:left w:val="nil"/>
+            <w:hideMark/>
+          </w:tcPr>
+          <w:p>
+            <w:pPr>
+              <w:spacing w:after="0" w:line="240" w:lineRule="auto"/>
+              <w:rPr>
+                <w:rFonts w:ascii="Trebuchet MS" w:eastAsia="Times New Roman" w:hAnsi="Trebuchet MS" w:cs="Times New Roman"/>
+                <w:color w:val="000000"/>
+                <w:sz w:val="20"/>
+                <w:szCs w:val="20"/>
+                <w:lang w:val="es-419" w:eastAsia="es-419"/>
+              </w:rPr>
+            </w:pPr>
+            <w:r>
+              <w:rPr>
+                <w:rFonts w:ascii="Trebuchet MS" w:eastAsia="Times New Roman" w:hAnsi="Trebuchet MS" w:cs="Times New Roman"/>
+                <w:color w:val="000000"/>
+                <w:sz w:val="20"/>
+                <w:szCs w:val="20"/>
+                <w:lang w:val="es-419" w:eastAsia="es-419"/>
+              </w:rPr>
+              <w:t>$</w:t>
+            </w:r>
+          </w:p>
+        </w:tc>
+        <w:tc>
+          <w:tcPr>
+            <w:tcW w:w="1566" w:type="dxa"/>
+            <w:tcBorders>
+              <w:top w:val="nil"/>
+              <w:left w:val="nil"/>
+              <w:bottom w:val="nil"/>
+              <w:right w:val="nil"/>
+            </w:tcBorders>
+            <w:vAlign w:val="center"/>
+            <w:hideMark/>
+          </w:tcPr>
+          <w:p>
+            <w:pPr>
+              <w:tabs>
+                <w:tab w:val="decimal" w:pos="1219"/>
+              </w:tabs>
+              <w:spacing w:after="0" w:line="240" w:lineRule="auto"/>
+              <w:rPr>
+                <w:rFonts w:ascii="Trebuchet MS" w:eastAsia="Times New Roman" w:hAnsi="Trebuchet MS" w:cs="Times New Roman"/>
+                <w:color w:val="000000"/>
+                <w:sz w:val="20"/>
+                <w:szCs w:val="20"/>
+                <w:lang w:val="es-419" w:eastAsia="es-419"/>
+              </w:rPr>
+            </w:pPr>
+            <w:r>
+              <w:rPr>
+                <w:rFonts w:ascii="Trebuchet MS" w:eastAsia="Times New Roman" w:hAnsi="Trebuchet MS" w:cs="Times New Roman"/>
+                <w:color w:val="000000"/>
+                <w:sz w:val="20"/>
+                <w:szCs w:val="20"/>
+                <w:lang w:val="es-419" w:eastAsia="es-419"/>
+              </w:rPr>
+              <w:t>(292)</w:t>
+            </w:r>
+          </w:p>
+        </w:tc>
+        <w:tc>
+          <w:tcPr>
+            <w:tcW w:w="245" w:type="dxa"/>
+            <w:tcBorders>
+              <w:top w:val="nil"/>
+              <w:left w:val="nil"/>
+              <w:bottom w:val="nil"/>
               <w:right w:val="nil"/>
             </w:tcBorders>
             <w:noWrap/>
-            <w:vAlign w:val="bottom"/>
-          </w:tcPr>
-          <w:p>
-            <w:pPr>
-              <w:spacing w:after="0" w:line="240" w:lineRule="auto"/>
-              <w:rPr>
-                <w:rFonts w:ascii="Times New Roman" w:eastAsia="Times New Roman" w:hAnsi="Times New Roman" w:cs="Times New Roman"/>
-                <w:sz w:val="20"/>
-                <w:szCs w:val="20"/>
-                <w:lang w:val="es-419" w:eastAsia="es-419"/>
-              </w:rPr>
-            </w:pPr>
-          </w:p>
-        </w:tc>
-        <w:tc>
-          <w:tcPr>
-            <w:tcW w:w="1542" w:type="dxa"/>
-            <w:tcBorders>
-              <w:top w:val="nil"/>
-              <w:left w:val="nil"/>
-              <w:right w:val="nil"/>
-            </w:tcBorders>
-            <w:noWrap/>
-            <w:vAlign w:val="center"/>
-          </w:tcPr>
-          <w:p>
-            <w:pPr>
-              <w:spacing w:after="0" w:line="240" w:lineRule="auto"/>
-              <w:rPr>
-                <w:rFonts w:ascii="Trebuchet MS" w:eastAsia="Times New Roman" w:hAnsi="Trebuchet MS" w:cs="Times New Roman"/>
-                <w:b/>
-                <w:bCs/>
-                <w:color w:val="000000"/>
-                <w:sz w:val="20"/>
-                <w:szCs w:val="20"/>
-                <w:lang w:val="es-419" w:eastAsia="es-419"/>
-              </w:rPr>
-            </w:pPr>
-          </w:p>
-        </w:tc>
-        <w:tc>
-          <w:tcPr>
-            <w:tcW w:w="245" w:type="dxa"/>
-            <w:tcBorders>
-              <w:top w:val="nil"/>
-              <w:left w:val="nil"/>
-              <w:right w:val="nil"/>
-            </w:tcBorders>
-            <w:noWrap/>
-            <w:vAlign w:val="bottom"/>
-          </w:tcPr>
-          <w:p>
-            <w:pPr>
-              <w:spacing w:after="0" w:line="240" w:lineRule="auto"/>
-              <w:rPr>
-                <w:rFonts w:ascii="Times New Roman" w:eastAsia="Times New Roman" w:hAnsi="Times New Roman" w:cs="Times New Roman"/>
-                <w:sz w:val="20"/>
-                <w:szCs w:val="20"/>
-                <w:lang w:val="es-419" w:eastAsia="es-419"/>
-              </w:rPr>
-            </w:pPr>
+            <w:vAlign w:val="center"/>
+            <w:hideMark/>
+          </w:tcPr>
+          <w:p>
+            <w:pPr>
+              <w:spacing w:after="0" w:line="240" w:lineRule="auto"/>
+              <w:rPr>
+                <w:rFonts w:ascii="Trebuchet MS" w:eastAsia="Times New Roman" w:hAnsi="Trebuchet MS" w:cs="Times New Roman"/>
+                <w:color w:val="000000"/>
+                <w:sz w:val="20"/>
+                <w:szCs w:val="20"/>
+                <w:lang w:val="es-419" w:eastAsia="es-419"/>
+              </w:rPr>
+            </w:pPr>
+            <w:r>
+              <w:rPr>
+                <w:rFonts w:ascii="Trebuchet MS" w:eastAsia="Times New Roman" w:hAnsi="Trebuchet MS" w:cs="Times New Roman"/>
+                <w:color w:val="000000"/>
+                <w:sz w:val="20"/>
+                <w:szCs w:val="20"/>
+                <w:lang w:val="es-419" w:eastAsia="es-419"/>
+              </w:rPr>
+              <w:t>$</w:t>
+            </w:r>
           </w:p>
         </w:tc>
         <w:tc>
@@ -29424,75 +29461,36 @@
             <w:tcBorders>
               <w:top w:val="nil"/>
               <w:left w:val="nil"/>
-              <w:right w:val="nil"/>
-            </w:tcBorders>
-            <w:noWrap/>
-            <w:vAlign w:val="center"/>
-          </w:tcPr>
-          <w:p>
-            <w:pPr>
-              <w:spacing w:after="0" w:line="240" w:lineRule="auto"/>
-              <w:jc w:val="center"/>
-              <w:rPr>
-                <w:rFonts w:ascii="Trebuchet MS" w:eastAsia="Times New Roman" w:hAnsi="Trebuchet MS" w:cs="Times New Roman"/>
-                <w:b/>
-                <w:bCs/>
-                <w:color w:val="000000"/>
-                <w:sz w:val="20"/>
-                <w:szCs w:val="20"/>
-                <w:lang w:val="es-419" w:eastAsia="es-419"/>
-              </w:rPr>
-            </w:pPr>
-          </w:p>
-        </w:tc>
-        <w:tc>
-          <w:tcPr>
-            <w:tcW w:w="245" w:type="dxa"/>
-            <w:tcBorders>
-              <w:top w:val="nil"/>
-              <w:left w:val="nil"/>
-              <w:right w:val="nil"/>
-            </w:tcBorders>
-            <w:noWrap/>
-            <w:vAlign w:val="bottom"/>
-          </w:tcPr>
-          <w:p>
-            <w:pPr>
-              <w:spacing w:after="0" w:line="240" w:lineRule="auto"/>
-              <w:rPr>
-                <w:rFonts w:ascii="Times New Roman" w:eastAsia="Times New Roman" w:hAnsi="Times New Roman" w:cs="Times New Roman"/>
-                <w:sz w:val="20"/>
-                <w:szCs w:val="20"/>
-                <w:lang w:val="es-419" w:eastAsia="es-419"/>
-              </w:rPr>
-            </w:pPr>
-          </w:p>
-        </w:tc>
-        <w:tc>
-          <w:tcPr>
-            <w:tcW w:w="1566" w:type="dxa"/>
-            <w:tcBorders>
-              <w:top w:val="nil"/>
-              <w:left w:val="nil"/>
-              <w:right w:val="nil"/>
-            </w:tcBorders>
-            <w:noWrap/>
-            <w:vAlign w:val="center"/>
-          </w:tcPr>
-          <w:p>
-            <w:pPr>
-              <w:spacing w:after="0" w:line="240" w:lineRule="auto"/>
-              <w:jc w:val="center"/>
-              <w:rPr>
-                <w:rFonts w:ascii="Trebuchet MS" w:eastAsia="Times New Roman" w:hAnsi="Trebuchet MS" w:cs="Times New Roman"/>
-                <w:b/>
-                <w:bCs/>
-                <w:color w:val="000000"/>
-                <w:sz w:val="20"/>
-                <w:szCs w:val="20"/>
-                <w:lang w:val="es-419" w:eastAsia="es-419"/>
-              </w:rPr>
-            </w:pPr>
+              <w:bottom w:val="nil"/>
+              <w:right w:val="nil"/>
+            </w:tcBorders>
+            <w:vAlign w:val="center"/>
+            <w:hideMark/>
+          </w:tcPr>
+          <w:p>
+            <w:pPr>
+              <w:tabs>
+                <w:tab w:val="decimal" w:pos="1252"/>
+              </w:tabs>
+              <w:spacing w:after="0" w:line="240" w:lineRule="auto"/>
+              <w:rPr>
+                <w:rFonts w:ascii="Trebuchet MS" w:eastAsia="Times New Roman" w:hAnsi="Trebuchet MS" w:cs="Times New Roman"/>
+                <w:color w:val="000000"/>
+                <w:sz w:val="20"/>
+                <w:szCs w:val="20"/>
+                <w:lang w:val="es-419" w:eastAsia="es-419"/>
+              </w:rPr>
+            </w:pPr>
+            <w:r>
+              <w:rPr>
+                <w:rFonts w:ascii="Trebuchet MS" w:eastAsia="Times New Roman" w:hAnsi="Trebuchet MS" w:cs="Times New Roman"/>
+                <w:color w:val="000000"/>
+                <w:sz w:val="20"/>
+                <w:szCs w:val="20"/>
+                <w:lang w:val="es-419" w:eastAsia="es-419"/>
+              </w:rPr>
+              <w:t>272,579</w:t>
+            </w:r>
           </w:p>
         </w:tc>
       </w:tr>
@@ -29523,16 +29521,6 @@
                 <w:lang w:val="es-419" w:eastAsia="es-419"/>
               </w:rPr>
             </w:pPr>
-            <w:r>
-              <w:rPr>
-                <w:rFonts w:ascii="Trebuchet MS" w:eastAsia="Times New Roman" w:hAnsi="Trebuchet MS" w:cs="Times New Roman"/>
-                <w:color w:val="000000"/>
-                <w:sz w:val="20"/>
-                <w:szCs w:val="20"/>
-                <w:lang w:val="es-419" w:eastAsia="es-419"/>
-              </w:rPr>
-              <w:t>Saldo al 31 de diciembre 2022</w:t>
-            </w:r>
           </w:p>
         </w:tc>
         <w:tc>
@@ -29551,25 +29539,13 @@
           <w:p>
             <w:pPr>
               <w:spacing w:after="0" w:line="240" w:lineRule="auto"/>
-              <w:jc w:val="center"/>
-              <w:rPr>
-                <w:rFonts w:ascii="Trebuchet MS" w:eastAsia="Times New Roman" w:hAnsi="Trebuchet MS" w:cs="Times New Roman"/>
-                <w:color w:val="000000"/>
-                <w:sz w:val="20"/>
-                <w:szCs w:val="20"/>
-                <w:lang w:val="es-419" w:eastAsia="es-419"/>
-              </w:rPr>
-            </w:pPr>
-            <w:r>
-              <w:rPr>
-                <w:rFonts w:ascii="Trebuchet MS" w:eastAsia="Times New Roman" w:hAnsi="Trebuchet MS" w:cs="Times New Roman"/>
-                <w:color w:val="000000"/>
-                <w:sz w:val="20"/>
-                <w:szCs w:val="20"/>
-                <w:lang w:val="es-419" w:eastAsia="es-419"/>
-              </w:rPr>
-              <w:t>$</w:t>
-            </w:r>
+              <w:rPr>
+                <w:rFonts w:ascii="Trebuchet MS" w:eastAsia="Times New Roman" w:hAnsi="Trebuchet MS" w:cs="Times New Roman"/>
+                <w:sz w:val="20"/>
+                <w:szCs w:val="20"/>
+                <w:lang w:val="es-419" w:eastAsia="es-419"/>
+              </w:rPr>
+            </w:pPr>
           </w:p>
         </w:tc>
         <w:tc>
@@ -29581,6 +29557,7 @@
               <w:bottom w:val="nil"/>
               <w:right w:val="nil"/>
             </w:tcBorders>
+            <w:noWrap/>
             <w:vAlign w:val="center"/>
             <w:hideMark/>
           </w:tcPr>
@@ -29592,22 +29569,11 @@
               <w:spacing w:after="0" w:line="240" w:lineRule="auto"/>
               <w:rPr>
                 <w:rFonts w:ascii="Trebuchet MS" w:eastAsia="Times New Roman" w:hAnsi="Trebuchet MS" w:cs="Times New Roman"/>
-                <w:color w:val="000000"/>
-                <w:sz w:val="20"/>
-                <w:szCs w:val="20"/>
-                <w:lang w:val="es-419" w:eastAsia="es-419"/>
-              </w:rPr>
-            </w:pPr>
-            <w:r>
-              <w:rPr>
-                <w:rFonts w:ascii="Trebuchet MS" w:eastAsia="Times New Roman" w:hAnsi="Trebuchet MS" w:cs="Times New Roman"/>
-                <w:color w:val="000000"/>
-                <w:sz w:val="20"/>
-                <w:szCs w:val="20"/>
-                <w:lang w:val="es-419" w:eastAsia="es-419"/>
-              </w:rPr>
-              <w:t>272,972</w:t>
-            </w:r>
+                <w:sz w:val="20"/>
+                <w:szCs w:val="20"/>
+                <w:lang w:val="es-419" w:eastAsia="es-419"/>
+              </w:rPr>
+            </w:pPr>
           </w:p>
         </w:tc>
         <w:tc>
@@ -29628,22 +29594,11 @@
               <w:spacing w:after="0" w:line="240" w:lineRule="auto"/>
               <w:rPr>
                 <w:rFonts w:ascii="Trebuchet MS" w:eastAsia="Times New Roman" w:hAnsi="Trebuchet MS" w:cs="Times New Roman"/>
-                <w:color w:val="000000"/>
-                <w:sz w:val="20"/>
-                <w:szCs w:val="20"/>
-                <w:lang w:val="es-419" w:eastAsia="es-419"/>
-              </w:rPr>
-            </w:pPr>
-            <w:r>
-              <w:rPr>
-                <w:rFonts w:ascii="Trebuchet MS" w:eastAsia="Times New Roman" w:hAnsi="Trebuchet MS" w:cs="Times New Roman"/>
-                <w:color w:val="000000"/>
-                <w:sz w:val="20"/>
-                <w:szCs w:val="20"/>
-                <w:lang w:val="es-419" w:eastAsia="es-419"/>
-              </w:rPr>
-              <w:t>$</w:t>
-            </w:r>
+                <w:sz w:val="20"/>
+                <w:szCs w:val="20"/>
+                <w:lang w:val="es-419" w:eastAsia="es-419"/>
+              </w:rPr>
+            </w:pPr>
           </w:p>
         </w:tc>
         <w:tc>
@@ -29655,6 +29610,7 @@
               <w:bottom w:val="nil"/>
               <w:right w:val="nil"/>
             </w:tcBorders>
+            <w:noWrap/>
             <w:vAlign w:val="center"/>
             <w:hideMark/>
           </w:tcPr>
@@ -29666,22 +29622,11 @@
               <w:spacing w:after="0" w:line="240" w:lineRule="auto"/>
               <w:rPr>
                 <w:rFonts w:ascii="Trebuchet MS" w:eastAsia="Times New Roman" w:hAnsi="Trebuchet MS" w:cs="Times New Roman"/>
-                <w:color w:val="000000"/>
-                <w:sz w:val="20"/>
-                <w:szCs w:val="20"/>
-                <w:lang w:val="es-419" w:eastAsia="es-419"/>
-              </w:rPr>
-            </w:pPr>
-            <w:r>
-              <w:rPr>
-                <w:rFonts w:ascii="Trebuchet MS" w:eastAsia="Times New Roman" w:hAnsi="Trebuchet MS" w:cs="Times New Roman"/>
-                <w:color w:val="000000"/>
-                <w:sz w:val="20"/>
-                <w:szCs w:val="20"/>
-                <w:lang w:val="es-419" w:eastAsia="es-419"/>
-              </w:rPr>
-              <w:t>(101)</w:t>
-            </w:r>
+                <w:sz w:val="20"/>
+                <w:szCs w:val="20"/>
+                <w:lang w:val="es-419" w:eastAsia="es-419"/>
+              </w:rPr>
+            </w:pPr>
           </w:p>
         </w:tc>
         <w:tc>
@@ -29702,22 +29647,11 @@
               <w:spacing w:after="0" w:line="240" w:lineRule="auto"/>
               <w:rPr>
                 <w:rFonts w:ascii="Trebuchet MS" w:eastAsia="Times New Roman" w:hAnsi="Trebuchet MS" w:cs="Times New Roman"/>
-                <w:color w:val="000000"/>
-                <w:sz w:val="20"/>
-                <w:szCs w:val="20"/>
-                <w:lang w:val="es-419" w:eastAsia="es-419"/>
-              </w:rPr>
-            </w:pPr>
-            <w:r>
-              <w:rPr>
-                <w:rFonts w:ascii="Trebuchet MS" w:eastAsia="Times New Roman" w:hAnsi="Trebuchet MS" w:cs="Times New Roman"/>
-                <w:color w:val="000000"/>
-                <w:sz w:val="20"/>
-                <w:szCs w:val="20"/>
-                <w:lang w:val="es-419" w:eastAsia="es-419"/>
-              </w:rPr>
-              <w:t>$</w:t>
-            </w:r>
+                <w:sz w:val="20"/>
+                <w:szCs w:val="20"/>
+                <w:lang w:val="es-419" w:eastAsia="es-419"/>
+              </w:rPr>
+            </w:pPr>
           </w:p>
         </w:tc>
         <w:tc>
@@ -29729,6 +29663,7 @@
               <w:bottom w:val="nil"/>
               <w:right w:val="nil"/>
             </w:tcBorders>
+            <w:noWrap/>
             <w:vAlign w:val="center"/>
             <w:hideMark/>
           </w:tcPr>
@@ -29740,22 +29675,11 @@
               <w:spacing w:after="0" w:line="240" w:lineRule="auto"/>
               <w:rPr>
                 <w:rFonts w:ascii="Trebuchet MS" w:eastAsia="Times New Roman" w:hAnsi="Trebuchet MS" w:cs="Times New Roman"/>
-                <w:color w:val="000000"/>
-                <w:sz w:val="20"/>
-                <w:szCs w:val="20"/>
-                <w:lang w:val="es-419" w:eastAsia="es-419"/>
-              </w:rPr>
-            </w:pPr>
-            <w:r>
-              <w:rPr>
-                <w:rFonts w:ascii="Trebuchet MS" w:eastAsia="Times New Roman" w:hAnsi="Trebuchet MS" w:cs="Times New Roman"/>
-                <w:color w:val="000000"/>
-                <w:sz w:val="20"/>
-                <w:szCs w:val="20"/>
-                <w:lang w:val="es-419" w:eastAsia="es-419"/>
-              </w:rPr>
-              <w:t>(292)</w:t>
-            </w:r>
+                <w:sz w:val="20"/>
+                <w:szCs w:val="20"/>
+                <w:lang w:val="es-419" w:eastAsia="es-419"/>
+              </w:rPr>
+            </w:pPr>
           </w:p>
         </w:tc>
         <w:tc>
@@ -29776,22 +29700,11 @@
               <w:spacing w:after="0" w:line="240" w:lineRule="auto"/>
               <w:rPr>
                 <w:rFonts w:ascii="Trebuchet MS" w:eastAsia="Times New Roman" w:hAnsi="Trebuchet MS" w:cs="Times New Roman"/>
-                <w:color w:val="000000"/>
-                <w:sz w:val="20"/>
-                <w:szCs w:val="20"/>
-                <w:lang w:val="es-419" w:eastAsia="es-419"/>
-              </w:rPr>
-            </w:pPr>
-            <w:r>
-              <w:rPr>
-                <w:rFonts w:ascii="Trebuchet MS" w:eastAsia="Times New Roman" w:hAnsi="Trebuchet MS" w:cs="Times New Roman"/>
-                <w:color w:val="000000"/>
-                <w:sz w:val="20"/>
-                <w:szCs w:val="20"/>
-                <w:lang w:val="es-419" w:eastAsia="es-419"/>
-              </w:rPr>
-              <w:t>$</w:t>
-            </w:r>
+                <w:sz w:val="20"/>
+                <w:szCs w:val="20"/>
+                <w:lang w:val="es-419" w:eastAsia="es-419"/>
+              </w:rPr>
+            </w:pPr>
           </w:p>
         </w:tc>
         <w:tc>
@@ -29803,6 +29716,7 @@
               <w:bottom w:val="nil"/>
               <w:right w:val="nil"/>
             </w:tcBorders>
+            <w:noWrap/>
             <w:vAlign w:val="center"/>
             <w:hideMark/>
           </w:tcPr>
@@ -29814,22 +29728,11 @@
               <w:spacing w:after="0" w:line="240" w:lineRule="auto"/>
               <w:rPr>
                 <w:rFonts w:ascii="Trebuchet MS" w:eastAsia="Times New Roman" w:hAnsi="Trebuchet MS" w:cs="Times New Roman"/>
-                <w:color w:val="000000"/>
-                <w:sz w:val="20"/>
-                <w:szCs w:val="20"/>
-                <w:lang w:val="es-419" w:eastAsia="es-419"/>
-              </w:rPr>
-            </w:pPr>
-            <w:r>
-              <w:rPr>
-                <w:rFonts w:ascii="Trebuchet MS" w:eastAsia="Times New Roman" w:hAnsi="Trebuchet MS" w:cs="Times New Roman"/>
-                <w:color w:val="000000"/>
-                <w:sz w:val="20"/>
-                <w:szCs w:val="20"/>
-                <w:lang w:val="es-419" w:eastAsia="es-419"/>
-              </w:rPr>
-              <w:t>272,579</w:t>
-            </w:r>
+                <w:sz w:val="20"/>
+                <w:szCs w:val="20"/>
+                <w:lang w:val="es-419" w:eastAsia="es-419"/>
+              </w:rPr>
+            </w:pPr>
           </w:p>
         </w:tc>
       </w:tr>
@@ -29860,6 +29763,16 @@
                 <w:lang w:val="es-419" w:eastAsia="es-419"/>
               </w:rPr>
             </w:pPr>
+            <w:r>
+              <w:rPr>
+                <w:rFonts w:ascii="Trebuchet MS" w:eastAsia="Times New Roman" w:hAnsi="Trebuchet MS" w:cs="Times New Roman"/>
+                <w:color w:val="000000"/>
+                <w:sz w:val="20"/>
+                <w:szCs w:val="20"/>
+                <w:lang w:val="es-419" w:eastAsia="es-419"/>
+              </w:rPr>
+              <w:t>Movimientos inherentes a las decisiones de los accionistas-</w:t>
+            </w:r>
           </w:p>
         </w:tc>
         <w:tc>
@@ -29879,7 +29792,8 @@
             <w:pPr>
               <w:spacing w:after="0" w:line="240" w:lineRule="auto"/>
               <w:rPr>
-                <w:rFonts w:ascii="Times New Roman" w:eastAsia="Times New Roman" w:hAnsi="Times New Roman" w:cs="Times New Roman"/>
+                <w:rFonts w:ascii="Trebuchet MS" w:eastAsia="Times New Roman" w:hAnsi="Trebuchet MS" w:cs="Times New Roman"/>
+                <w:color w:val="000000"/>
                 <w:sz w:val="20"/>
                 <w:szCs w:val="20"/>
                 <w:lang w:val="es-419" w:eastAsia="es-419"/>
@@ -29907,7 +29821,7 @@
               </w:tabs>
               <w:spacing w:after="0" w:line="240" w:lineRule="auto"/>
               <w:rPr>
-                <w:rFonts w:ascii="Times New Roman" w:eastAsia="Times New Roman" w:hAnsi="Times New Roman" w:cs="Times New Roman"/>
+                <w:rFonts w:ascii="Trebuchet MS" w:eastAsia="Times New Roman" w:hAnsi="Trebuchet MS" w:cs="Times New Roman"/>
                 <w:sz w:val="20"/>
                 <w:szCs w:val="20"/>
                 <w:lang w:val="es-419" w:eastAsia="es-419"/>
@@ -29932,7 +29846,7 @@
             <w:pPr>
               <w:spacing w:after="0" w:line="240" w:lineRule="auto"/>
               <w:rPr>
-                <w:rFonts w:ascii="Times New Roman" w:eastAsia="Times New Roman" w:hAnsi="Times New Roman" w:cs="Times New Roman"/>
+                <w:rFonts w:ascii="Trebuchet MS" w:eastAsia="Times New Roman" w:hAnsi="Trebuchet MS" w:cs="Times New Roman"/>
                 <w:sz w:val="20"/>
                 <w:szCs w:val="20"/>
                 <w:lang w:val="es-419" w:eastAsia="es-419"/>
@@ -29960,7 +29874,7 @@
               </w:tabs>
               <w:spacing w:after="0" w:line="240" w:lineRule="auto"/>
               <w:rPr>
-                <w:rFonts w:ascii="Times New Roman" w:eastAsia="Times New Roman" w:hAnsi="Times New Roman" w:cs="Times New Roman"/>
+                <w:rFonts w:ascii="Trebuchet MS" w:eastAsia="Times New Roman" w:hAnsi="Trebuchet MS" w:cs="Times New Roman"/>
                 <w:sz w:val="20"/>
                 <w:szCs w:val="20"/>
                 <w:lang w:val="es-419" w:eastAsia="es-419"/>
@@ -29985,7 +29899,7 @@
             <w:pPr>
               <w:spacing w:after="0" w:line="240" w:lineRule="auto"/>
               <w:rPr>
-                <w:rFonts w:ascii="Times New Roman" w:eastAsia="Times New Roman" w:hAnsi="Times New Roman" w:cs="Times New Roman"/>
+                <w:rFonts w:ascii="Trebuchet MS" w:eastAsia="Times New Roman" w:hAnsi="Trebuchet MS" w:cs="Times New Roman"/>
                 <w:sz w:val="20"/>
                 <w:szCs w:val="20"/>
                 <w:lang w:val="es-419" w:eastAsia="es-419"/>
@@ -30013,7 +29927,7 @@
               </w:tabs>
               <w:spacing w:after="0" w:line="240" w:lineRule="auto"/>
               <w:rPr>
-                <w:rFonts w:ascii="Times New Roman" w:eastAsia="Times New Roman" w:hAnsi="Times New Roman" w:cs="Times New Roman"/>
+                <w:rFonts w:ascii="Trebuchet MS" w:eastAsia="Times New Roman" w:hAnsi="Trebuchet MS" w:cs="Times New Roman"/>
                 <w:sz w:val="20"/>
                 <w:szCs w:val="20"/>
                 <w:lang w:val="es-419" w:eastAsia="es-419"/>
@@ -30038,7 +29952,7 @@
             <w:pPr>
               <w:spacing w:after="0" w:line="240" w:lineRule="auto"/>
               <w:rPr>
-                <w:rFonts w:ascii="Times New Roman" w:eastAsia="Times New Roman" w:hAnsi="Times New Roman" w:cs="Times New Roman"/>
+                <w:rFonts w:ascii="Trebuchet MS" w:eastAsia="Times New Roman" w:hAnsi="Trebuchet MS" w:cs="Times New Roman"/>
                 <w:sz w:val="20"/>
                 <w:szCs w:val="20"/>
                 <w:lang w:val="es-419" w:eastAsia="es-419"/>
@@ -30066,7 +29980,7 @@
               </w:tabs>
               <w:spacing w:after="0" w:line="240" w:lineRule="auto"/>
               <w:rPr>
-                <w:rFonts w:ascii="Times New Roman" w:eastAsia="Times New Roman" w:hAnsi="Times New Roman" w:cs="Times New Roman"/>
+                <w:rFonts w:ascii="Trebuchet MS" w:eastAsia="Times New Roman" w:hAnsi="Trebuchet MS" w:cs="Times New Roman"/>
                 <w:sz w:val="20"/>
                 <w:szCs w:val="20"/>
                 <w:lang w:val="es-419" w:eastAsia="es-419"/>
@@ -30110,7 +30024,7 @@
                 <w:szCs w:val="20"/>
                 <w:lang w:val="es-419" w:eastAsia="es-419"/>
               </w:rPr>
-              <w:t>Movimientos inherentes a las decisiones de los accionistas-</w:t>
+              <w:t>Traspaso a resultados acumulados</w:t>
             </w:r>
           </w:p>
         </w:tc>
@@ -30149,7 +30063,6 @@
               <w:bottom w:val="nil"/>
               <w:right w:val="nil"/>
             </w:tcBorders>
-            <w:noWrap/>
             <w:vAlign w:val="center"/>
             <w:hideMark/>
           </w:tcPr>
@@ -30160,12 +30073,23 @@
               </w:tabs>
               <w:spacing w:after="0" w:line="240" w:lineRule="auto"/>
               <w:rPr>
-                <w:rFonts w:ascii="Times New Roman" w:eastAsia="Times New Roman" w:hAnsi="Times New Roman" w:cs="Times New Roman"/>
-                <w:sz w:val="20"/>
-                <w:szCs w:val="20"/>
-                <w:lang w:val="es-419" w:eastAsia="es-419"/>
-              </w:rPr>
-            </w:pPr>
+                <w:rFonts w:ascii="Trebuchet MS" w:eastAsia="Times New Roman" w:hAnsi="Trebuchet MS" w:cs="Times New Roman"/>
+                <w:color w:val="000000"/>
+                <w:sz w:val="20"/>
+                <w:szCs w:val="20"/>
+                <w:lang w:val="es-419" w:eastAsia="es-419"/>
+              </w:rPr>
+            </w:pPr>
+            <w:r>
+              <w:rPr>
+                <w:rFonts w:ascii="Trebuchet MS" w:eastAsia="Times New Roman" w:hAnsi="Trebuchet MS" w:cs="Times New Roman"/>
+                <w:color w:val="000000"/>
+                <w:sz w:val="20"/>
+                <w:szCs w:val="20"/>
+                <w:lang w:val="es-419" w:eastAsia="es-419"/>
+              </w:rPr>
+              <w:t>-</w:t>
+            </w:r>
           </w:p>
         </w:tc>
         <w:tc>
@@ -30185,7 +30109,8 @@
             <w:pPr>
               <w:spacing w:after="0" w:line="240" w:lineRule="auto"/>
               <w:rPr>
-                <w:rFonts w:ascii="Times New Roman" w:eastAsia="Times New Roman" w:hAnsi="Times New Roman" w:cs="Times New Roman"/>
+                <w:rFonts w:ascii="Trebuchet MS" w:eastAsia="Times New Roman" w:hAnsi="Trebuchet MS" w:cs="Times New Roman"/>
+                <w:color w:val="000000"/>
                 <w:sz w:val="20"/>
                 <w:szCs w:val="20"/>
                 <w:lang w:val="es-419" w:eastAsia="es-419"/>
@@ -30202,7 +30127,6 @@
               <w:bottom w:val="nil"/>
               <w:right w:val="nil"/>
             </w:tcBorders>
-            <w:noWrap/>
             <w:vAlign w:val="center"/>
             <w:hideMark/>
           </w:tcPr>
@@ -30213,12 +30137,23 @@
               </w:tabs>
               <w:spacing w:after="0" w:line="240" w:lineRule="auto"/>
               <w:rPr>
-                <w:rFonts w:ascii="Times New Roman" w:eastAsia="Times New Roman" w:hAnsi="Times New Roman" w:cs="Times New Roman"/>
-                <w:sz w:val="20"/>
-                <w:szCs w:val="20"/>
-                <w:lang w:val="es-419" w:eastAsia="es-419"/>
-              </w:rPr>
-            </w:pPr>
+                <w:rFonts w:ascii="Trebuchet MS" w:eastAsia="Times New Roman" w:hAnsi="Trebuchet MS" w:cs="Times New Roman"/>
+                <w:color w:val="000000"/>
+                <w:sz w:val="20"/>
+                <w:szCs w:val="20"/>
+                <w:lang w:val="es-419" w:eastAsia="es-419"/>
+              </w:rPr>
+            </w:pPr>
+            <w:r>
+              <w:rPr>
+                <w:rFonts w:ascii="Trebuchet MS" w:eastAsia="Times New Roman" w:hAnsi="Trebuchet MS" w:cs="Times New Roman"/>
+                <w:color w:val="000000"/>
+                <w:sz w:val="20"/>
+                <w:szCs w:val="20"/>
+                <w:lang w:val="es-419" w:eastAsia="es-419"/>
+              </w:rPr>
+              <w:t>(292)</w:t>
+            </w:r>
           </w:p>
         </w:tc>
         <w:tc>
@@ -30237,8 +30172,10 @@
           <w:p>
             <w:pPr>
               <w:spacing w:after="0" w:line="240" w:lineRule="auto"/>
-              <w:rPr>
-                <w:rFonts w:ascii="Times New Roman" w:eastAsia="Times New Roman" w:hAnsi="Times New Roman" w:cs="Times New Roman"/>
+              <w:jc w:val="right"/>
+              <w:rPr>
+                <w:rFonts w:ascii="Trebuchet MS" w:eastAsia="Times New Roman" w:hAnsi="Trebuchet MS" w:cs="Times New Roman"/>
+                <w:color w:val="000000"/>
                 <w:sz w:val="20"/>
                 <w:szCs w:val="20"/>
                 <w:lang w:val="es-419" w:eastAsia="es-419"/>
@@ -30255,7 +30192,6 @@
               <w:bottom w:val="nil"/>
               <w:right w:val="nil"/>
             </w:tcBorders>
-            <w:noWrap/>
             <w:vAlign w:val="center"/>
             <w:hideMark/>
           </w:tcPr>
@@ -30266,12 +30202,23 @@
               </w:tabs>
               <w:spacing w:after="0" w:line="240" w:lineRule="auto"/>
               <w:rPr>
-                <w:rFonts w:ascii="Times New Roman" w:eastAsia="Times New Roman" w:hAnsi="Times New Roman" w:cs="Times New Roman"/>
-                <w:sz w:val="20"/>
-                <w:szCs w:val="20"/>
-                <w:lang w:val="es-419" w:eastAsia="es-419"/>
-              </w:rPr>
-            </w:pPr>
+                <w:rFonts w:ascii="Trebuchet MS" w:eastAsia="Times New Roman" w:hAnsi="Trebuchet MS" w:cs="Times New Roman"/>
+                <w:color w:val="000000"/>
+                <w:sz w:val="20"/>
+                <w:szCs w:val="20"/>
+                <w:lang w:val="es-419" w:eastAsia="es-419"/>
+              </w:rPr>
+            </w:pPr>
+            <w:r>
+              <w:rPr>
+                <w:rFonts w:ascii="Trebuchet MS" w:eastAsia="Times New Roman" w:hAnsi="Trebuchet MS" w:cs="Times New Roman"/>
+                <w:color w:val="000000"/>
+                <w:sz w:val="20"/>
+                <w:szCs w:val="20"/>
+                <w:lang w:val="es-419" w:eastAsia="es-419"/>
+              </w:rPr>
+              <w:t>292</w:t>
+            </w:r>
           </w:p>
         </w:tc>
         <w:tc>
@@ -30291,7 +30238,8 @@
             <w:pPr>
               <w:spacing w:after="0" w:line="240" w:lineRule="auto"/>
               <w:rPr>
-                <w:rFonts w:ascii="Times New Roman" w:eastAsia="Times New Roman" w:hAnsi="Times New Roman" w:cs="Times New Roman"/>
+                <w:rFonts w:ascii="Trebuchet MS" w:eastAsia="Times New Roman" w:hAnsi="Trebuchet MS" w:cs="Times New Roman"/>
+                <w:color w:val="000000"/>
                 <w:sz w:val="20"/>
                 <w:szCs w:val="20"/>
                 <w:lang w:val="es-419" w:eastAsia="es-419"/>
@@ -30308,7 +30256,6 @@
               <w:bottom w:val="nil"/>
               <w:right w:val="nil"/>
             </w:tcBorders>
-            <w:noWrap/>
             <w:vAlign w:val="center"/>
             <w:hideMark/>
           </w:tcPr>
@@ -30319,12 +30266,23 @@
               </w:tabs>
               <w:spacing w:after="0" w:line="240" w:lineRule="auto"/>
               <w:rPr>
-                <w:rFonts w:ascii="Times New Roman" w:eastAsia="Times New Roman" w:hAnsi="Times New Roman" w:cs="Times New Roman"/>
-                <w:sz w:val="20"/>
-                <w:szCs w:val="20"/>
-                <w:lang w:val="es-419" w:eastAsia="es-419"/>
-              </w:rPr>
-            </w:pPr>
+                <w:rFonts w:ascii="Trebuchet MS" w:eastAsia="Times New Roman" w:hAnsi="Trebuchet MS" w:cs="Times New Roman"/>
+                <w:color w:val="000000"/>
+                <w:sz w:val="20"/>
+                <w:szCs w:val="20"/>
+                <w:lang w:val="es-419" w:eastAsia="es-419"/>
+              </w:rPr>
+            </w:pPr>
+            <w:r>
+              <w:rPr>
+                <w:rFonts w:ascii="Trebuchet MS" w:eastAsia="Times New Roman" w:hAnsi="Trebuchet MS" w:cs="Times New Roman"/>
+                <w:color w:val="000000"/>
+                <w:sz w:val="20"/>
+                <w:szCs w:val="20"/>
+                <w:lang w:val="es-419" w:eastAsia="es-419"/>
+              </w:rPr>
+              <w:t>-</w:t>
+            </w:r>
           </w:p>
         </w:tc>
       </w:tr>
@@ -30355,16 +30313,6 @@
                 <w:lang w:val="es-419" w:eastAsia="es-419"/>
               </w:rPr>
             </w:pPr>
-            <w:r>
-              <w:rPr>
-                <w:rFonts w:ascii="Trebuchet MS" w:eastAsia="Times New Roman" w:hAnsi="Trebuchet MS" w:cs="Times New Roman"/>
-                <w:color w:val="000000"/>
-                <w:sz w:val="20"/>
-                <w:szCs w:val="20"/>
-                <w:lang w:val="es-419" w:eastAsia="es-419"/>
-              </w:rPr>
-              <w:t>Traspaso a resultados acumulados</w:t>
-            </w:r>
           </w:p>
         </w:tc>
         <w:tc>
@@ -30385,7 +30333,6 @@
               <w:spacing w:after="0" w:line="240" w:lineRule="auto"/>
               <w:rPr>
                 <w:rFonts w:ascii="Trebuchet MS" w:eastAsia="Times New Roman" w:hAnsi="Trebuchet MS" w:cs="Times New Roman"/>
-                <w:color w:val="000000"/>
                 <w:sz w:val="20"/>
                 <w:szCs w:val="20"/>
                 <w:lang w:val="es-419" w:eastAsia="es-419"/>
@@ -30402,6 +30349,7 @@
               <w:bottom w:val="nil"/>
               <w:right w:val="nil"/>
             </w:tcBorders>
+            <w:noWrap/>
             <w:vAlign w:val="center"/>
             <w:hideMark/>
           </w:tcPr>
@@ -30413,22 +30361,11 @@
               <w:spacing w:after="0" w:line="240" w:lineRule="auto"/>
               <w:rPr>
                 <w:rFonts w:ascii="Trebuchet MS" w:eastAsia="Times New Roman" w:hAnsi="Trebuchet MS" w:cs="Times New Roman"/>
-                <w:color w:val="000000"/>
-                <w:sz w:val="20"/>
-                <w:szCs w:val="20"/>
-                <w:lang w:val="es-419" w:eastAsia="es-419"/>
-              </w:rPr>
-            </w:pPr>
-            <w:r>
-              <w:rPr>
-                <w:rFonts w:ascii="Trebuchet MS" w:eastAsia="Times New Roman" w:hAnsi="Trebuchet MS" w:cs="Times New Roman"/>
-                <w:color w:val="000000"/>
-                <w:sz w:val="20"/>
-                <w:szCs w:val="20"/>
-                <w:lang w:val="es-419" w:eastAsia="es-419"/>
-              </w:rPr>
-              <w:t>-</w:t>
-            </w:r>
+                <w:sz w:val="20"/>
+                <w:szCs w:val="20"/>
+                <w:lang w:val="es-419" w:eastAsia="es-419"/>
+              </w:rPr>
+            </w:pPr>
           </w:p>
         </w:tc>
         <w:tc>
@@ -30449,7 +30386,6 @@
               <w:spacing w:after="0" w:line="240" w:lineRule="auto"/>
               <w:rPr>
                 <w:rFonts w:ascii="Trebuchet MS" w:eastAsia="Times New Roman" w:hAnsi="Trebuchet MS" w:cs="Times New Roman"/>
-                <w:color w:val="000000"/>
                 <w:sz w:val="20"/>
                 <w:szCs w:val="20"/>
                 <w:lang w:val="es-419" w:eastAsia="es-419"/>
@@ -30466,6 +30402,7 @@
               <w:bottom w:val="nil"/>
               <w:right w:val="nil"/>
             </w:tcBorders>
+            <w:noWrap/>
             <w:vAlign w:val="center"/>
             <w:hideMark/>
           </w:tcPr>
@@ -30477,22 +30414,11 @@
               <w:spacing w:after="0" w:line="240" w:lineRule="auto"/>
               <w:rPr>
                 <w:rFonts w:ascii="Trebuchet MS" w:eastAsia="Times New Roman" w:hAnsi="Trebuchet MS" w:cs="Times New Roman"/>
-                <w:color w:val="000000"/>
-                <w:sz w:val="20"/>
-                <w:szCs w:val="20"/>
-                <w:lang w:val="es-419" w:eastAsia="es-419"/>
-              </w:rPr>
-            </w:pPr>
-            <w:r>
-              <w:rPr>
-                <w:rFonts w:ascii="Trebuchet MS" w:eastAsia="Times New Roman" w:hAnsi="Trebuchet MS" w:cs="Times New Roman"/>
-                <w:color w:val="000000"/>
-                <w:sz w:val="20"/>
-                <w:szCs w:val="20"/>
-                <w:lang w:val="es-419" w:eastAsia="es-419"/>
-              </w:rPr>
-              <w:t>(292)</w:t>
-            </w:r>
+                <w:sz w:val="20"/>
+                <w:szCs w:val="20"/>
+                <w:lang w:val="es-419" w:eastAsia="es-419"/>
+              </w:rPr>
+            </w:pPr>
           </w:p>
         </w:tc>
         <w:tc>
@@ -30511,10 +30437,8 @@
           <w:p>
             <w:pPr>
               <w:spacing w:after="0" w:line="240" w:lineRule="auto"/>
-              <w:jc w:val="right"/>
-              <w:rPr>
-                <w:rFonts w:ascii="Trebuchet MS" w:eastAsia="Times New Roman" w:hAnsi="Trebuchet MS" w:cs="Times New Roman"/>
-                <w:color w:val="000000"/>
+              <w:rPr>
+                <w:rFonts w:ascii="Trebuchet MS" w:eastAsia="Times New Roman" w:hAnsi="Trebuchet MS" w:cs="Times New Roman"/>
                 <w:sz w:val="20"/>
                 <w:szCs w:val="20"/>
                 <w:lang w:val="es-419" w:eastAsia="es-419"/>
@@ -30531,6 +30455,7 @@
               <w:bottom w:val="nil"/>
               <w:right w:val="nil"/>
             </w:tcBorders>
+            <w:noWrap/>
             <w:vAlign w:val="center"/>
             <w:hideMark/>
           </w:tcPr>
@@ -30542,22 +30467,11 @@
               <w:spacing w:after="0" w:line="240" w:lineRule="auto"/>
               <w:rPr>
                 <w:rFonts w:ascii="Trebuchet MS" w:eastAsia="Times New Roman" w:hAnsi="Trebuchet MS" w:cs="Times New Roman"/>
-                <w:color w:val="000000"/>
-                <w:sz w:val="20"/>
-                <w:szCs w:val="20"/>
-                <w:lang w:val="es-419" w:eastAsia="es-419"/>
-              </w:rPr>
-            </w:pPr>
-            <w:r>
-              <w:rPr>
-                <w:rFonts w:ascii="Trebuchet MS" w:eastAsia="Times New Roman" w:hAnsi="Trebuchet MS" w:cs="Times New Roman"/>
-                <w:color w:val="000000"/>
-                <w:sz w:val="20"/>
-                <w:szCs w:val="20"/>
-                <w:lang w:val="es-419" w:eastAsia="es-419"/>
-              </w:rPr>
-              <w:t>292</w:t>
-            </w:r>
+                <w:sz w:val="20"/>
+                <w:szCs w:val="20"/>
+                <w:lang w:val="es-419" w:eastAsia="es-419"/>
+              </w:rPr>
+            </w:pPr>
           </w:p>
         </w:tc>
         <w:tc>
@@ -30578,7 +30492,6 @@
               <w:spacing w:after="0" w:line="240" w:lineRule="auto"/>
               <w:rPr>
                 <w:rFonts w:ascii="Trebuchet MS" w:eastAsia="Times New Roman" w:hAnsi="Trebuchet MS" w:cs="Times New Roman"/>
-                <w:color w:val="000000"/>
                 <w:sz w:val="20"/>
                 <w:szCs w:val="20"/>
                 <w:lang w:val="es-419" w:eastAsia="es-419"/>
@@ -30595,6 +30508,7 @@
               <w:bottom w:val="nil"/>
               <w:right w:val="nil"/>
             </w:tcBorders>
+            <w:noWrap/>
             <w:vAlign w:val="center"/>
             <w:hideMark/>
           </w:tcPr>
@@ -30606,22 +30520,11 @@
               <w:spacing w:after="0" w:line="240" w:lineRule="auto"/>
               <w:rPr>
                 <w:rFonts w:ascii="Trebuchet MS" w:eastAsia="Times New Roman" w:hAnsi="Trebuchet MS" w:cs="Times New Roman"/>
-                <w:color w:val="000000"/>
-                <w:sz w:val="20"/>
-                <w:szCs w:val="20"/>
-                <w:lang w:val="es-419" w:eastAsia="es-419"/>
-              </w:rPr>
-            </w:pPr>
-            <w:r>
-              <w:rPr>
-                <w:rFonts w:ascii="Trebuchet MS" w:eastAsia="Times New Roman" w:hAnsi="Trebuchet MS" w:cs="Times New Roman"/>
-                <w:color w:val="000000"/>
-                <w:sz w:val="20"/>
-                <w:szCs w:val="20"/>
-                <w:lang w:val="es-419" w:eastAsia="es-419"/>
-              </w:rPr>
-              <w:t>-</w:t>
-            </w:r>
+                <w:sz w:val="20"/>
+                <w:szCs w:val="20"/>
+                <w:lang w:val="es-419" w:eastAsia="es-419"/>
+              </w:rPr>
+            </w:pPr>
           </w:p>
         </w:tc>
       </w:tr>
@@ -30652,6 +30555,16 @@
                 <w:lang w:val="es-419" w:eastAsia="es-419"/>
               </w:rPr>
             </w:pPr>
+            <w:r>
+              <w:rPr>
+                <w:rFonts w:ascii="Trebuchet MS" w:eastAsia="Times New Roman" w:hAnsi="Trebuchet MS" w:cs="Times New Roman"/>
+                <w:color w:val="000000"/>
+                <w:sz w:val="20"/>
+                <w:szCs w:val="20"/>
+                <w:lang w:val="es-419" w:eastAsia="es-419"/>
+              </w:rPr>
+              <w:t>Movimientos inherentes al reconocimiento del resultado del ejercicio-</w:t>
+            </w:r>
           </w:p>
         </w:tc>
         <w:tc>
@@ -30671,7 +30584,8 @@
             <w:pPr>
               <w:spacing w:after="0" w:line="240" w:lineRule="auto"/>
               <w:rPr>
-                <w:rFonts w:ascii="Times New Roman" w:eastAsia="Times New Roman" w:hAnsi="Times New Roman" w:cs="Times New Roman"/>
+                <w:rFonts w:ascii="Trebuchet MS" w:eastAsia="Times New Roman" w:hAnsi="Trebuchet MS" w:cs="Times New Roman"/>
+                <w:color w:val="000000"/>
                 <w:sz w:val="20"/>
                 <w:szCs w:val="20"/>
                 <w:lang w:val="es-419" w:eastAsia="es-419"/>
@@ -30685,11 +30599,10 @@
             <w:tcBorders>
               <w:top w:val="nil"/>
               <w:left w:val="nil"/>
-              <w:bottom w:val="nil"/>
               <w:right w:val="nil"/>
             </w:tcBorders>
             <w:noWrap/>
-            <w:vAlign w:val="center"/>
+            <w:vAlign w:val="bottom"/>
             <w:hideMark/>
           </w:tcPr>
           <w:p>
@@ -30699,32 +30612,31 @@
               </w:tabs>
               <w:spacing w:after="0" w:line="240" w:lineRule="auto"/>
               <w:rPr>
-                <w:rFonts w:ascii="Times New Roman" w:eastAsia="Times New Roman" w:hAnsi="Times New Roman" w:cs="Times New Roman"/>
-                <w:sz w:val="20"/>
-                <w:szCs w:val="20"/>
-                <w:lang w:val="es-419" w:eastAsia="es-419"/>
-              </w:rPr>
-            </w:pPr>
-          </w:p>
-        </w:tc>
-        <w:tc>
-          <w:tcPr>
-            <w:tcW w:w="245" w:type="dxa"/>
-            <w:tcBorders>
-              <w:top w:val="nil"/>
-              <w:left w:val="nil"/>
-              <w:bottom w:val="nil"/>
+                <w:rFonts w:ascii="Trebuchet MS" w:eastAsia="Times New Roman" w:hAnsi="Trebuchet MS" w:cs="Times New Roman"/>
+                <w:sz w:val="20"/>
+                <w:szCs w:val="20"/>
+                <w:lang w:val="es-419" w:eastAsia="es-419"/>
+              </w:rPr>
+            </w:pPr>
+          </w:p>
+        </w:tc>
+        <w:tc>
+          <w:tcPr>
+            <w:tcW w:w="245" w:type="dxa"/>
+            <w:tcBorders>
+              <w:top w:val="nil"/>
+              <w:left w:val="nil"/>
               <w:right w:val="nil"/>
             </w:tcBorders>
             <w:noWrap/>
-            <w:vAlign w:val="center"/>
-            <w:hideMark/>
-          </w:tcPr>
-          <w:p>
-            <w:pPr>
-              <w:spacing w:after="0" w:line="240" w:lineRule="auto"/>
-              <w:rPr>
-                <w:rFonts w:ascii="Times New Roman" w:eastAsia="Times New Roman" w:hAnsi="Times New Roman" w:cs="Times New Roman"/>
+            <w:vAlign w:val="bottom"/>
+            <w:hideMark/>
+          </w:tcPr>
+          <w:p>
+            <w:pPr>
+              <w:spacing w:after="0" w:line="240" w:lineRule="auto"/>
+              <w:rPr>
+                <w:rFonts w:ascii="Trebuchet MS" w:eastAsia="Times New Roman" w:hAnsi="Trebuchet MS" w:cs="Times New Roman"/>
                 <w:sz w:val="20"/>
                 <w:szCs w:val="20"/>
                 <w:lang w:val="es-419" w:eastAsia="es-419"/>
@@ -30738,11 +30650,10 @@
             <w:tcBorders>
               <w:top w:val="nil"/>
               <w:left w:val="nil"/>
-              <w:bottom w:val="nil"/>
               <w:right w:val="nil"/>
             </w:tcBorders>
             <w:noWrap/>
-            <w:vAlign w:val="center"/>
+            <w:vAlign w:val="bottom"/>
             <w:hideMark/>
           </w:tcPr>
           <w:p>
@@ -30752,32 +30663,31 @@
               </w:tabs>
               <w:spacing w:after="0" w:line="240" w:lineRule="auto"/>
               <w:rPr>
-                <w:rFonts w:ascii="Times New Roman" w:eastAsia="Times New Roman" w:hAnsi="Times New Roman" w:cs="Times New Roman"/>
-                <w:sz w:val="20"/>
-                <w:szCs w:val="20"/>
-                <w:lang w:val="es-419" w:eastAsia="es-419"/>
-              </w:rPr>
-            </w:pPr>
-          </w:p>
-        </w:tc>
-        <w:tc>
-          <w:tcPr>
-            <w:tcW w:w="245" w:type="dxa"/>
-            <w:tcBorders>
-              <w:top w:val="nil"/>
-              <w:left w:val="nil"/>
-              <w:bottom w:val="nil"/>
+                <w:rFonts w:ascii="Trebuchet MS" w:eastAsia="Times New Roman" w:hAnsi="Trebuchet MS" w:cs="Times New Roman"/>
+                <w:sz w:val="20"/>
+                <w:szCs w:val="20"/>
+                <w:lang w:val="es-419" w:eastAsia="es-419"/>
+              </w:rPr>
+            </w:pPr>
+          </w:p>
+        </w:tc>
+        <w:tc>
+          <w:tcPr>
+            <w:tcW w:w="245" w:type="dxa"/>
+            <w:tcBorders>
+              <w:top w:val="nil"/>
+              <w:left w:val="nil"/>
               <w:right w:val="nil"/>
             </w:tcBorders>
             <w:noWrap/>
-            <w:vAlign w:val="center"/>
-            <w:hideMark/>
-          </w:tcPr>
-          <w:p>
-            <w:pPr>
-              <w:spacing w:after="0" w:line="240" w:lineRule="auto"/>
-              <w:rPr>
-                <w:rFonts w:ascii="Times New Roman" w:eastAsia="Times New Roman" w:hAnsi="Times New Roman" w:cs="Times New Roman"/>
+            <w:vAlign w:val="bottom"/>
+            <w:hideMark/>
+          </w:tcPr>
+          <w:p>
+            <w:pPr>
+              <w:spacing w:after="0" w:line="240" w:lineRule="auto"/>
+              <w:rPr>
+                <w:rFonts w:ascii="Trebuchet MS" w:eastAsia="Times New Roman" w:hAnsi="Trebuchet MS" w:cs="Times New Roman"/>
                 <w:sz w:val="20"/>
                 <w:szCs w:val="20"/>
                 <w:lang w:val="es-419" w:eastAsia="es-419"/>
@@ -30791,11 +30701,10 @@
             <w:tcBorders>
               <w:top w:val="nil"/>
               <w:left w:val="nil"/>
-              <w:bottom w:val="nil"/>
               <w:right w:val="nil"/>
             </w:tcBorders>
             <w:noWrap/>
-            <w:vAlign w:val="center"/>
+            <w:vAlign w:val="bottom"/>
             <w:hideMark/>
           </w:tcPr>
           <w:p>
@@ -30805,32 +30714,31 @@
               </w:tabs>
               <w:spacing w:after="0" w:line="240" w:lineRule="auto"/>
               <w:rPr>
-                <w:rFonts w:ascii="Times New Roman" w:eastAsia="Times New Roman" w:hAnsi="Times New Roman" w:cs="Times New Roman"/>
-                <w:sz w:val="20"/>
-                <w:szCs w:val="20"/>
-                <w:lang w:val="es-419" w:eastAsia="es-419"/>
-              </w:rPr>
-            </w:pPr>
-          </w:p>
-        </w:tc>
-        <w:tc>
-          <w:tcPr>
-            <w:tcW w:w="245" w:type="dxa"/>
-            <w:tcBorders>
-              <w:top w:val="nil"/>
-              <w:left w:val="nil"/>
-              <w:bottom w:val="nil"/>
+                <w:rFonts w:ascii="Trebuchet MS" w:eastAsia="Times New Roman" w:hAnsi="Trebuchet MS" w:cs="Times New Roman"/>
+                <w:sz w:val="20"/>
+                <w:szCs w:val="20"/>
+                <w:lang w:val="es-419" w:eastAsia="es-419"/>
+              </w:rPr>
+            </w:pPr>
+          </w:p>
+        </w:tc>
+        <w:tc>
+          <w:tcPr>
+            <w:tcW w:w="245" w:type="dxa"/>
+            <w:tcBorders>
+              <w:top w:val="nil"/>
+              <w:left w:val="nil"/>
               <w:right w:val="nil"/>
             </w:tcBorders>
             <w:noWrap/>
-            <w:vAlign w:val="center"/>
-            <w:hideMark/>
-          </w:tcPr>
-          <w:p>
-            <w:pPr>
-              <w:spacing w:after="0" w:line="240" w:lineRule="auto"/>
-              <w:rPr>
-                <w:rFonts w:ascii="Times New Roman" w:eastAsia="Times New Roman" w:hAnsi="Times New Roman" w:cs="Times New Roman"/>
+            <w:vAlign w:val="bottom"/>
+            <w:hideMark/>
+          </w:tcPr>
+          <w:p>
+            <w:pPr>
+              <w:spacing w:after="0" w:line="240" w:lineRule="auto"/>
+              <w:rPr>
+                <w:rFonts w:ascii="Trebuchet MS" w:eastAsia="Times New Roman" w:hAnsi="Trebuchet MS" w:cs="Times New Roman"/>
                 <w:sz w:val="20"/>
                 <w:szCs w:val="20"/>
                 <w:lang w:val="es-419" w:eastAsia="es-419"/>
@@ -30844,11 +30752,10 @@
             <w:tcBorders>
               <w:top w:val="nil"/>
               <w:left w:val="nil"/>
-              <w:bottom w:val="nil"/>
               <w:right w:val="nil"/>
             </w:tcBorders>
             <w:noWrap/>
-            <w:vAlign w:val="center"/>
+            <w:vAlign w:val="bottom"/>
             <w:hideMark/>
           </w:tcPr>
           <w:p>
@@ -30858,7 +30765,7 @@
               </w:tabs>
               <w:spacing w:after="0" w:line="240" w:lineRule="auto"/>
               <w:rPr>
-                <w:rFonts w:ascii="Times New Roman" w:eastAsia="Times New Roman" w:hAnsi="Times New Roman" w:cs="Times New Roman"/>
+                <w:rFonts w:ascii="Trebuchet MS" w:eastAsia="Times New Roman" w:hAnsi="Trebuchet MS" w:cs="Times New Roman"/>
                 <w:sz w:val="20"/>
                 <w:szCs w:val="20"/>
                 <w:lang w:val="es-419" w:eastAsia="es-419"/>
@@ -30902,7 +30809,7 @@
                 <w:szCs w:val="20"/>
                 <w:lang w:val="es-419" w:eastAsia="es-419"/>
               </w:rPr>
-              <w:t>Movimientos inherentes al reconocimiento del resultado del ejercicio-</w:t>
+              <w:t>Resultado del ejercicio</w:t>
             </w:r>
           </w:p>
         </w:tc>
@@ -30940,8 +30847,7 @@
               <w:left w:val="nil"/>
               <w:right w:val="nil"/>
             </w:tcBorders>
-            <w:noWrap/>
-            <w:vAlign w:val="bottom"/>
+            <w:vAlign w:val="center"/>
             <w:hideMark/>
           </w:tcPr>
           <w:p>
@@ -30951,12 +30857,23 @@
               </w:tabs>
               <w:spacing w:after="0" w:line="240" w:lineRule="auto"/>
               <w:rPr>
-                <w:rFonts w:ascii="Times New Roman" w:eastAsia="Times New Roman" w:hAnsi="Times New Roman" w:cs="Times New Roman"/>
-                <w:sz w:val="20"/>
-                <w:szCs w:val="20"/>
-                <w:lang w:val="es-419" w:eastAsia="es-419"/>
-              </w:rPr>
-            </w:pPr>
+                <w:rFonts w:ascii="Trebuchet MS" w:eastAsia="Times New Roman" w:hAnsi="Trebuchet MS" w:cs="Times New Roman"/>
+                <w:color w:val="000000"/>
+                <w:sz w:val="20"/>
+                <w:szCs w:val="20"/>
+                <w:lang w:val="es-419" w:eastAsia="es-419"/>
+              </w:rPr>
+            </w:pPr>
+            <w:r>
+              <w:rPr>
+                <w:rFonts w:ascii="Trebuchet MS" w:eastAsia="Times New Roman" w:hAnsi="Trebuchet MS" w:cs="Times New Roman"/>
+                <w:color w:val="000000"/>
+                <w:sz w:val="20"/>
+                <w:szCs w:val="20"/>
+                <w:lang w:val="es-419" w:eastAsia="es-419"/>
+              </w:rPr>
+              <w:t>-</w:t>
+            </w:r>
           </w:p>
         </w:tc>
         <w:tc>
@@ -30968,14 +30885,15 @@
               <w:right w:val="nil"/>
             </w:tcBorders>
             <w:noWrap/>
-            <w:vAlign w:val="bottom"/>
-            <w:hideMark/>
-          </w:tcPr>
-          <w:p>
-            <w:pPr>
-              <w:spacing w:after="0" w:line="240" w:lineRule="auto"/>
-              <w:rPr>
-                <w:rFonts w:ascii="Times New Roman" w:eastAsia="Times New Roman" w:hAnsi="Times New Roman" w:cs="Times New Roman"/>
+            <w:vAlign w:val="center"/>
+            <w:hideMark/>
+          </w:tcPr>
+          <w:p>
+            <w:pPr>
+              <w:spacing w:after="0" w:line="240" w:lineRule="auto"/>
+              <w:rPr>
+                <w:rFonts w:ascii="Trebuchet MS" w:eastAsia="Times New Roman" w:hAnsi="Trebuchet MS" w:cs="Times New Roman"/>
+                <w:color w:val="000000"/>
                 <w:sz w:val="20"/>
                 <w:szCs w:val="20"/>
                 <w:lang w:val="es-419" w:eastAsia="es-419"/>
@@ -30991,8 +30909,7 @@
               <w:left w:val="nil"/>
               <w:right w:val="nil"/>
             </w:tcBorders>
-            <w:noWrap/>
-            <w:vAlign w:val="bottom"/>
+            <w:vAlign w:val="center"/>
             <w:hideMark/>
           </w:tcPr>
           <w:p>
@@ -31002,12 +30919,23 @@
               </w:tabs>
               <w:spacing w:after="0" w:line="240" w:lineRule="auto"/>
               <w:rPr>
-                <w:rFonts w:ascii="Times New Roman" w:eastAsia="Times New Roman" w:hAnsi="Times New Roman" w:cs="Times New Roman"/>
-                <w:sz w:val="20"/>
-                <w:szCs w:val="20"/>
-                <w:lang w:val="es-419" w:eastAsia="es-419"/>
-              </w:rPr>
-            </w:pPr>
+                <w:rFonts w:ascii="Trebuchet MS" w:eastAsia="Times New Roman" w:hAnsi="Trebuchet MS" w:cs="Times New Roman"/>
+                <w:color w:val="000000"/>
+                <w:sz w:val="20"/>
+                <w:szCs w:val="20"/>
+                <w:lang w:val="es-419" w:eastAsia="es-419"/>
+              </w:rPr>
+            </w:pPr>
+            <w:r>
+              <w:rPr>
+                <w:rFonts w:ascii="Trebuchet MS" w:eastAsia="Times New Roman" w:hAnsi="Trebuchet MS" w:cs="Times New Roman"/>
+                <w:color w:val="000000"/>
+                <w:sz w:val="20"/>
+                <w:szCs w:val="20"/>
+                <w:lang w:val="es-419" w:eastAsia="es-419"/>
+              </w:rPr>
+              <w:t>-</w:t>
+            </w:r>
           </w:p>
         </w:tc>
         <w:tc>
@@ -31019,14 +30947,15 @@
               <w:right w:val="nil"/>
             </w:tcBorders>
             <w:noWrap/>
-            <w:vAlign w:val="bottom"/>
-            <w:hideMark/>
-          </w:tcPr>
-          <w:p>
-            <w:pPr>
-              <w:spacing w:after="0" w:line="240" w:lineRule="auto"/>
-              <w:rPr>
-                <w:rFonts w:ascii="Times New Roman" w:eastAsia="Times New Roman" w:hAnsi="Times New Roman" w:cs="Times New Roman"/>
+            <w:vAlign w:val="center"/>
+            <w:hideMark/>
+          </w:tcPr>
+          <w:p>
+            <w:pPr>
+              <w:spacing w:after="0" w:line="240" w:lineRule="auto"/>
+              <w:rPr>
+                <w:rFonts w:ascii="Trebuchet MS" w:eastAsia="Times New Roman" w:hAnsi="Trebuchet MS" w:cs="Times New Roman"/>
+                <w:color w:val="000000"/>
                 <w:sz w:val="20"/>
                 <w:szCs w:val="20"/>
                 <w:lang w:val="es-419" w:eastAsia="es-419"/>
@@ -31043,7 +30972,7 @@
               <w:right w:val="nil"/>
             </w:tcBorders>
             <w:noWrap/>
-            <w:vAlign w:val="bottom"/>
+            <w:vAlign w:val="center"/>
             <w:hideMark/>
           </w:tcPr>
           <w:p>
@@ -31053,12 +30982,23 @@
               </w:tabs>
               <w:spacing w:after="0" w:line="240" w:lineRule="auto"/>
               <w:rPr>
-                <w:rFonts w:ascii="Times New Roman" w:eastAsia="Times New Roman" w:hAnsi="Times New Roman" w:cs="Times New Roman"/>
-                <w:sz w:val="20"/>
-                <w:szCs w:val="20"/>
-                <w:lang w:val="es-419" w:eastAsia="es-419"/>
-              </w:rPr>
-            </w:pPr>
+                <w:rFonts w:ascii="Trebuchet MS" w:eastAsia="Times New Roman" w:hAnsi="Trebuchet MS" w:cs="Times New Roman"/>
+                <w:color w:val="000000"/>
+                <w:sz w:val="20"/>
+                <w:szCs w:val="20"/>
+                <w:lang w:val="es-419" w:eastAsia="es-419"/>
+              </w:rPr>
+            </w:pPr>
+            <w:r>
+              <w:rPr>
+                <w:rFonts w:ascii="Trebuchet MS" w:eastAsia="Times New Roman" w:hAnsi="Trebuchet MS" w:cs="Times New Roman"/>
+                <w:color w:val="000000"/>
+                <w:sz w:val="20"/>
+                <w:szCs w:val="20"/>
+                <w:lang w:val="es-419" w:eastAsia="es-419"/>
+              </w:rPr>
+              <w:t>7,849</w:t>
+            </w:r>
           </w:p>
         </w:tc>
         <w:tc>
@@ -31070,14 +31010,15 @@
               <w:right w:val="nil"/>
             </w:tcBorders>
             <w:noWrap/>
-            <w:vAlign w:val="bottom"/>
-            <w:hideMark/>
-          </w:tcPr>
-          <w:p>
-            <w:pPr>
-              <w:spacing w:after="0" w:line="240" w:lineRule="auto"/>
-              <w:rPr>
-                <w:rFonts w:ascii="Times New Roman" w:eastAsia="Times New Roman" w:hAnsi="Times New Roman" w:cs="Times New Roman"/>
+            <w:vAlign w:val="center"/>
+            <w:hideMark/>
+          </w:tcPr>
+          <w:p>
+            <w:pPr>
+              <w:spacing w:after="0" w:line="240" w:lineRule="auto"/>
+              <w:rPr>
+                <w:rFonts w:ascii="Trebuchet MS" w:eastAsia="Times New Roman" w:hAnsi="Trebuchet MS" w:cs="Times New Roman"/>
+                <w:color w:val="000000"/>
                 <w:sz w:val="20"/>
                 <w:szCs w:val="20"/>
                 <w:lang w:val="es-419" w:eastAsia="es-419"/>
@@ -31094,7 +31035,7 @@
               <w:right w:val="nil"/>
             </w:tcBorders>
             <w:noWrap/>
-            <w:vAlign w:val="bottom"/>
+            <w:vAlign w:val="center"/>
             <w:hideMark/>
           </w:tcPr>
           <w:p>
@@ -31104,12 +31045,23 @@
               </w:tabs>
               <w:spacing w:after="0" w:line="240" w:lineRule="auto"/>
               <w:rPr>
-                <w:rFonts w:ascii="Times New Roman" w:eastAsia="Times New Roman" w:hAnsi="Times New Roman" w:cs="Times New Roman"/>
-                <w:sz w:val="20"/>
-                <w:szCs w:val="20"/>
-                <w:lang w:val="es-419" w:eastAsia="es-419"/>
-              </w:rPr>
-            </w:pPr>
+                <w:rFonts w:ascii="Trebuchet MS" w:eastAsia="Times New Roman" w:hAnsi="Trebuchet MS" w:cs="Times New Roman"/>
+                <w:color w:val="000000"/>
+                <w:sz w:val="20"/>
+                <w:szCs w:val="20"/>
+                <w:lang w:val="es-419" w:eastAsia="es-419"/>
+              </w:rPr>
+            </w:pPr>
+            <w:r>
+              <w:rPr>
+                <w:rFonts w:ascii="Trebuchet MS" w:eastAsia="Times New Roman" w:hAnsi="Trebuchet MS" w:cs="Times New Roman"/>
+                <w:color w:val="000000"/>
+                <w:sz w:val="20"/>
+                <w:szCs w:val="20"/>
+                <w:lang w:val="es-419" w:eastAsia="es-419"/>
+              </w:rPr>
+              <w:t>7,849</w:t>
+            </w:r>
           </w:p>
         </w:tc>
       </w:tr>
@@ -31140,16 +31092,6 @@
                 <w:lang w:val="es-419" w:eastAsia="es-419"/>
               </w:rPr>
             </w:pPr>
-            <w:r>
-              <w:rPr>
-                <w:rFonts w:ascii="Trebuchet MS" w:eastAsia="Times New Roman" w:hAnsi="Trebuchet MS" w:cs="Times New Roman"/>
-                <w:color w:val="000000"/>
-                <w:sz w:val="20"/>
-                <w:szCs w:val="20"/>
-                <w:lang w:val="es-419" w:eastAsia="es-419"/>
-              </w:rPr>
-              <w:t>Resultado del ejercicio</w:t>
-            </w:r>
           </w:p>
         </w:tc>
         <w:tc>
@@ -31170,7 +31112,6 @@
               <w:spacing w:after="0" w:line="240" w:lineRule="auto"/>
               <w:rPr>
                 <w:rFonts w:ascii="Trebuchet MS" w:eastAsia="Times New Roman" w:hAnsi="Trebuchet MS" w:cs="Times New Roman"/>
-                <w:color w:val="000000"/>
                 <w:sz w:val="20"/>
                 <w:szCs w:val="20"/>
                 <w:lang w:val="es-419" w:eastAsia="es-419"/>
@@ -31182,10 +31123,11 @@
           <w:tcPr>
             <w:tcW w:w="1536" w:type="dxa"/>
             <w:tcBorders>
-              <w:top w:val="nil"/>
-              <w:left w:val="nil"/>
-              <w:right w:val="nil"/>
-            </w:tcBorders>
+              <w:left w:val="nil"/>
+              <w:bottom w:val="nil"/>
+              <w:right w:val="nil"/>
+            </w:tcBorders>
+            <w:noWrap/>
             <w:vAlign w:val="center"/>
             <w:hideMark/>
           </w:tcPr>
@@ -31197,30 +31139,19 @@
               <w:spacing w:after="0" w:line="240" w:lineRule="auto"/>
               <w:rPr>
                 <w:rFonts w:ascii="Trebuchet MS" w:eastAsia="Times New Roman" w:hAnsi="Trebuchet MS" w:cs="Times New Roman"/>
-                <w:color w:val="000000"/>
-                <w:sz w:val="20"/>
-                <w:szCs w:val="20"/>
-                <w:lang w:val="es-419" w:eastAsia="es-419"/>
-              </w:rPr>
-            </w:pPr>
-            <w:r>
-              <w:rPr>
-                <w:rFonts w:ascii="Trebuchet MS" w:eastAsia="Times New Roman" w:hAnsi="Trebuchet MS" w:cs="Times New Roman"/>
-                <w:color w:val="000000"/>
-                <w:sz w:val="20"/>
-                <w:szCs w:val="20"/>
-                <w:lang w:val="es-419" w:eastAsia="es-419"/>
-              </w:rPr>
-              <w:t>-</w:t>
-            </w:r>
-          </w:p>
-        </w:tc>
-        <w:tc>
-          <w:tcPr>
-            <w:tcW w:w="245" w:type="dxa"/>
-            <w:tcBorders>
-              <w:top w:val="nil"/>
-              <w:left w:val="nil"/>
+                <w:sz w:val="20"/>
+                <w:szCs w:val="20"/>
+                <w:lang w:val="es-419" w:eastAsia="es-419"/>
+              </w:rPr>
+            </w:pPr>
+          </w:p>
+        </w:tc>
+        <w:tc>
+          <w:tcPr>
+            <w:tcW w:w="245" w:type="dxa"/>
+            <w:tcBorders>
+              <w:left w:val="nil"/>
+              <w:bottom w:val="nil"/>
               <w:right w:val="nil"/>
             </w:tcBorders>
             <w:noWrap/>
@@ -31232,7 +31163,6 @@
               <w:spacing w:after="0" w:line="240" w:lineRule="auto"/>
               <w:rPr>
                 <w:rFonts w:ascii="Trebuchet MS" w:eastAsia="Times New Roman" w:hAnsi="Trebuchet MS" w:cs="Times New Roman"/>
-                <w:color w:val="000000"/>
                 <w:sz w:val="20"/>
                 <w:szCs w:val="20"/>
                 <w:lang w:val="es-419" w:eastAsia="es-419"/>
@@ -31244,10 +31174,11 @@
           <w:tcPr>
             <w:tcW w:w="1542" w:type="dxa"/>
             <w:tcBorders>
-              <w:top w:val="nil"/>
-              <w:left w:val="nil"/>
-              <w:right w:val="nil"/>
-            </w:tcBorders>
+              <w:left w:val="nil"/>
+              <w:bottom w:val="nil"/>
+              <w:right w:val="nil"/>
+            </w:tcBorders>
+            <w:noWrap/>
             <w:vAlign w:val="center"/>
             <w:hideMark/>
           </w:tcPr>
@@ -31259,30 +31190,19 @@
               <w:spacing w:after="0" w:line="240" w:lineRule="auto"/>
               <w:rPr>
                 <w:rFonts w:ascii="Trebuchet MS" w:eastAsia="Times New Roman" w:hAnsi="Trebuchet MS" w:cs="Times New Roman"/>
-                <w:color w:val="000000"/>
-                <w:sz w:val="20"/>
-                <w:szCs w:val="20"/>
-                <w:lang w:val="es-419" w:eastAsia="es-419"/>
-              </w:rPr>
-            </w:pPr>
-            <w:r>
-              <w:rPr>
-                <w:rFonts w:ascii="Trebuchet MS" w:eastAsia="Times New Roman" w:hAnsi="Trebuchet MS" w:cs="Times New Roman"/>
-                <w:color w:val="000000"/>
-                <w:sz w:val="20"/>
-                <w:szCs w:val="20"/>
-                <w:lang w:val="es-419" w:eastAsia="es-419"/>
-              </w:rPr>
-              <w:t>-</w:t>
-            </w:r>
-          </w:p>
-        </w:tc>
-        <w:tc>
-          <w:tcPr>
-            <w:tcW w:w="245" w:type="dxa"/>
-            <w:tcBorders>
-              <w:top w:val="nil"/>
-              <w:left w:val="nil"/>
+                <w:sz w:val="20"/>
+                <w:szCs w:val="20"/>
+                <w:lang w:val="es-419" w:eastAsia="es-419"/>
+              </w:rPr>
+            </w:pPr>
+          </w:p>
+        </w:tc>
+        <w:tc>
+          <w:tcPr>
+            <w:tcW w:w="245" w:type="dxa"/>
+            <w:tcBorders>
+              <w:left w:val="nil"/>
+              <w:bottom w:val="nil"/>
               <w:right w:val="nil"/>
             </w:tcBorders>
             <w:noWrap/>
@@ -31294,7 +31214,6 @@
               <w:spacing w:after="0" w:line="240" w:lineRule="auto"/>
               <w:rPr>
                 <w:rFonts w:ascii="Trebuchet MS" w:eastAsia="Times New Roman" w:hAnsi="Trebuchet MS" w:cs="Times New Roman"/>
-                <w:color w:val="000000"/>
                 <w:sz w:val="20"/>
                 <w:szCs w:val="20"/>
                 <w:lang w:val="es-419" w:eastAsia="es-419"/>
@@ -31306,8 +31225,8 @@
           <w:tcPr>
             <w:tcW w:w="1566" w:type="dxa"/>
             <w:tcBorders>
-              <w:top w:val="nil"/>
-              <w:left w:val="nil"/>
+              <w:left w:val="nil"/>
+              <w:bottom w:val="nil"/>
               <w:right w:val="nil"/>
             </w:tcBorders>
             <w:noWrap/>
@@ -31322,30 +31241,19 @@
               <w:spacing w:after="0" w:line="240" w:lineRule="auto"/>
               <w:rPr>
                 <w:rFonts w:ascii="Trebuchet MS" w:eastAsia="Times New Roman" w:hAnsi="Trebuchet MS" w:cs="Times New Roman"/>
-                <w:color w:val="000000"/>
-                <w:sz w:val="20"/>
-                <w:szCs w:val="20"/>
-                <w:lang w:val="es-419" w:eastAsia="es-419"/>
-              </w:rPr>
-            </w:pPr>
-            <w:r>
-              <w:rPr>
-                <w:rFonts w:ascii="Trebuchet MS" w:eastAsia="Times New Roman" w:hAnsi="Trebuchet MS" w:cs="Times New Roman"/>
-                <w:color w:val="000000"/>
-                <w:sz w:val="20"/>
-                <w:szCs w:val="20"/>
-                <w:lang w:val="es-419" w:eastAsia="es-419"/>
-              </w:rPr>
-              <w:t>7,849</w:t>
-            </w:r>
-          </w:p>
-        </w:tc>
-        <w:tc>
-          <w:tcPr>
-            <w:tcW w:w="245" w:type="dxa"/>
-            <w:tcBorders>
-              <w:top w:val="nil"/>
-              <w:left w:val="nil"/>
+                <w:sz w:val="20"/>
+                <w:szCs w:val="20"/>
+                <w:lang w:val="es-419" w:eastAsia="es-419"/>
+              </w:rPr>
+            </w:pPr>
+          </w:p>
+        </w:tc>
+        <w:tc>
+          <w:tcPr>
+            <w:tcW w:w="245" w:type="dxa"/>
+            <w:tcBorders>
+              <w:left w:val="nil"/>
+              <w:bottom w:val="nil"/>
               <w:right w:val="nil"/>
             </w:tcBorders>
             <w:noWrap/>
@@ -31357,7 +31265,6 @@
               <w:spacing w:after="0" w:line="240" w:lineRule="auto"/>
               <w:rPr>
                 <w:rFonts w:ascii="Trebuchet MS" w:eastAsia="Times New Roman" w:hAnsi="Trebuchet MS" w:cs="Times New Roman"/>
-                <w:color w:val="000000"/>
                 <w:sz w:val="20"/>
                 <w:szCs w:val="20"/>
                 <w:lang w:val="es-419" w:eastAsia="es-419"/>
@@ -31369,12 +31276,12 @@
           <w:tcPr>
             <w:tcW w:w="1566" w:type="dxa"/>
             <w:tcBorders>
-              <w:top w:val="nil"/>
-              <w:left w:val="nil"/>
+              <w:left w:val="nil"/>
+              <w:bottom w:val="nil"/>
               <w:right w:val="nil"/>
             </w:tcBorders>
             <w:noWrap/>
-            <w:vAlign w:val="center"/>
+            <w:vAlign w:val="bottom"/>
             <w:hideMark/>
           </w:tcPr>
           <w:p>
@@ -31385,22 +31292,11 @@
               <w:spacing w:after="0" w:line="240" w:lineRule="auto"/>
               <w:rPr>
                 <w:rFonts w:ascii="Trebuchet MS" w:eastAsia="Times New Roman" w:hAnsi="Trebuchet MS" w:cs="Times New Roman"/>
-                <w:color w:val="000000"/>
-                <w:sz w:val="20"/>
-                <w:szCs w:val="20"/>
-                <w:lang w:val="es-419" w:eastAsia="es-419"/>
-              </w:rPr>
-            </w:pPr>
-            <w:r>
-              <w:rPr>
-                <w:rFonts w:ascii="Trebuchet MS" w:eastAsia="Times New Roman" w:hAnsi="Trebuchet MS" w:cs="Times New Roman"/>
-                <w:color w:val="000000"/>
-                <w:sz w:val="20"/>
-                <w:szCs w:val="20"/>
-                <w:lang w:val="es-419" w:eastAsia="es-419"/>
-              </w:rPr>
-              <w:t>7,849</w:t>
-            </w:r>
+                <w:sz w:val="20"/>
+                <w:szCs w:val="20"/>
+                <w:lang w:val="es-419" w:eastAsia="es-419"/>
+              </w:rPr>
+            </w:pPr>
           </w:p>
         </w:tc>
       </w:tr>
@@ -31431,6 +31327,16 @@
                 <w:lang w:val="es-419" w:eastAsia="es-419"/>
               </w:rPr>
             </w:pPr>
+            <w:r>
+              <w:rPr>
+                <w:rFonts w:ascii="Trebuchet MS" w:eastAsia="Times New Roman" w:hAnsi="Trebuchet MS" w:cs="Times New Roman"/>
+                <w:color w:val="000000"/>
+                <w:sz w:val="20"/>
+                <w:szCs w:val="20"/>
+                <w:lang w:val="es-419" w:eastAsia="es-419"/>
+              </w:rPr>
+              <w:t>Saldo al 31 de diciembre 2023</w:t>
+            </w:r>
           </w:p>
         </w:tc>
         <w:tc>
@@ -31449,24 +31355,36 @@
           <w:p>
             <w:pPr>
               <w:spacing w:after="0" w:line="240" w:lineRule="auto"/>
-              <w:rPr>
-                <w:rFonts w:ascii="Times New Roman" w:eastAsia="Times New Roman" w:hAnsi="Times New Roman" w:cs="Times New Roman"/>
-                <w:sz w:val="20"/>
-                <w:szCs w:val="20"/>
-                <w:lang w:val="es-419" w:eastAsia="es-419"/>
-              </w:rPr>
-            </w:pPr>
+              <w:jc w:val="center"/>
+              <w:rPr>
+                <w:rFonts w:ascii="Trebuchet MS" w:eastAsia="Times New Roman" w:hAnsi="Trebuchet MS" w:cs="Times New Roman"/>
+                <w:color w:val="000000"/>
+                <w:sz w:val="20"/>
+                <w:szCs w:val="20"/>
+                <w:lang w:val="es-419" w:eastAsia="es-419"/>
+              </w:rPr>
+            </w:pPr>
+            <w:r>
+              <w:rPr>
+                <w:rFonts w:ascii="Trebuchet MS" w:eastAsia="Times New Roman" w:hAnsi="Trebuchet MS" w:cs="Times New Roman"/>
+                <w:color w:val="000000"/>
+                <w:sz w:val="20"/>
+                <w:szCs w:val="20"/>
+                <w:lang w:val="es-419" w:eastAsia="es-419"/>
+              </w:rPr>
+              <w:t>$</w:t>
+            </w:r>
           </w:p>
         </w:tc>
         <w:tc>
           <w:tcPr>
             <w:tcW w:w="1536" w:type="dxa"/>
             <w:tcBorders>
-              <w:left w:val="nil"/>
-              <w:bottom w:val="nil"/>
-              <w:right w:val="nil"/>
-            </w:tcBorders>
-            <w:noWrap/>
+              <w:top w:val="nil"/>
+              <w:left w:val="nil"/>
+              <w:bottom w:val="nil"/>
+              <w:right w:val="nil"/>
+            </w:tcBorders>
             <w:vAlign w:val="center"/>
             <w:hideMark/>
           </w:tcPr>
@@ -31477,18 +31395,30 @@
               </w:tabs>
               <w:spacing w:after="0" w:line="240" w:lineRule="auto"/>
               <w:rPr>
-                <w:rFonts w:ascii="Times New Roman" w:eastAsia="Times New Roman" w:hAnsi="Times New Roman" w:cs="Times New Roman"/>
-                <w:sz w:val="20"/>
-                <w:szCs w:val="20"/>
-                <w:lang w:val="es-419" w:eastAsia="es-419"/>
-              </w:rPr>
-            </w:pPr>
-          </w:p>
-        </w:tc>
-        <w:tc>
-          <w:tcPr>
-            <w:tcW w:w="245" w:type="dxa"/>
-            <w:tcBorders>
+                <w:rFonts w:ascii="Trebuchet MS" w:eastAsia="Times New Roman" w:hAnsi="Trebuchet MS" w:cs="Times New Roman"/>
+                <w:color w:val="000000"/>
+                <w:sz w:val="20"/>
+                <w:szCs w:val="20"/>
+                <w:lang w:val="es-419" w:eastAsia="es-419"/>
+              </w:rPr>
+            </w:pPr>
+            <w:r>
+              <w:rPr>
+                <w:rFonts w:ascii="Trebuchet MS" w:eastAsia="Times New Roman" w:hAnsi="Trebuchet MS" w:cs="Times New Roman"/>
+                <w:color w:val="000000"/>
+                <w:sz w:val="20"/>
+                <w:szCs w:val="20"/>
+                <w:lang w:val="es-419" w:eastAsia="es-419"/>
+              </w:rPr>
+              <w:t>272,972</w:t>
+            </w:r>
+          </w:p>
+        </w:tc>
+        <w:tc>
+          <w:tcPr>
+            <w:tcW w:w="245" w:type="dxa"/>
+            <w:tcBorders>
+              <w:top w:val="nil"/>
               <w:left w:val="nil"/>
               <w:bottom w:val="nil"/>
               <w:right w:val="nil"/>
@@ -31501,23 +31431,34 @@
             <w:pPr>
               <w:spacing w:after="0" w:line="240" w:lineRule="auto"/>
               <w:rPr>
-                <w:rFonts w:ascii="Times New Roman" w:eastAsia="Times New Roman" w:hAnsi="Times New Roman" w:cs="Times New Roman"/>
-                <w:sz w:val="20"/>
-                <w:szCs w:val="20"/>
-                <w:lang w:val="es-419" w:eastAsia="es-419"/>
-              </w:rPr>
-            </w:pPr>
+                <w:rFonts w:ascii="Trebuchet MS" w:eastAsia="Times New Roman" w:hAnsi="Trebuchet MS" w:cs="Times New Roman"/>
+                <w:color w:val="000000"/>
+                <w:sz w:val="20"/>
+                <w:szCs w:val="20"/>
+                <w:lang w:val="es-419" w:eastAsia="es-419"/>
+              </w:rPr>
+            </w:pPr>
+            <w:r>
+              <w:rPr>
+                <w:rFonts w:ascii="Trebuchet MS" w:eastAsia="Times New Roman" w:hAnsi="Trebuchet MS" w:cs="Times New Roman"/>
+                <w:color w:val="000000"/>
+                <w:sz w:val="20"/>
+                <w:szCs w:val="20"/>
+                <w:lang w:val="es-419" w:eastAsia="es-419"/>
+              </w:rPr>
+              <w:t>$</w:t>
+            </w:r>
           </w:p>
         </w:tc>
         <w:tc>
           <w:tcPr>
             <w:tcW w:w="1542" w:type="dxa"/>
             <w:tcBorders>
-              <w:left w:val="nil"/>
-              <w:bottom w:val="nil"/>
-              <w:right w:val="nil"/>
-            </w:tcBorders>
-            <w:noWrap/>
+              <w:top w:val="nil"/>
+              <w:left w:val="nil"/>
+              <w:bottom w:val="nil"/>
+              <w:right w:val="nil"/>
+            </w:tcBorders>
             <w:vAlign w:val="center"/>
             <w:hideMark/>
           </w:tcPr>
@@ -31528,18 +31469,30 @@
               </w:tabs>
               <w:spacing w:after="0" w:line="240" w:lineRule="auto"/>
               <w:rPr>
-                <w:rFonts w:ascii="Times New Roman" w:eastAsia="Times New Roman" w:hAnsi="Times New Roman" w:cs="Times New Roman"/>
-                <w:sz w:val="20"/>
-                <w:szCs w:val="20"/>
-                <w:lang w:val="es-419" w:eastAsia="es-419"/>
-              </w:rPr>
-            </w:pPr>
-          </w:p>
-        </w:tc>
-        <w:tc>
-          <w:tcPr>
-            <w:tcW w:w="245" w:type="dxa"/>
-            <w:tcBorders>
+                <w:rFonts w:ascii="Trebuchet MS" w:eastAsia="Times New Roman" w:hAnsi="Trebuchet MS" w:cs="Times New Roman"/>
+                <w:color w:val="000000"/>
+                <w:sz w:val="20"/>
+                <w:szCs w:val="20"/>
+                <w:lang w:val="es-419" w:eastAsia="es-419"/>
+              </w:rPr>
+            </w:pPr>
+            <w:r>
+              <w:rPr>
+                <w:rFonts w:ascii="Trebuchet MS" w:eastAsia="Times New Roman" w:hAnsi="Trebuchet MS" w:cs="Times New Roman"/>
+                <w:color w:val="000000"/>
+                <w:sz w:val="20"/>
+                <w:szCs w:val="20"/>
+                <w:lang w:val="es-419" w:eastAsia="es-419"/>
+              </w:rPr>
+              <w:t>(393)</w:t>
+            </w:r>
+          </w:p>
+        </w:tc>
+        <w:tc>
+          <w:tcPr>
+            <w:tcW w:w="245" w:type="dxa"/>
+            <w:tcBorders>
+              <w:top w:val="nil"/>
               <w:left w:val="nil"/>
               <w:bottom w:val="nil"/>
               <w:right w:val="nil"/>
@@ -31552,23 +31505,34 @@
             <w:pPr>
               <w:spacing w:after="0" w:line="240" w:lineRule="auto"/>
               <w:rPr>
-                <w:rFonts w:ascii="Times New Roman" w:eastAsia="Times New Roman" w:hAnsi="Times New Roman" w:cs="Times New Roman"/>
-                <w:sz w:val="20"/>
-                <w:szCs w:val="20"/>
-                <w:lang w:val="es-419" w:eastAsia="es-419"/>
-              </w:rPr>
-            </w:pPr>
+                <w:rFonts w:ascii="Trebuchet MS" w:eastAsia="Times New Roman" w:hAnsi="Trebuchet MS" w:cs="Times New Roman"/>
+                <w:color w:val="000000"/>
+                <w:sz w:val="20"/>
+                <w:szCs w:val="20"/>
+                <w:lang w:val="es-419" w:eastAsia="es-419"/>
+              </w:rPr>
+            </w:pPr>
+            <w:r>
+              <w:rPr>
+                <w:rFonts w:ascii="Trebuchet MS" w:eastAsia="Times New Roman" w:hAnsi="Trebuchet MS" w:cs="Times New Roman"/>
+                <w:color w:val="000000"/>
+                <w:sz w:val="20"/>
+                <w:szCs w:val="20"/>
+                <w:lang w:val="es-419" w:eastAsia="es-419"/>
+              </w:rPr>
+              <w:t>$</w:t>
+            </w:r>
           </w:p>
         </w:tc>
         <w:tc>
           <w:tcPr>
             <w:tcW w:w="1566" w:type="dxa"/>
             <w:tcBorders>
-              <w:left w:val="nil"/>
-              <w:bottom w:val="nil"/>
-              <w:right w:val="nil"/>
-            </w:tcBorders>
-            <w:noWrap/>
+              <w:top w:val="nil"/>
+              <w:left w:val="nil"/>
+              <w:bottom w:val="nil"/>
+              <w:right w:val="nil"/>
+            </w:tcBorders>
             <w:vAlign w:val="center"/>
             <w:hideMark/>
           </w:tcPr>
@@ -31579,18 +31543,30 @@
               </w:tabs>
               <w:spacing w:after="0" w:line="240" w:lineRule="auto"/>
               <w:rPr>
-                <w:rFonts w:ascii="Times New Roman" w:eastAsia="Times New Roman" w:hAnsi="Times New Roman" w:cs="Times New Roman"/>
-                <w:sz w:val="20"/>
-                <w:szCs w:val="20"/>
-                <w:lang w:val="es-419" w:eastAsia="es-419"/>
-              </w:rPr>
-            </w:pPr>
-          </w:p>
-        </w:tc>
-        <w:tc>
-          <w:tcPr>
-            <w:tcW w:w="245" w:type="dxa"/>
-            <w:tcBorders>
+                <w:rFonts w:ascii="Trebuchet MS" w:eastAsia="Times New Roman" w:hAnsi="Trebuchet MS" w:cs="Times New Roman"/>
+                <w:color w:val="000000"/>
+                <w:sz w:val="20"/>
+                <w:szCs w:val="20"/>
+                <w:lang w:val="es-419" w:eastAsia="es-419"/>
+              </w:rPr>
+            </w:pPr>
+            <w:r>
+              <w:rPr>
+                <w:rFonts w:ascii="Trebuchet MS" w:eastAsia="Times New Roman" w:hAnsi="Trebuchet MS" w:cs="Times New Roman"/>
+                <w:color w:val="000000"/>
+                <w:sz w:val="20"/>
+                <w:szCs w:val="20"/>
+                <w:lang w:val="es-419" w:eastAsia="es-419"/>
+              </w:rPr>
+              <w:t>7,849</w:t>
+            </w:r>
+          </w:p>
+        </w:tc>
+        <w:tc>
+          <w:tcPr>
+            <w:tcW w:w="245" w:type="dxa"/>
+            <w:tcBorders>
+              <w:top w:val="nil"/>
               <w:left w:val="nil"/>
               <w:bottom w:val="nil"/>
               <w:right w:val="nil"/>
@@ -31603,24 +31579,35 @@
             <w:pPr>
               <w:spacing w:after="0" w:line="240" w:lineRule="auto"/>
               <w:rPr>
-                <w:rFonts w:ascii="Times New Roman" w:eastAsia="Times New Roman" w:hAnsi="Times New Roman" w:cs="Times New Roman"/>
-                <w:sz w:val="20"/>
-                <w:szCs w:val="20"/>
-                <w:lang w:val="es-419" w:eastAsia="es-419"/>
-              </w:rPr>
-            </w:pPr>
+                <w:rFonts w:ascii="Trebuchet MS" w:eastAsia="Times New Roman" w:hAnsi="Trebuchet MS" w:cs="Times New Roman"/>
+                <w:color w:val="000000"/>
+                <w:sz w:val="20"/>
+                <w:szCs w:val="20"/>
+                <w:lang w:val="es-419" w:eastAsia="es-419"/>
+              </w:rPr>
+            </w:pPr>
+            <w:r>
+              <w:rPr>
+                <w:rFonts w:ascii="Trebuchet MS" w:eastAsia="Times New Roman" w:hAnsi="Trebuchet MS" w:cs="Times New Roman"/>
+                <w:color w:val="000000"/>
+                <w:sz w:val="20"/>
+                <w:szCs w:val="20"/>
+                <w:lang w:val="es-419" w:eastAsia="es-419"/>
+              </w:rPr>
+              <w:t>$</w:t>
+            </w:r>
           </w:p>
         </w:tc>
         <w:tc>
           <w:tcPr>
             <w:tcW w:w="1566" w:type="dxa"/>
             <w:tcBorders>
-              <w:left w:val="nil"/>
-              <w:bottom w:val="nil"/>
-              <w:right w:val="nil"/>
-            </w:tcBorders>
-            <w:noWrap/>
-            <w:vAlign w:val="bottom"/>
+              <w:top w:val="nil"/>
+              <w:left w:val="nil"/>
+              <w:bottom w:val="nil"/>
+              <w:right w:val="nil"/>
+            </w:tcBorders>
+            <w:vAlign w:val="center"/>
             <w:hideMark/>
           </w:tcPr>
           <w:p>
@@ -31630,12 +31617,23 @@
               </w:tabs>
               <w:spacing w:after="0" w:line="240" w:lineRule="auto"/>
               <w:rPr>
-                <w:rFonts w:ascii="Times New Roman" w:eastAsia="Times New Roman" w:hAnsi="Times New Roman" w:cs="Times New Roman"/>
-                <w:sz w:val="20"/>
-                <w:szCs w:val="20"/>
-                <w:lang w:val="es-419" w:eastAsia="es-419"/>
-              </w:rPr>
-            </w:pPr>
+                <w:rFonts w:ascii="Trebuchet MS" w:eastAsia="Times New Roman" w:hAnsi="Trebuchet MS" w:cs="Times New Roman"/>
+                <w:color w:val="000000"/>
+                <w:sz w:val="20"/>
+                <w:szCs w:val="20"/>
+                <w:lang w:val="es-419" w:eastAsia="es-419"/>
+              </w:rPr>
+            </w:pPr>
+            <w:r>
+              <w:rPr>
+                <w:rFonts w:ascii="Trebuchet MS" w:eastAsia="Times New Roman" w:hAnsi="Trebuchet MS" w:cs="Times New Roman"/>
+                <w:color w:val="000000"/>
+                <w:sz w:val="20"/>
+                <w:szCs w:val="20"/>
+                <w:lang w:val="es-419" w:eastAsia="es-419"/>
+              </w:rPr>
+              <w:t>280,428</w:t>
+            </w:r>
           </w:p>
         </w:tc>
       </w:tr>
@@ -31666,16 +31664,6 @@
                 <w:lang w:val="es-419" w:eastAsia="es-419"/>
               </w:rPr>
             </w:pPr>
-            <w:r>
-              <w:rPr>
-                <w:rFonts w:ascii="Trebuchet MS" w:eastAsia="Times New Roman" w:hAnsi="Trebuchet MS" w:cs="Times New Roman"/>
-                <w:color w:val="000000"/>
-                <w:sz w:val="20"/>
-                <w:szCs w:val="20"/>
-                <w:lang w:val="es-419" w:eastAsia="es-419"/>
-              </w:rPr>
-              <w:t>Saldo al 31 de diciembre 2023</w:t>
-            </w:r>
           </w:p>
         </w:tc>
         <w:tc>
@@ -31694,25 +31682,13 @@
           <w:p>
             <w:pPr>
               <w:spacing w:after="0" w:line="240" w:lineRule="auto"/>
-              <w:jc w:val="center"/>
-              <w:rPr>
-                <w:rFonts w:ascii="Trebuchet MS" w:eastAsia="Times New Roman" w:hAnsi="Trebuchet MS" w:cs="Times New Roman"/>
-                <w:color w:val="000000"/>
-                <w:sz w:val="20"/>
-                <w:szCs w:val="20"/>
-                <w:lang w:val="es-419" w:eastAsia="es-419"/>
-              </w:rPr>
-            </w:pPr>
-            <w:r>
-              <w:rPr>
-                <w:rFonts w:ascii="Trebuchet MS" w:eastAsia="Times New Roman" w:hAnsi="Trebuchet MS" w:cs="Times New Roman"/>
-                <w:color w:val="000000"/>
-                <w:sz w:val="20"/>
-                <w:szCs w:val="20"/>
-                <w:lang w:val="es-419" w:eastAsia="es-419"/>
-              </w:rPr>
-              <w:t>$</w:t>
-            </w:r>
+              <w:rPr>
+                <w:rFonts w:ascii="Trebuchet MS" w:eastAsia="Times New Roman" w:hAnsi="Trebuchet MS" w:cs="Times New Roman"/>
+                <w:sz w:val="20"/>
+                <w:szCs w:val="20"/>
+                <w:lang w:val="es-419" w:eastAsia="es-419"/>
+              </w:rPr>
+            </w:pPr>
           </w:p>
         </w:tc>
         <w:tc>
@@ -31724,6 +31700,7 @@
               <w:bottom w:val="nil"/>
               <w:right w:val="nil"/>
             </w:tcBorders>
+            <w:noWrap/>
             <w:vAlign w:val="center"/>
             <w:hideMark/>
           </w:tcPr>
@@ -31735,22 +31712,11 @@
               <w:spacing w:after="0" w:line="240" w:lineRule="auto"/>
               <w:rPr>
                 <w:rFonts w:ascii="Trebuchet MS" w:eastAsia="Times New Roman" w:hAnsi="Trebuchet MS" w:cs="Times New Roman"/>
-                <w:color w:val="000000"/>
-                <w:sz w:val="20"/>
-                <w:szCs w:val="20"/>
-                <w:lang w:val="es-419" w:eastAsia="es-419"/>
-              </w:rPr>
-            </w:pPr>
-            <w:r>
-              <w:rPr>
-                <w:rFonts w:ascii="Trebuchet MS" w:eastAsia="Times New Roman" w:hAnsi="Trebuchet MS" w:cs="Times New Roman"/>
-                <w:color w:val="000000"/>
-                <w:sz w:val="20"/>
-                <w:szCs w:val="20"/>
-                <w:lang w:val="es-419" w:eastAsia="es-419"/>
-              </w:rPr>
-              <w:t>272,972</w:t>
-            </w:r>
+                <w:sz w:val="20"/>
+                <w:szCs w:val="20"/>
+                <w:lang w:val="es-419" w:eastAsia="es-419"/>
+              </w:rPr>
+            </w:pPr>
           </w:p>
         </w:tc>
         <w:tc>
@@ -31771,22 +31737,11 @@
               <w:spacing w:after="0" w:line="240" w:lineRule="auto"/>
               <w:rPr>
                 <w:rFonts w:ascii="Trebuchet MS" w:eastAsia="Times New Roman" w:hAnsi="Trebuchet MS" w:cs="Times New Roman"/>
-                <w:color w:val="000000"/>
-                <w:sz w:val="20"/>
-                <w:szCs w:val="20"/>
-                <w:lang w:val="es-419" w:eastAsia="es-419"/>
-              </w:rPr>
-            </w:pPr>
-            <w:r>
-              <w:rPr>
-                <w:rFonts w:ascii="Trebuchet MS" w:eastAsia="Times New Roman" w:hAnsi="Trebuchet MS" w:cs="Times New Roman"/>
-                <w:color w:val="000000"/>
-                <w:sz w:val="20"/>
-                <w:szCs w:val="20"/>
-                <w:lang w:val="es-419" w:eastAsia="es-419"/>
-              </w:rPr>
-              <w:t>$</w:t>
-            </w:r>
+                <w:sz w:val="20"/>
+                <w:szCs w:val="20"/>
+                <w:lang w:val="es-419" w:eastAsia="es-419"/>
+              </w:rPr>
+            </w:pPr>
           </w:p>
         </w:tc>
         <w:tc>
@@ -31798,6 +31753,7 @@
               <w:bottom w:val="nil"/>
               <w:right w:val="nil"/>
             </w:tcBorders>
+            <w:noWrap/>
             <w:vAlign w:val="center"/>
             <w:hideMark/>
           </w:tcPr>
@@ -31809,22 +31765,11 @@
               <w:spacing w:after="0" w:line="240" w:lineRule="auto"/>
               <w:rPr>
                 <w:rFonts w:ascii="Trebuchet MS" w:eastAsia="Times New Roman" w:hAnsi="Trebuchet MS" w:cs="Times New Roman"/>
-                <w:color w:val="000000"/>
-                <w:sz w:val="20"/>
-                <w:szCs w:val="20"/>
-                <w:lang w:val="es-419" w:eastAsia="es-419"/>
-              </w:rPr>
-            </w:pPr>
-            <w:r>
-              <w:rPr>
-                <w:rFonts w:ascii="Trebuchet MS" w:eastAsia="Times New Roman" w:hAnsi="Trebuchet MS" w:cs="Times New Roman"/>
-                <w:color w:val="000000"/>
-                <w:sz w:val="20"/>
-                <w:szCs w:val="20"/>
-                <w:lang w:val="es-419" w:eastAsia="es-419"/>
-              </w:rPr>
-              <w:t>(393)</w:t>
-            </w:r>
+                <w:sz w:val="20"/>
+                <w:szCs w:val="20"/>
+                <w:lang w:val="es-419" w:eastAsia="es-419"/>
+              </w:rPr>
+            </w:pPr>
           </w:p>
         </w:tc>
         <w:tc>
@@ -31845,22 +31790,11 @@
               <w:spacing w:after="0" w:line="240" w:lineRule="auto"/>
               <w:rPr>
                 <w:rFonts w:ascii="Trebuchet MS" w:eastAsia="Times New Roman" w:hAnsi="Trebuchet MS" w:cs="Times New Roman"/>
-                <w:color w:val="000000"/>
-                <w:sz w:val="20"/>
-                <w:szCs w:val="20"/>
-                <w:lang w:val="es-419" w:eastAsia="es-419"/>
-              </w:rPr>
-            </w:pPr>
-            <w:r>
-              <w:rPr>
-                <w:rFonts w:ascii="Trebuchet MS" w:eastAsia="Times New Roman" w:hAnsi="Trebuchet MS" w:cs="Times New Roman"/>
-                <w:color w:val="000000"/>
-                <w:sz w:val="20"/>
-                <w:szCs w:val="20"/>
-                <w:lang w:val="es-419" w:eastAsia="es-419"/>
-              </w:rPr>
-              <w:t>$</w:t>
-            </w:r>
+                <w:sz w:val="20"/>
+                <w:szCs w:val="20"/>
+                <w:lang w:val="es-419" w:eastAsia="es-419"/>
+              </w:rPr>
+            </w:pPr>
           </w:p>
         </w:tc>
         <w:tc>
@@ -31872,6 +31806,7 @@
               <w:bottom w:val="nil"/>
               <w:right w:val="nil"/>
             </w:tcBorders>
+            <w:noWrap/>
             <w:vAlign w:val="center"/>
             <w:hideMark/>
           </w:tcPr>
@@ -31883,22 +31818,11 @@
               <w:spacing w:after="0" w:line="240" w:lineRule="auto"/>
               <w:rPr>
                 <w:rFonts w:ascii="Trebuchet MS" w:eastAsia="Times New Roman" w:hAnsi="Trebuchet MS" w:cs="Times New Roman"/>
-                <w:color w:val="000000"/>
-                <w:sz w:val="20"/>
-                <w:szCs w:val="20"/>
-                <w:lang w:val="es-419" w:eastAsia="es-419"/>
-              </w:rPr>
-            </w:pPr>
-            <w:r>
-              <w:rPr>
-                <w:rFonts w:ascii="Trebuchet MS" w:eastAsia="Times New Roman" w:hAnsi="Trebuchet MS" w:cs="Times New Roman"/>
-                <w:color w:val="000000"/>
-                <w:sz w:val="20"/>
-                <w:szCs w:val="20"/>
-                <w:lang w:val="es-419" w:eastAsia="es-419"/>
-              </w:rPr>
-              <w:t>7,849</w:t>
-            </w:r>
+                <w:sz w:val="20"/>
+                <w:szCs w:val="20"/>
+                <w:lang w:val="es-419" w:eastAsia="es-419"/>
+              </w:rPr>
+            </w:pPr>
           </w:p>
         </w:tc>
         <w:tc>
@@ -31919,22 +31843,11 @@
               <w:spacing w:after="0" w:line="240" w:lineRule="auto"/>
               <w:rPr>
                 <w:rFonts w:ascii="Trebuchet MS" w:eastAsia="Times New Roman" w:hAnsi="Trebuchet MS" w:cs="Times New Roman"/>
-                <w:color w:val="000000"/>
-                <w:sz w:val="20"/>
-                <w:szCs w:val="20"/>
-                <w:lang w:val="es-419" w:eastAsia="es-419"/>
-              </w:rPr>
-            </w:pPr>
-            <w:r>
-              <w:rPr>
-                <w:rFonts w:ascii="Trebuchet MS" w:eastAsia="Times New Roman" w:hAnsi="Trebuchet MS" w:cs="Times New Roman"/>
-                <w:color w:val="000000"/>
-                <w:sz w:val="20"/>
-                <w:szCs w:val="20"/>
-                <w:lang w:val="es-419" w:eastAsia="es-419"/>
-              </w:rPr>
-              <w:t>$</w:t>
-            </w:r>
+                <w:sz w:val="20"/>
+                <w:szCs w:val="20"/>
+                <w:lang w:val="es-419" w:eastAsia="es-419"/>
+              </w:rPr>
+            </w:pPr>
           </w:p>
         </w:tc>
         <w:tc>
@@ -31946,6 +31859,7 @@
               <w:bottom w:val="nil"/>
               <w:right w:val="nil"/>
             </w:tcBorders>
+            <w:noWrap/>
             <w:vAlign w:val="center"/>
             <w:hideMark/>
           </w:tcPr>
@@ -31957,22 +31871,11 @@
               <w:spacing w:after="0" w:line="240" w:lineRule="auto"/>
               <w:rPr>
                 <w:rFonts w:ascii="Trebuchet MS" w:eastAsia="Times New Roman" w:hAnsi="Trebuchet MS" w:cs="Times New Roman"/>
-                <w:color w:val="000000"/>
-                <w:sz w:val="20"/>
-                <w:szCs w:val="20"/>
-                <w:lang w:val="es-419" w:eastAsia="es-419"/>
-              </w:rPr>
-            </w:pPr>
-            <w:r>
-              <w:rPr>
-                <w:rFonts w:ascii="Trebuchet MS" w:eastAsia="Times New Roman" w:hAnsi="Trebuchet MS" w:cs="Times New Roman"/>
-                <w:color w:val="000000"/>
-                <w:sz w:val="20"/>
-                <w:szCs w:val="20"/>
-                <w:lang w:val="es-419" w:eastAsia="es-419"/>
-              </w:rPr>
-              <w:t>280,428</w:t>
-            </w:r>
+                <w:sz w:val="20"/>
+                <w:szCs w:val="20"/>
+                <w:lang w:val="es-419" w:eastAsia="es-419"/>
+              </w:rPr>
+            </w:pPr>
           </w:p>
         </w:tc>
       </w:tr>
@@ -32003,6 +31906,16 @@
                 <w:lang w:val="es-419" w:eastAsia="es-419"/>
               </w:rPr>
             </w:pPr>
+            <w:r>
+              <w:rPr>
+                <w:rFonts w:ascii="Trebuchet MS" w:eastAsia="Times New Roman" w:hAnsi="Trebuchet MS" w:cs="Times New Roman"/>
+                <w:color w:val="000000"/>
+                <w:sz w:val="20"/>
+                <w:szCs w:val="20"/>
+                <w:lang w:val="es-419" w:eastAsia="es-419"/>
+              </w:rPr>
+              <w:t>Movimientos inherentes a las decisiones de los accionistas-</w:t>
+            </w:r>
           </w:p>
         </w:tc>
         <w:tc>
@@ -32022,7 +31935,8 @@
             <w:pPr>
               <w:spacing w:after="0" w:line="240" w:lineRule="auto"/>
               <w:rPr>
-                <w:rFonts w:ascii="Times New Roman" w:eastAsia="Times New Roman" w:hAnsi="Times New Roman" w:cs="Times New Roman"/>
+                <w:rFonts w:ascii="Trebuchet MS" w:eastAsia="Times New Roman" w:hAnsi="Trebuchet MS" w:cs="Times New Roman"/>
+                <w:color w:val="000000"/>
                 <w:sz w:val="20"/>
                 <w:szCs w:val="20"/>
                 <w:lang w:val="es-419" w:eastAsia="es-419"/>
@@ -32050,7 +31964,7 @@
               </w:tabs>
               <w:spacing w:after="0" w:line="240" w:lineRule="auto"/>
               <w:rPr>
-                <w:rFonts w:ascii="Times New Roman" w:eastAsia="Times New Roman" w:hAnsi="Times New Roman" w:cs="Times New Roman"/>
+                <w:rFonts w:ascii="Trebuchet MS" w:eastAsia="Times New Roman" w:hAnsi="Trebuchet MS" w:cs="Times New Roman"/>
                 <w:sz w:val="20"/>
                 <w:szCs w:val="20"/>
                 <w:lang w:val="es-419" w:eastAsia="es-419"/>
@@ -32075,7 +31989,7 @@
             <w:pPr>
               <w:spacing w:after="0" w:line="240" w:lineRule="auto"/>
               <w:rPr>
-                <w:rFonts w:ascii="Times New Roman" w:eastAsia="Times New Roman" w:hAnsi="Times New Roman" w:cs="Times New Roman"/>
+                <w:rFonts w:ascii="Trebuchet MS" w:eastAsia="Times New Roman" w:hAnsi="Trebuchet MS" w:cs="Times New Roman"/>
                 <w:sz w:val="20"/>
                 <w:szCs w:val="20"/>
                 <w:lang w:val="es-419" w:eastAsia="es-419"/>
@@ -32103,7 +32017,7 @@
               </w:tabs>
               <w:spacing w:after="0" w:line="240" w:lineRule="auto"/>
               <w:rPr>
-                <w:rFonts w:ascii="Times New Roman" w:eastAsia="Times New Roman" w:hAnsi="Times New Roman" w:cs="Times New Roman"/>
+                <w:rFonts w:ascii="Trebuchet MS" w:eastAsia="Times New Roman" w:hAnsi="Trebuchet MS" w:cs="Times New Roman"/>
                 <w:sz w:val="20"/>
                 <w:szCs w:val="20"/>
                 <w:lang w:val="es-419" w:eastAsia="es-419"/>
@@ -32128,7 +32042,7 @@
             <w:pPr>
               <w:spacing w:after="0" w:line="240" w:lineRule="auto"/>
               <w:rPr>
-                <w:rFonts w:ascii="Times New Roman" w:eastAsia="Times New Roman" w:hAnsi="Times New Roman" w:cs="Times New Roman"/>
+                <w:rFonts w:ascii="Trebuchet MS" w:eastAsia="Times New Roman" w:hAnsi="Trebuchet MS" w:cs="Times New Roman"/>
                 <w:sz w:val="20"/>
                 <w:szCs w:val="20"/>
                 <w:lang w:val="es-419" w:eastAsia="es-419"/>
@@ -32156,7 +32070,7 @@
               </w:tabs>
               <w:spacing w:after="0" w:line="240" w:lineRule="auto"/>
               <w:rPr>
-                <w:rFonts w:ascii="Times New Roman" w:eastAsia="Times New Roman" w:hAnsi="Times New Roman" w:cs="Times New Roman"/>
+                <w:rFonts w:ascii="Trebuchet MS" w:eastAsia="Times New Roman" w:hAnsi="Trebuchet MS" w:cs="Times New Roman"/>
                 <w:sz w:val="20"/>
                 <w:szCs w:val="20"/>
                 <w:lang w:val="es-419" w:eastAsia="es-419"/>
@@ -32181,7 +32095,7 @@
             <w:pPr>
               <w:spacing w:after="0" w:line="240" w:lineRule="auto"/>
               <w:rPr>
-                <w:rFonts w:ascii="Times New Roman" w:eastAsia="Times New Roman" w:hAnsi="Times New Roman" w:cs="Times New Roman"/>
+                <w:rFonts w:ascii="Trebuchet MS" w:eastAsia="Times New Roman" w:hAnsi="Trebuchet MS" w:cs="Times New Roman"/>
                 <w:sz w:val="20"/>
                 <w:szCs w:val="20"/>
                 <w:lang w:val="es-419" w:eastAsia="es-419"/>
@@ -32209,7 +32123,7 @@
               </w:tabs>
               <w:spacing w:after="0" w:line="240" w:lineRule="auto"/>
               <w:rPr>
-                <w:rFonts w:ascii="Times New Roman" w:eastAsia="Times New Roman" w:hAnsi="Times New Roman" w:cs="Times New Roman"/>
+                <w:rFonts w:ascii="Trebuchet MS" w:eastAsia="Times New Roman" w:hAnsi="Trebuchet MS" w:cs="Times New Roman"/>
                 <w:sz w:val="20"/>
                 <w:szCs w:val="20"/>
                 <w:lang w:val="es-419" w:eastAsia="es-419"/>
@@ -32253,7 +32167,7 @@
                 <w:szCs w:val="20"/>
                 <w:lang w:val="es-419" w:eastAsia="es-419"/>
               </w:rPr>
-              <w:t>Movimientos inherentes a las decisiones de los accionistas-</w:t>
+              <w:t>Traspaso a resultados acumulados</w:t>
             </w:r>
           </w:p>
         </w:tc>
@@ -32292,7 +32206,6 @@
               <w:bottom w:val="nil"/>
               <w:right w:val="nil"/>
             </w:tcBorders>
-            <w:noWrap/>
             <w:vAlign w:val="center"/>
             <w:hideMark/>
           </w:tcPr>
@@ -32303,12 +32216,23 @@
               </w:tabs>
               <w:spacing w:after="0" w:line="240" w:lineRule="auto"/>
               <w:rPr>
-                <w:rFonts w:ascii="Times New Roman" w:eastAsia="Times New Roman" w:hAnsi="Times New Roman" w:cs="Times New Roman"/>
-                <w:sz w:val="20"/>
-                <w:szCs w:val="20"/>
-                <w:lang w:val="es-419" w:eastAsia="es-419"/>
-              </w:rPr>
-            </w:pPr>
+                <w:rFonts w:ascii="Trebuchet MS" w:eastAsia="Times New Roman" w:hAnsi="Trebuchet MS" w:cs="Times New Roman"/>
+                <w:color w:val="000000"/>
+                <w:sz w:val="20"/>
+                <w:szCs w:val="20"/>
+                <w:lang w:val="es-419" w:eastAsia="es-419"/>
+              </w:rPr>
+            </w:pPr>
+            <w:r>
+              <w:rPr>
+                <w:rFonts w:ascii="Trebuchet MS" w:eastAsia="Times New Roman" w:hAnsi="Trebuchet MS" w:cs="Times New Roman"/>
+                <w:color w:val="000000"/>
+                <w:sz w:val="20"/>
+                <w:szCs w:val="20"/>
+                <w:lang w:val="es-419" w:eastAsia="es-419"/>
+              </w:rPr>
+              <w:t>-</w:t>
+            </w:r>
           </w:p>
         </w:tc>
         <w:tc>
@@ -32328,7 +32252,8 @@
             <w:pPr>
               <w:spacing w:after="0" w:line="240" w:lineRule="auto"/>
               <w:rPr>
-                <w:rFonts w:ascii="Times New Roman" w:eastAsia="Times New Roman" w:hAnsi="Times New Roman" w:cs="Times New Roman"/>
+                <w:rFonts w:ascii="Trebuchet MS" w:eastAsia="Times New Roman" w:hAnsi="Trebuchet MS" w:cs="Times New Roman"/>
+                <w:color w:val="000000"/>
                 <w:sz w:val="20"/>
                 <w:szCs w:val="20"/>
                 <w:lang w:val="es-419" w:eastAsia="es-419"/>
@@ -32345,7 +32270,6 @@
               <w:bottom w:val="nil"/>
               <w:right w:val="nil"/>
             </w:tcBorders>
-            <w:noWrap/>
             <w:vAlign w:val="center"/>
             <w:hideMark/>
           </w:tcPr>
@@ -32356,12 +32280,23 @@
               </w:tabs>
               <w:spacing w:after="0" w:line="240" w:lineRule="auto"/>
               <w:rPr>
-                <w:rFonts w:ascii="Times New Roman" w:eastAsia="Times New Roman" w:hAnsi="Times New Roman" w:cs="Times New Roman"/>
-                <w:sz w:val="20"/>
-                <w:szCs w:val="20"/>
-                <w:lang w:val="es-419" w:eastAsia="es-419"/>
-              </w:rPr>
-            </w:pPr>
+                <w:rFonts w:ascii="Trebuchet MS" w:eastAsia="Times New Roman" w:hAnsi="Trebuchet MS" w:cs="Times New Roman"/>
+                <w:color w:val="000000"/>
+                <w:sz w:val="20"/>
+                <w:szCs w:val="20"/>
+                <w:lang w:val="es-419" w:eastAsia="es-419"/>
+              </w:rPr>
+            </w:pPr>
+            <w:r>
+              <w:rPr>
+                <w:rFonts w:ascii="Trebuchet MS" w:eastAsia="Times New Roman" w:hAnsi="Trebuchet MS" w:cs="Times New Roman"/>
+                <w:color w:val="000000"/>
+                <w:sz w:val="20"/>
+                <w:szCs w:val="20"/>
+                <w:lang w:val="es-419" w:eastAsia="es-419"/>
+              </w:rPr>
+              <w:t>7,849</w:t>
+            </w:r>
           </w:p>
         </w:tc>
         <w:tc>
@@ -32381,7 +32316,8 @@
             <w:pPr>
               <w:spacing w:after="0" w:line="240" w:lineRule="auto"/>
               <w:rPr>
-                <w:rFonts w:ascii="Times New Roman" w:eastAsia="Times New Roman" w:hAnsi="Times New Roman" w:cs="Times New Roman"/>
+                <w:rFonts w:ascii="Trebuchet MS" w:eastAsia="Times New Roman" w:hAnsi="Trebuchet MS" w:cs="Times New Roman"/>
+                <w:color w:val="000000"/>
                 <w:sz w:val="20"/>
                 <w:szCs w:val="20"/>
                 <w:lang w:val="es-419" w:eastAsia="es-419"/>
@@ -32398,7 +32334,6 @@
               <w:bottom w:val="nil"/>
               <w:right w:val="nil"/>
             </w:tcBorders>
-            <w:noWrap/>
             <w:vAlign w:val="center"/>
             <w:hideMark/>
           </w:tcPr>
@@ -32409,12 +32344,23 @@
               </w:tabs>
               <w:spacing w:after="0" w:line="240" w:lineRule="auto"/>
               <w:rPr>
-                <w:rFonts w:ascii="Times New Roman" w:eastAsia="Times New Roman" w:hAnsi="Times New Roman" w:cs="Times New Roman"/>
-                <w:sz w:val="20"/>
-                <w:szCs w:val="20"/>
-                <w:lang w:val="es-419" w:eastAsia="es-419"/>
-              </w:rPr>
-            </w:pPr>
+                <w:rFonts w:ascii="Trebuchet MS" w:eastAsia="Times New Roman" w:hAnsi="Trebuchet MS" w:cs="Times New Roman"/>
+                <w:color w:val="000000"/>
+                <w:sz w:val="20"/>
+                <w:szCs w:val="20"/>
+                <w:lang w:val="es-419" w:eastAsia="es-419"/>
+              </w:rPr>
+            </w:pPr>
+            <w:r>
+              <w:rPr>
+                <w:rFonts w:ascii="Trebuchet MS" w:eastAsia="Times New Roman" w:hAnsi="Trebuchet MS" w:cs="Times New Roman"/>
+                <w:color w:val="000000"/>
+                <w:sz w:val="20"/>
+                <w:szCs w:val="20"/>
+                <w:lang w:val="es-419" w:eastAsia="es-419"/>
+              </w:rPr>
+              <w:t>(7,849)</w:t>
+            </w:r>
           </w:p>
         </w:tc>
         <w:tc>
@@ -32433,8 +32379,10 @@
           <w:p>
             <w:pPr>
               <w:spacing w:after="0" w:line="240" w:lineRule="auto"/>
-              <w:rPr>
-                <w:rFonts w:ascii="Times New Roman" w:eastAsia="Times New Roman" w:hAnsi="Times New Roman" w:cs="Times New Roman"/>
+              <w:jc w:val="right"/>
+              <w:rPr>
+                <w:rFonts w:ascii="Trebuchet MS" w:eastAsia="Times New Roman" w:hAnsi="Trebuchet MS" w:cs="Times New Roman"/>
+                <w:color w:val="000000"/>
                 <w:sz w:val="20"/>
                 <w:szCs w:val="20"/>
                 <w:lang w:val="es-419" w:eastAsia="es-419"/>
@@ -32451,7 +32399,6 @@
               <w:bottom w:val="nil"/>
               <w:right w:val="nil"/>
             </w:tcBorders>
-            <w:noWrap/>
             <w:vAlign w:val="center"/>
             <w:hideMark/>
           </w:tcPr>
@@ -32462,12 +32409,23 @@
               </w:tabs>
               <w:spacing w:after="0" w:line="240" w:lineRule="auto"/>
               <w:rPr>
-                <w:rFonts w:ascii="Times New Roman" w:eastAsia="Times New Roman" w:hAnsi="Times New Roman" w:cs="Times New Roman"/>
-                <w:sz w:val="20"/>
-                <w:szCs w:val="20"/>
-                <w:lang w:val="es-419" w:eastAsia="es-419"/>
-              </w:rPr>
-            </w:pPr>
+                <w:rFonts w:ascii="Trebuchet MS" w:eastAsia="Times New Roman" w:hAnsi="Trebuchet MS" w:cs="Times New Roman"/>
+                <w:color w:val="000000"/>
+                <w:sz w:val="20"/>
+                <w:szCs w:val="20"/>
+                <w:lang w:val="es-419" w:eastAsia="es-419"/>
+              </w:rPr>
+            </w:pPr>
+            <w:r>
+              <w:rPr>
+                <w:rFonts w:ascii="Trebuchet MS" w:eastAsia="Times New Roman" w:hAnsi="Trebuchet MS" w:cs="Times New Roman"/>
+                <w:color w:val="000000"/>
+                <w:sz w:val="20"/>
+                <w:szCs w:val="20"/>
+                <w:lang w:val="es-419" w:eastAsia="es-419"/>
+              </w:rPr>
+              <w:t>-</w:t>
+            </w:r>
           </w:p>
         </w:tc>
       </w:tr>
@@ -32498,16 +32456,6 @@
                 <w:lang w:val="es-419" w:eastAsia="es-419"/>
               </w:rPr>
             </w:pPr>
-            <w:r>
-              <w:rPr>
-                <w:rFonts w:ascii="Trebuchet MS" w:eastAsia="Times New Roman" w:hAnsi="Trebuchet MS" w:cs="Times New Roman"/>
-                <w:color w:val="000000"/>
-                <w:sz w:val="20"/>
-                <w:szCs w:val="20"/>
-                <w:lang w:val="es-419" w:eastAsia="es-419"/>
-              </w:rPr>
-              <w:t>Traspaso a resultados acumulados</w:t>
-            </w:r>
           </w:p>
         </w:tc>
         <w:tc>
@@ -32528,7 +32476,6 @@
               <w:spacing w:after="0" w:line="240" w:lineRule="auto"/>
               <w:rPr>
                 <w:rFonts w:ascii="Trebuchet MS" w:eastAsia="Times New Roman" w:hAnsi="Trebuchet MS" w:cs="Times New Roman"/>
-                <w:color w:val="000000"/>
                 <w:sz w:val="20"/>
                 <w:szCs w:val="20"/>
                 <w:lang w:val="es-419" w:eastAsia="es-419"/>
@@ -32545,6 +32492,7 @@
               <w:bottom w:val="nil"/>
               <w:right w:val="nil"/>
             </w:tcBorders>
+            <w:noWrap/>
             <w:vAlign w:val="center"/>
             <w:hideMark/>
           </w:tcPr>
@@ -32556,22 +32504,11 @@
               <w:spacing w:after="0" w:line="240" w:lineRule="auto"/>
               <w:rPr>
                 <w:rFonts w:ascii="Trebuchet MS" w:eastAsia="Times New Roman" w:hAnsi="Trebuchet MS" w:cs="Times New Roman"/>
-                <w:color w:val="000000"/>
-                <w:sz w:val="20"/>
-                <w:szCs w:val="20"/>
-                <w:lang w:val="es-419" w:eastAsia="es-419"/>
-              </w:rPr>
-            </w:pPr>
-            <w:r>
-              <w:rPr>
-                <w:rFonts w:ascii="Trebuchet MS" w:eastAsia="Times New Roman" w:hAnsi="Trebuchet MS" w:cs="Times New Roman"/>
-                <w:color w:val="000000"/>
-                <w:sz w:val="20"/>
-                <w:szCs w:val="20"/>
-                <w:lang w:val="es-419" w:eastAsia="es-419"/>
-              </w:rPr>
-              <w:t>-</w:t>
-            </w:r>
+                <w:sz w:val="20"/>
+                <w:szCs w:val="20"/>
+                <w:lang w:val="es-419" w:eastAsia="es-419"/>
+              </w:rPr>
+            </w:pPr>
           </w:p>
         </w:tc>
         <w:tc>
@@ -32592,7 +32529,6 @@
               <w:spacing w:after="0" w:line="240" w:lineRule="auto"/>
               <w:rPr>
                 <w:rFonts w:ascii="Trebuchet MS" w:eastAsia="Times New Roman" w:hAnsi="Trebuchet MS" w:cs="Times New Roman"/>
-                <w:color w:val="000000"/>
                 <w:sz w:val="20"/>
                 <w:szCs w:val="20"/>
                 <w:lang w:val="es-419" w:eastAsia="es-419"/>
@@ -32609,6 +32545,7 @@
               <w:bottom w:val="nil"/>
               <w:right w:val="nil"/>
             </w:tcBorders>
+            <w:noWrap/>
             <w:vAlign w:val="center"/>
             <w:hideMark/>
           </w:tcPr>
@@ -32620,22 +32557,11 @@
               <w:spacing w:after="0" w:line="240" w:lineRule="auto"/>
               <w:rPr>
                 <w:rFonts w:ascii="Trebuchet MS" w:eastAsia="Times New Roman" w:hAnsi="Trebuchet MS" w:cs="Times New Roman"/>
-                <w:color w:val="000000"/>
-                <w:sz w:val="20"/>
-                <w:szCs w:val="20"/>
-                <w:lang w:val="es-419" w:eastAsia="es-419"/>
-              </w:rPr>
-            </w:pPr>
-            <w:r>
-              <w:rPr>
-                <w:rFonts w:ascii="Trebuchet MS" w:eastAsia="Times New Roman" w:hAnsi="Trebuchet MS" w:cs="Times New Roman"/>
-                <w:color w:val="000000"/>
-                <w:sz w:val="20"/>
-                <w:szCs w:val="20"/>
-                <w:lang w:val="es-419" w:eastAsia="es-419"/>
-              </w:rPr>
-              <w:t>7,849</w:t>
-            </w:r>
+                <w:sz w:val="20"/>
+                <w:szCs w:val="20"/>
+                <w:lang w:val="es-419" w:eastAsia="es-419"/>
+              </w:rPr>
+            </w:pPr>
           </w:p>
         </w:tc>
         <w:tc>
@@ -32656,7 +32582,6 @@
               <w:spacing w:after="0" w:line="240" w:lineRule="auto"/>
               <w:rPr>
                 <w:rFonts w:ascii="Trebuchet MS" w:eastAsia="Times New Roman" w:hAnsi="Trebuchet MS" w:cs="Times New Roman"/>
-                <w:color w:val="000000"/>
                 <w:sz w:val="20"/>
                 <w:szCs w:val="20"/>
                 <w:lang w:val="es-419" w:eastAsia="es-419"/>
@@ -32673,6 +32598,7 @@
               <w:bottom w:val="nil"/>
               <w:right w:val="nil"/>
             </w:tcBorders>
+            <w:noWrap/>
             <w:vAlign w:val="center"/>
             <w:hideMark/>
           </w:tcPr>
@@ -32684,22 +32610,11 @@
               <w:spacing w:after="0" w:line="240" w:lineRule="auto"/>
               <w:rPr>
                 <w:rFonts w:ascii="Trebuchet MS" w:eastAsia="Times New Roman" w:hAnsi="Trebuchet MS" w:cs="Times New Roman"/>
-                <w:color w:val="000000"/>
-                <w:sz w:val="20"/>
-                <w:szCs w:val="20"/>
-                <w:lang w:val="es-419" w:eastAsia="es-419"/>
-              </w:rPr>
-            </w:pPr>
-            <w:r>
-              <w:rPr>
-                <w:rFonts w:ascii="Trebuchet MS" w:eastAsia="Times New Roman" w:hAnsi="Trebuchet MS" w:cs="Times New Roman"/>
-                <w:color w:val="000000"/>
-                <w:sz w:val="20"/>
-                <w:szCs w:val="20"/>
-                <w:lang w:val="es-419" w:eastAsia="es-419"/>
-              </w:rPr>
-              <w:t>(7,849)</w:t>
-            </w:r>
+                <w:sz w:val="20"/>
+                <w:szCs w:val="20"/>
+                <w:lang w:val="es-419" w:eastAsia="es-419"/>
+              </w:rPr>
+            </w:pPr>
           </w:p>
         </w:tc>
         <w:tc>
@@ -32718,10 +32633,8 @@
           <w:p>
             <w:pPr>
               <w:spacing w:after="0" w:line="240" w:lineRule="auto"/>
-              <w:jc w:val="right"/>
-              <w:rPr>
-                <w:rFonts w:ascii="Trebuchet MS" w:eastAsia="Times New Roman" w:hAnsi="Trebuchet MS" w:cs="Times New Roman"/>
-                <w:color w:val="000000"/>
+              <w:rPr>
+                <w:rFonts w:ascii="Trebuchet MS" w:eastAsia="Times New Roman" w:hAnsi="Trebuchet MS" w:cs="Times New Roman"/>
                 <w:sz w:val="20"/>
                 <w:szCs w:val="20"/>
                 <w:lang w:val="es-419" w:eastAsia="es-419"/>
@@ -32738,6 +32651,7 @@
               <w:bottom w:val="nil"/>
               <w:right w:val="nil"/>
             </w:tcBorders>
+            <w:noWrap/>
             <w:vAlign w:val="center"/>
             <w:hideMark/>
           </w:tcPr>
@@ -32749,22 +32663,11 @@
               <w:spacing w:after="0" w:line="240" w:lineRule="auto"/>
               <w:rPr>
                 <w:rFonts w:ascii="Trebuchet MS" w:eastAsia="Times New Roman" w:hAnsi="Trebuchet MS" w:cs="Times New Roman"/>
-                <w:color w:val="000000"/>
-                <w:sz w:val="20"/>
-                <w:szCs w:val="20"/>
-                <w:lang w:val="es-419" w:eastAsia="es-419"/>
-              </w:rPr>
-            </w:pPr>
-            <w:r>
-              <w:rPr>
-                <w:rFonts w:ascii="Trebuchet MS" w:eastAsia="Times New Roman" w:hAnsi="Trebuchet MS" w:cs="Times New Roman"/>
-                <w:color w:val="000000"/>
-                <w:sz w:val="20"/>
-                <w:szCs w:val="20"/>
-                <w:lang w:val="es-419" w:eastAsia="es-419"/>
-              </w:rPr>
-              <w:t>-</w:t>
-            </w:r>
+                <w:sz w:val="20"/>
+                <w:szCs w:val="20"/>
+                <w:lang w:val="es-419" w:eastAsia="es-419"/>
+              </w:rPr>
+            </w:pPr>
           </w:p>
         </w:tc>
       </w:tr>
@@ -32795,6 +32698,16 @@
                 <w:lang w:val="es-419" w:eastAsia="es-419"/>
               </w:rPr>
             </w:pPr>
+            <w:r>
+              <w:rPr>
+                <w:rFonts w:ascii="Trebuchet MS" w:eastAsia="Times New Roman" w:hAnsi="Trebuchet MS" w:cs="Times New Roman"/>
+                <w:color w:val="000000"/>
+                <w:sz w:val="20"/>
+                <w:szCs w:val="20"/>
+                <w:lang w:val="es-419" w:eastAsia="es-419"/>
+              </w:rPr>
+              <w:t>Movimientos inherentes al reconocimiento del resultado del ejercicio-</w:t>
+            </w:r>
           </w:p>
         </w:tc>
         <w:tc>
@@ -32814,7 +32727,8 @@
             <w:pPr>
               <w:spacing w:after="0" w:line="240" w:lineRule="auto"/>
               <w:rPr>
-                <w:rFonts w:ascii="Times New Roman" w:eastAsia="Times New Roman" w:hAnsi="Times New Roman" w:cs="Times New Roman"/>
+                <w:rFonts w:ascii="Trebuchet MS" w:eastAsia="Times New Roman" w:hAnsi="Trebuchet MS" w:cs="Times New Roman"/>
+                <w:color w:val="000000"/>
                 <w:sz w:val="20"/>
                 <w:szCs w:val="20"/>
                 <w:lang w:val="es-419" w:eastAsia="es-419"/>
@@ -32828,11 +32742,10 @@
             <w:tcBorders>
               <w:top w:val="nil"/>
               <w:left w:val="nil"/>
-              <w:bottom w:val="nil"/>
               <w:right w:val="nil"/>
             </w:tcBorders>
             <w:noWrap/>
-            <w:vAlign w:val="center"/>
+            <w:vAlign w:val="bottom"/>
             <w:hideMark/>
           </w:tcPr>
           <w:p>
@@ -32842,32 +32755,31 @@
               </w:tabs>
               <w:spacing w:after="0" w:line="240" w:lineRule="auto"/>
               <w:rPr>
-                <w:rFonts w:ascii="Times New Roman" w:eastAsia="Times New Roman" w:hAnsi="Times New Roman" w:cs="Times New Roman"/>
-                <w:sz w:val="20"/>
-                <w:szCs w:val="20"/>
-                <w:lang w:val="es-419" w:eastAsia="es-419"/>
-              </w:rPr>
-            </w:pPr>
-          </w:p>
-        </w:tc>
-        <w:tc>
-          <w:tcPr>
-            <w:tcW w:w="245" w:type="dxa"/>
-            <w:tcBorders>
-              <w:top w:val="nil"/>
-              <w:left w:val="nil"/>
-              <w:bottom w:val="nil"/>
+                <w:rFonts w:ascii="Trebuchet MS" w:eastAsia="Times New Roman" w:hAnsi="Trebuchet MS" w:cs="Times New Roman"/>
+                <w:sz w:val="20"/>
+                <w:szCs w:val="20"/>
+                <w:lang w:val="es-419" w:eastAsia="es-419"/>
+              </w:rPr>
+            </w:pPr>
+          </w:p>
+        </w:tc>
+        <w:tc>
+          <w:tcPr>
+            <w:tcW w:w="245" w:type="dxa"/>
+            <w:tcBorders>
+              <w:top w:val="nil"/>
+              <w:left w:val="nil"/>
               <w:right w:val="nil"/>
             </w:tcBorders>
             <w:noWrap/>
-            <w:vAlign w:val="center"/>
-            <w:hideMark/>
-          </w:tcPr>
-          <w:p>
-            <w:pPr>
-              <w:spacing w:after="0" w:line="240" w:lineRule="auto"/>
-              <w:rPr>
-                <w:rFonts w:ascii="Times New Roman" w:eastAsia="Times New Roman" w:hAnsi="Times New Roman" w:cs="Times New Roman"/>
+            <w:vAlign w:val="bottom"/>
+            <w:hideMark/>
+          </w:tcPr>
+          <w:p>
+            <w:pPr>
+              <w:spacing w:after="0" w:line="240" w:lineRule="auto"/>
+              <w:rPr>
+                <w:rFonts w:ascii="Trebuchet MS" w:eastAsia="Times New Roman" w:hAnsi="Trebuchet MS" w:cs="Times New Roman"/>
                 <w:sz w:val="20"/>
                 <w:szCs w:val="20"/>
                 <w:lang w:val="es-419" w:eastAsia="es-419"/>
@@ -32881,11 +32793,10 @@
             <w:tcBorders>
               <w:top w:val="nil"/>
               <w:left w:val="nil"/>
-              <w:bottom w:val="nil"/>
               <w:right w:val="nil"/>
             </w:tcBorders>
             <w:noWrap/>
-            <w:vAlign w:val="center"/>
+            <w:vAlign w:val="bottom"/>
             <w:hideMark/>
           </w:tcPr>
           <w:p>
@@ -32895,32 +32806,31 @@
               </w:tabs>
               <w:spacing w:after="0" w:line="240" w:lineRule="auto"/>
               <w:rPr>
-                <w:rFonts w:ascii="Times New Roman" w:eastAsia="Times New Roman" w:hAnsi="Times New Roman" w:cs="Times New Roman"/>
-                <w:sz w:val="20"/>
-                <w:szCs w:val="20"/>
-                <w:lang w:val="es-419" w:eastAsia="es-419"/>
-              </w:rPr>
-            </w:pPr>
-          </w:p>
-        </w:tc>
-        <w:tc>
-          <w:tcPr>
-            <w:tcW w:w="245" w:type="dxa"/>
-            <w:tcBorders>
-              <w:top w:val="nil"/>
-              <w:left w:val="nil"/>
-              <w:bottom w:val="nil"/>
+                <w:rFonts w:ascii="Trebuchet MS" w:eastAsia="Times New Roman" w:hAnsi="Trebuchet MS" w:cs="Times New Roman"/>
+                <w:sz w:val="20"/>
+                <w:szCs w:val="20"/>
+                <w:lang w:val="es-419" w:eastAsia="es-419"/>
+              </w:rPr>
+            </w:pPr>
+          </w:p>
+        </w:tc>
+        <w:tc>
+          <w:tcPr>
+            <w:tcW w:w="245" w:type="dxa"/>
+            <w:tcBorders>
+              <w:top w:val="nil"/>
+              <w:left w:val="nil"/>
               <w:right w:val="nil"/>
             </w:tcBorders>
             <w:noWrap/>
-            <w:vAlign w:val="center"/>
-            <w:hideMark/>
-          </w:tcPr>
-          <w:p>
-            <w:pPr>
-              <w:spacing w:after="0" w:line="240" w:lineRule="auto"/>
-              <w:rPr>
-                <w:rFonts w:ascii="Times New Roman" w:eastAsia="Times New Roman" w:hAnsi="Times New Roman" w:cs="Times New Roman"/>
+            <w:vAlign w:val="bottom"/>
+            <w:hideMark/>
+          </w:tcPr>
+          <w:p>
+            <w:pPr>
+              <w:spacing w:after="0" w:line="240" w:lineRule="auto"/>
+              <w:rPr>
+                <w:rFonts w:ascii="Trebuchet MS" w:eastAsia="Times New Roman" w:hAnsi="Trebuchet MS" w:cs="Times New Roman"/>
                 <w:sz w:val="20"/>
                 <w:szCs w:val="20"/>
                 <w:lang w:val="es-419" w:eastAsia="es-419"/>
@@ -32934,11 +32844,10 @@
             <w:tcBorders>
               <w:top w:val="nil"/>
               <w:left w:val="nil"/>
-              <w:bottom w:val="nil"/>
               <w:right w:val="nil"/>
             </w:tcBorders>
             <w:noWrap/>
-            <w:vAlign w:val="center"/>
+            <w:vAlign w:val="bottom"/>
             <w:hideMark/>
           </w:tcPr>
           <w:p>
@@ -32948,32 +32857,31 @@
               </w:tabs>
               <w:spacing w:after="0" w:line="240" w:lineRule="auto"/>
               <w:rPr>
-                <w:rFonts w:ascii="Times New Roman" w:eastAsia="Times New Roman" w:hAnsi="Times New Roman" w:cs="Times New Roman"/>
-                <w:sz w:val="20"/>
-                <w:szCs w:val="20"/>
-                <w:lang w:val="es-419" w:eastAsia="es-419"/>
-              </w:rPr>
-            </w:pPr>
-          </w:p>
-        </w:tc>
-        <w:tc>
-          <w:tcPr>
-            <w:tcW w:w="245" w:type="dxa"/>
-            <w:tcBorders>
-              <w:top w:val="nil"/>
-              <w:left w:val="nil"/>
-              <w:bottom w:val="nil"/>
+                <w:rFonts w:ascii="Trebuchet MS" w:eastAsia="Times New Roman" w:hAnsi="Trebuchet MS" w:cs="Times New Roman"/>
+                <w:sz w:val="20"/>
+                <w:szCs w:val="20"/>
+                <w:lang w:val="es-419" w:eastAsia="es-419"/>
+              </w:rPr>
+            </w:pPr>
+          </w:p>
+        </w:tc>
+        <w:tc>
+          <w:tcPr>
+            <w:tcW w:w="245" w:type="dxa"/>
+            <w:tcBorders>
+              <w:top w:val="nil"/>
+              <w:left w:val="nil"/>
               <w:right w:val="nil"/>
             </w:tcBorders>
             <w:noWrap/>
-            <w:vAlign w:val="center"/>
-            <w:hideMark/>
-          </w:tcPr>
-          <w:p>
-            <w:pPr>
-              <w:spacing w:after="0" w:line="240" w:lineRule="auto"/>
-              <w:rPr>
-                <w:rFonts w:ascii="Times New Roman" w:eastAsia="Times New Roman" w:hAnsi="Times New Roman" w:cs="Times New Roman"/>
+            <w:vAlign w:val="bottom"/>
+            <w:hideMark/>
+          </w:tcPr>
+          <w:p>
+            <w:pPr>
+              <w:spacing w:after="0" w:line="240" w:lineRule="auto"/>
+              <w:rPr>
+                <w:rFonts w:ascii="Trebuchet MS" w:eastAsia="Times New Roman" w:hAnsi="Trebuchet MS" w:cs="Times New Roman"/>
                 <w:sz w:val="20"/>
                 <w:szCs w:val="20"/>
                 <w:lang w:val="es-419" w:eastAsia="es-419"/>
@@ -32987,11 +32895,10 @@
             <w:tcBorders>
               <w:top w:val="nil"/>
               <w:left w:val="nil"/>
-              <w:bottom w:val="nil"/>
               <w:right w:val="nil"/>
             </w:tcBorders>
             <w:noWrap/>
-            <w:vAlign w:val="center"/>
+            <w:vAlign w:val="bottom"/>
             <w:hideMark/>
           </w:tcPr>
           <w:p>
@@ -33001,7 +32908,7 @@
               </w:tabs>
               <w:spacing w:after="0" w:line="240" w:lineRule="auto"/>
               <w:rPr>
-                <w:rFonts w:ascii="Times New Roman" w:eastAsia="Times New Roman" w:hAnsi="Times New Roman" w:cs="Times New Roman"/>
+                <w:rFonts w:ascii="Trebuchet MS" w:eastAsia="Times New Roman" w:hAnsi="Trebuchet MS" w:cs="Times New Roman"/>
                 <w:sz w:val="20"/>
                 <w:szCs w:val="20"/>
                 <w:lang w:val="es-419" w:eastAsia="es-419"/>
@@ -33045,7 +32952,7 @@
                 <w:szCs w:val="20"/>
                 <w:lang w:val="es-419" w:eastAsia="es-419"/>
               </w:rPr>
-              <w:t>Movimientos inherentes al reconocimiento del resultado del ejercicio-</w:t>
+              <w:t>Resultado del ejercicio</w:t>
             </w:r>
           </w:p>
         </w:tc>
@@ -33083,8 +32990,7 @@
               <w:left w:val="nil"/>
               <w:right w:val="nil"/>
             </w:tcBorders>
-            <w:noWrap/>
-            <w:vAlign w:val="bottom"/>
+            <w:vAlign w:val="center"/>
             <w:hideMark/>
           </w:tcPr>
           <w:p>
@@ -33094,12 +33000,23 @@
               </w:tabs>
               <w:spacing w:after="0" w:line="240" w:lineRule="auto"/>
               <w:rPr>
-                <w:rFonts w:ascii="Times New Roman" w:eastAsia="Times New Roman" w:hAnsi="Times New Roman" w:cs="Times New Roman"/>
-                <w:sz w:val="20"/>
-                <w:szCs w:val="20"/>
-                <w:lang w:val="es-419" w:eastAsia="es-419"/>
-              </w:rPr>
-            </w:pPr>
+                <w:rFonts w:ascii="Trebuchet MS" w:eastAsia="Times New Roman" w:hAnsi="Trebuchet MS" w:cs="Times New Roman"/>
+                <w:color w:val="000000"/>
+                <w:sz w:val="20"/>
+                <w:szCs w:val="20"/>
+                <w:lang w:val="es-419" w:eastAsia="es-419"/>
+              </w:rPr>
+            </w:pPr>
+            <w:r>
+              <w:rPr>
+                <w:rFonts w:ascii="Trebuchet MS" w:eastAsia="Times New Roman" w:hAnsi="Trebuchet MS" w:cs="Times New Roman"/>
+                <w:color w:val="000000"/>
+                <w:sz w:val="20"/>
+                <w:szCs w:val="20"/>
+                <w:lang w:val="es-419" w:eastAsia="es-419"/>
+              </w:rPr>
+              <w:t>-</w:t>
+            </w:r>
           </w:p>
         </w:tc>
         <w:tc>
@@ -33111,14 +33028,15 @@
               <w:right w:val="nil"/>
             </w:tcBorders>
             <w:noWrap/>
-            <w:vAlign w:val="bottom"/>
-            <w:hideMark/>
-          </w:tcPr>
-          <w:p>
-            <w:pPr>
-              <w:spacing w:after="0" w:line="240" w:lineRule="auto"/>
-              <w:rPr>
-                <w:rFonts w:ascii="Times New Roman" w:eastAsia="Times New Roman" w:hAnsi="Times New Roman" w:cs="Times New Roman"/>
+            <w:vAlign w:val="center"/>
+            <w:hideMark/>
+          </w:tcPr>
+          <w:p>
+            <w:pPr>
+              <w:spacing w:after="0" w:line="240" w:lineRule="auto"/>
+              <w:rPr>
+                <w:rFonts w:ascii="Trebuchet MS" w:eastAsia="Times New Roman" w:hAnsi="Trebuchet MS" w:cs="Times New Roman"/>
+                <w:color w:val="000000"/>
                 <w:sz w:val="20"/>
                 <w:szCs w:val="20"/>
                 <w:lang w:val="es-419" w:eastAsia="es-419"/>
@@ -33134,8 +33052,7 @@
               <w:left w:val="nil"/>
               <w:right w:val="nil"/>
             </w:tcBorders>
-            <w:noWrap/>
-            <w:vAlign w:val="bottom"/>
+            <w:vAlign w:val="center"/>
             <w:hideMark/>
           </w:tcPr>
           <w:p>
@@ -33145,12 +33062,23 @@
               </w:tabs>
               <w:spacing w:after="0" w:line="240" w:lineRule="auto"/>
               <w:rPr>
-                <w:rFonts w:ascii="Times New Roman" w:eastAsia="Times New Roman" w:hAnsi="Times New Roman" w:cs="Times New Roman"/>
-                <w:sz w:val="20"/>
-                <w:szCs w:val="20"/>
-                <w:lang w:val="es-419" w:eastAsia="es-419"/>
-              </w:rPr>
-            </w:pPr>
+                <w:rFonts w:ascii="Trebuchet MS" w:eastAsia="Times New Roman" w:hAnsi="Trebuchet MS" w:cs="Times New Roman"/>
+                <w:color w:val="000000"/>
+                <w:sz w:val="20"/>
+                <w:szCs w:val="20"/>
+                <w:lang w:val="es-419" w:eastAsia="es-419"/>
+              </w:rPr>
+            </w:pPr>
+            <w:r>
+              <w:rPr>
+                <w:rFonts w:ascii="Trebuchet MS" w:eastAsia="Times New Roman" w:hAnsi="Trebuchet MS" w:cs="Times New Roman"/>
+                <w:color w:val="000000"/>
+                <w:sz w:val="20"/>
+                <w:szCs w:val="20"/>
+                <w:lang w:val="es-419" w:eastAsia="es-419"/>
+              </w:rPr>
+              <w:t>-</w:t>
+            </w:r>
           </w:p>
         </w:tc>
         <w:tc>
@@ -33162,14 +33090,15 @@
               <w:right w:val="nil"/>
             </w:tcBorders>
             <w:noWrap/>
-            <w:vAlign w:val="bottom"/>
-            <w:hideMark/>
-          </w:tcPr>
-          <w:p>
-            <w:pPr>
-              <w:spacing w:after="0" w:line="240" w:lineRule="auto"/>
-              <w:rPr>
-                <w:rFonts w:ascii="Times New Roman" w:eastAsia="Times New Roman" w:hAnsi="Times New Roman" w:cs="Times New Roman"/>
+            <w:vAlign w:val="center"/>
+            <w:hideMark/>
+          </w:tcPr>
+          <w:p>
+            <w:pPr>
+              <w:spacing w:after="0" w:line="240" w:lineRule="auto"/>
+              <w:rPr>
+                <w:rFonts w:ascii="Trebuchet MS" w:eastAsia="Times New Roman" w:hAnsi="Trebuchet MS" w:cs="Times New Roman"/>
+                <w:color w:val="000000"/>
                 <w:sz w:val="20"/>
                 <w:szCs w:val="20"/>
                 <w:lang w:val="es-419" w:eastAsia="es-419"/>
@@ -33185,8 +33114,7 @@
               <w:left w:val="nil"/>
               <w:right w:val="nil"/>
             </w:tcBorders>
-            <w:noWrap/>
-            <w:vAlign w:val="bottom"/>
+            <w:vAlign w:val="center"/>
             <w:hideMark/>
           </w:tcPr>
           <w:p>
@@ -33196,12 +33124,23 @@
               </w:tabs>
               <w:spacing w:after="0" w:line="240" w:lineRule="auto"/>
               <w:rPr>
-                <w:rFonts w:ascii="Times New Roman" w:eastAsia="Times New Roman" w:hAnsi="Times New Roman" w:cs="Times New Roman"/>
-                <w:sz w:val="20"/>
-                <w:szCs w:val="20"/>
-                <w:lang w:val="es-419" w:eastAsia="es-419"/>
-              </w:rPr>
-            </w:pPr>
+                <w:rFonts w:ascii="Trebuchet MS" w:eastAsia="Times New Roman" w:hAnsi="Trebuchet MS" w:cs="Times New Roman"/>
+                <w:color w:val="000000"/>
+                <w:sz w:val="20"/>
+                <w:szCs w:val="20"/>
+                <w:lang w:val="es-419" w:eastAsia="es-419"/>
+              </w:rPr>
+            </w:pPr>
+            <w:r>
+              <w:rPr>
+                <w:rFonts w:ascii="Trebuchet MS" w:eastAsia="Times New Roman" w:hAnsi="Trebuchet MS" w:cs="Times New Roman"/>
+                <w:color w:val="000000"/>
+                <w:sz w:val="20"/>
+                <w:szCs w:val="20"/>
+                <w:lang w:val="es-419" w:eastAsia="es-419"/>
+              </w:rPr>
+              <w:t>(28,467)</w:t>
+            </w:r>
           </w:p>
         </w:tc>
         <w:tc>
@@ -33213,14 +33152,16 @@
               <w:right w:val="nil"/>
             </w:tcBorders>
             <w:noWrap/>
-            <w:vAlign w:val="bottom"/>
-            <w:hideMark/>
-          </w:tcPr>
-          <w:p>
-            <w:pPr>
-              <w:spacing w:after="0" w:line="240" w:lineRule="auto"/>
-              <w:rPr>
-                <w:rFonts w:ascii="Times New Roman" w:eastAsia="Times New Roman" w:hAnsi="Times New Roman" w:cs="Times New Roman"/>
+            <w:vAlign w:val="center"/>
+            <w:hideMark/>
+          </w:tcPr>
+          <w:p>
+            <w:pPr>
+              <w:spacing w:after="0" w:line="240" w:lineRule="auto"/>
+              <w:jc w:val="right"/>
+              <w:rPr>
+                <w:rFonts w:ascii="Trebuchet MS" w:eastAsia="Times New Roman" w:hAnsi="Trebuchet MS" w:cs="Times New Roman"/>
+                <w:color w:val="000000"/>
                 <w:sz w:val="20"/>
                 <w:szCs w:val="20"/>
                 <w:lang w:val="es-419" w:eastAsia="es-419"/>
@@ -33236,8 +33177,7 @@
               <w:left w:val="nil"/>
               <w:right w:val="nil"/>
             </w:tcBorders>
-            <w:noWrap/>
-            <w:vAlign w:val="bottom"/>
+            <w:vAlign w:val="center"/>
             <w:hideMark/>
           </w:tcPr>
           <w:p>
@@ -33247,12 +33187,23 @@
               </w:tabs>
               <w:spacing w:after="0" w:line="240" w:lineRule="auto"/>
               <w:rPr>
-                <w:rFonts w:ascii="Times New Roman" w:eastAsia="Times New Roman" w:hAnsi="Times New Roman" w:cs="Times New Roman"/>
-                <w:sz w:val="20"/>
-                <w:szCs w:val="20"/>
-                <w:lang w:val="es-419" w:eastAsia="es-419"/>
-              </w:rPr>
-            </w:pPr>
+                <w:rFonts w:ascii="Trebuchet MS" w:eastAsia="Times New Roman" w:hAnsi="Trebuchet MS" w:cs="Times New Roman"/>
+                <w:color w:val="000000"/>
+                <w:sz w:val="20"/>
+                <w:szCs w:val="20"/>
+                <w:lang w:val="es-419" w:eastAsia="es-419"/>
+              </w:rPr>
+            </w:pPr>
+            <w:r>
+              <w:rPr>
+                <w:rFonts w:ascii="Trebuchet MS" w:eastAsia="Times New Roman" w:hAnsi="Trebuchet MS" w:cs="Times New Roman"/>
+                <w:color w:val="000000"/>
+                <w:sz w:val="20"/>
+                <w:szCs w:val="20"/>
+                <w:lang w:val="es-419" w:eastAsia="es-419"/>
+              </w:rPr>
+              <w:t>(28,467)</w:t>
+            </w:r>
           </w:p>
         </w:tc>
       </w:tr>
@@ -33283,16 +33234,6 @@
                 <w:lang w:val="es-419" w:eastAsia="es-419"/>
               </w:rPr>
             </w:pPr>
-            <w:r>
-              <w:rPr>
-                <w:rFonts w:ascii="Trebuchet MS" w:eastAsia="Times New Roman" w:hAnsi="Trebuchet MS" w:cs="Times New Roman"/>
-                <w:color w:val="000000"/>
-                <w:sz w:val="20"/>
-                <w:szCs w:val="20"/>
-                <w:lang w:val="es-419" w:eastAsia="es-419"/>
-              </w:rPr>
-              <w:t>Resultado del ejercicio</w:t>
-            </w:r>
           </w:p>
         </w:tc>
         <w:tc>
@@ -33313,7 +33254,6 @@
               <w:spacing w:after="0" w:line="240" w:lineRule="auto"/>
               <w:rPr>
                 <w:rFonts w:ascii="Trebuchet MS" w:eastAsia="Times New Roman" w:hAnsi="Trebuchet MS" w:cs="Times New Roman"/>
-                <w:color w:val="000000"/>
                 <w:sz w:val="20"/>
                 <w:szCs w:val="20"/>
                 <w:lang w:val="es-419" w:eastAsia="es-419"/>
@@ -33325,10 +33265,11 @@
           <w:tcPr>
             <w:tcW w:w="1536" w:type="dxa"/>
             <w:tcBorders>
-              <w:top w:val="nil"/>
-              <w:left w:val="nil"/>
-              <w:right w:val="nil"/>
-            </w:tcBorders>
+              <w:left w:val="nil"/>
+              <w:bottom w:val="nil"/>
+              <w:right w:val="nil"/>
+            </w:tcBorders>
+            <w:noWrap/>
             <w:vAlign w:val="center"/>
             <w:hideMark/>
           </w:tcPr>
@@ -33340,30 +33281,19 @@
               <w:spacing w:after="0" w:line="240" w:lineRule="auto"/>
               <w:rPr>
                 <w:rFonts w:ascii="Trebuchet MS" w:eastAsia="Times New Roman" w:hAnsi="Trebuchet MS" w:cs="Times New Roman"/>
-                <w:color w:val="000000"/>
-                <w:sz w:val="20"/>
-                <w:szCs w:val="20"/>
-                <w:lang w:val="es-419" w:eastAsia="es-419"/>
-              </w:rPr>
-            </w:pPr>
-            <w:r>
-              <w:rPr>
-                <w:rFonts w:ascii="Trebuchet MS" w:eastAsia="Times New Roman" w:hAnsi="Trebuchet MS" w:cs="Times New Roman"/>
-                <w:color w:val="000000"/>
-                <w:sz w:val="20"/>
-                <w:szCs w:val="20"/>
-                <w:lang w:val="es-419" w:eastAsia="es-419"/>
-              </w:rPr>
-              <w:t>-</w:t>
-            </w:r>
-          </w:p>
-        </w:tc>
-        <w:tc>
-          <w:tcPr>
-            <w:tcW w:w="245" w:type="dxa"/>
-            <w:tcBorders>
-              <w:top w:val="nil"/>
-              <w:left w:val="nil"/>
+                <w:sz w:val="20"/>
+                <w:szCs w:val="20"/>
+                <w:lang w:val="es-419" w:eastAsia="es-419"/>
+              </w:rPr>
+            </w:pPr>
+          </w:p>
+        </w:tc>
+        <w:tc>
+          <w:tcPr>
+            <w:tcW w:w="245" w:type="dxa"/>
+            <w:tcBorders>
+              <w:left w:val="nil"/>
+              <w:bottom w:val="nil"/>
               <w:right w:val="nil"/>
             </w:tcBorders>
             <w:noWrap/>
@@ -33375,7 +33305,6 @@
               <w:spacing w:after="0" w:line="240" w:lineRule="auto"/>
               <w:rPr>
                 <w:rFonts w:ascii="Trebuchet MS" w:eastAsia="Times New Roman" w:hAnsi="Trebuchet MS" w:cs="Times New Roman"/>
-                <w:color w:val="000000"/>
                 <w:sz w:val="20"/>
                 <w:szCs w:val="20"/>
                 <w:lang w:val="es-419" w:eastAsia="es-419"/>
@@ -33387,10 +33316,11 @@
           <w:tcPr>
             <w:tcW w:w="1542" w:type="dxa"/>
             <w:tcBorders>
-              <w:top w:val="nil"/>
-              <w:left w:val="nil"/>
-              <w:right w:val="nil"/>
-            </w:tcBorders>
+              <w:left w:val="nil"/>
+              <w:bottom w:val="nil"/>
+              <w:right w:val="nil"/>
+            </w:tcBorders>
+            <w:noWrap/>
             <w:vAlign w:val="center"/>
             <w:hideMark/>
           </w:tcPr>
@@ -33402,30 +33332,19 @@
               <w:spacing w:after="0" w:line="240" w:lineRule="auto"/>
               <w:rPr>
                 <w:rFonts w:ascii="Trebuchet MS" w:eastAsia="Times New Roman" w:hAnsi="Trebuchet MS" w:cs="Times New Roman"/>
-                <w:color w:val="000000"/>
-                <w:sz w:val="20"/>
-                <w:szCs w:val="20"/>
-                <w:lang w:val="es-419" w:eastAsia="es-419"/>
-              </w:rPr>
-            </w:pPr>
-            <w:r>
-              <w:rPr>
-                <w:rFonts w:ascii="Trebuchet MS" w:eastAsia="Times New Roman" w:hAnsi="Trebuchet MS" w:cs="Times New Roman"/>
-                <w:color w:val="000000"/>
-                <w:sz w:val="20"/>
-                <w:szCs w:val="20"/>
-                <w:lang w:val="es-419" w:eastAsia="es-419"/>
-              </w:rPr>
-              <w:t>-</w:t>
-            </w:r>
-          </w:p>
-        </w:tc>
-        <w:tc>
-          <w:tcPr>
-            <w:tcW w:w="245" w:type="dxa"/>
-            <w:tcBorders>
-              <w:top w:val="nil"/>
-              <w:left w:val="nil"/>
+                <w:sz w:val="20"/>
+                <w:szCs w:val="20"/>
+                <w:lang w:val="es-419" w:eastAsia="es-419"/>
+              </w:rPr>
+            </w:pPr>
+          </w:p>
+        </w:tc>
+        <w:tc>
+          <w:tcPr>
+            <w:tcW w:w="245" w:type="dxa"/>
+            <w:tcBorders>
+              <w:left w:val="nil"/>
+              <w:bottom w:val="nil"/>
               <w:right w:val="nil"/>
             </w:tcBorders>
             <w:noWrap/>
@@ -33437,7 +33356,6 @@
               <w:spacing w:after="0" w:line="240" w:lineRule="auto"/>
               <w:rPr>
                 <w:rFonts w:ascii="Trebuchet MS" w:eastAsia="Times New Roman" w:hAnsi="Trebuchet MS" w:cs="Times New Roman"/>
-                <w:color w:val="000000"/>
                 <w:sz w:val="20"/>
                 <w:szCs w:val="20"/>
                 <w:lang w:val="es-419" w:eastAsia="es-419"/>
@@ -33449,10 +33367,11 @@
           <w:tcPr>
             <w:tcW w:w="1566" w:type="dxa"/>
             <w:tcBorders>
-              <w:top w:val="nil"/>
-              <w:left w:val="nil"/>
-              <w:right w:val="nil"/>
-            </w:tcBorders>
+              <w:left w:val="nil"/>
+              <w:bottom w:val="nil"/>
+              <w:right w:val="nil"/>
+            </w:tcBorders>
+            <w:noWrap/>
             <w:vAlign w:val="center"/>
             <w:hideMark/>
           </w:tcPr>
@@ -33464,30 +33383,19 @@
               <w:spacing w:after="0" w:line="240" w:lineRule="auto"/>
               <w:rPr>
                 <w:rFonts w:ascii="Trebuchet MS" w:eastAsia="Times New Roman" w:hAnsi="Trebuchet MS" w:cs="Times New Roman"/>
-                <w:color w:val="000000"/>
-                <w:sz w:val="20"/>
-                <w:szCs w:val="20"/>
-                <w:lang w:val="es-419" w:eastAsia="es-419"/>
-              </w:rPr>
-            </w:pPr>
-            <w:r>
-              <w:rPr>
-                <w:rFonts w:ascii="Trebuchet MS" w:eastAsia="Times New Roman" w:hAnsi="Trebuchet MS" w:cs="Times New Roman"/>
-                <w:color w:val="000000"/>
-                <w:sz w:val="20"/>
-                <w:szCs w:val="20"/>
-                <w:lang w:val="es-419" w:eastAsia="es-419"/>
-              </w:rPr>
-              <w:t>(28,467)</w:t>
-            </w:r>
-          </w:p>
-        </w:tc>
-        <w:tc>
-          <w:tcPr>
-            <w:tcW w:w="245" w:type="dxa"/>
-            <w:tcBorders>
-              <w:top w:val="nil"/>
-              <w:left w:val="nil"/>
+                <w:sz w:val="20"/>
+                <w:szCs w:val="20"/>
+                <w:lang w:val="es-419" w:eastAsia="es-419"/>
+              </w:rPr>
+            </w:pPr>
+          </w:p>
+        </w:tc>
+        <w:tc>
+          <w:tcPr>
+            <w:tcW w:w="245" w:type="dxa"/>
+            <w:tcBorders>
+              <w:left w:val="nil"/>
+              <w:bottom w:val="nil"/>
               <w:right w:val="nil"/>
             </w:tcBorders>
             <w:noWrap/>
@@ -33497,10 +33405,8 @@
           <w:p>
             <w:pPr>
               <w:spacing w:after="0" w:line="240" w:lineRule="auto"/>
-              <w:jc w:val="right"/>
-              <w:rPr>
-                <w:rFonts w:ascii="Trebuchet MS" w:eastAsia="Times New Roman" w:hAnsi="Trebuchet MS" w:cs="Times New Roman"/>
-                <w:color w:val="000000"/>
+              <w:rPr>
+                <w:rFonts w:ascii="Trebuchet MS" w:eastAsia="Times New Roman" w:hAnsi="Trebuchet MS" w:cs="Times New Roman"/>
                 <w:sz w:val="20"/>
                 <w:szCs w:val="20"/>
                 <w:lang w:val="es-419" w:eastAsia="es-419"/>
@@ -33512,10 +33418,11 @@
           <w:tcPr>
             <w:tcW w:w="1566" w:type="dxa"/>
             <w:tcBorders>
-              <w:top w:val="nil"/>
-              <w:left w:val="nil"/>
-              <w:right w:val="nil"/>
-            </w:tcBorders>
+              <w:left w:val="nil"/>
+              <w:bottom w:val="nil"/>
+              <w:right w:val="nil"/>
+            </w:tcBorders>
+            <w:noWrap/>
             <w:vAlign w:val="center"/>
             <w:hideMark/>
           </w:tcPr>
@@ -33527,252 +33434,6 @@
               <w:spacing w:after="0" w:line="240" w:lineRule="auto"/>
               <w:rPr>
                 <w:rFonts w:ascii="Trebuchet MS" w:eastAsia="Times New Roman" w:hAnsi="Trebuchet MS" w:cs="Times New Roman"/>
-                <w:color w:val="000000"/>
-                <w:sz w:val="20"/>
-                <w:szCs w:val="20"/>
-                <w:lang w:val="es-419" w:eastAsia="es-419"/>
-              </w:rPr>
-            </w:pPr>
-            <w:r>
-              <w:rPr>
-                <w:rFonts w:ascii="Trebuchet MS" w:eastAsia="Times New Roman" w:hAnsi="Trebuchet MS" w:cs="Times New Roman"/>
-                <w:color w:val="000000"/>
-                <w:sz w:val="20"/>
-                <w:szCs w:val="20"/>
-                <w:lang w:val="es-419" w:eastAsia="es-419"/>
-              </w:rPr>
-              <w:t>(28,467)</w:t>
-            </w:r>
-          </w:p>
-        </w:tc>
-      </w:tr>
-      <w:tr>
-        <w:trPr>
-          <w:trHeight w:val="158"/>
-        </w:trPr>
-        <w:tc>
-          <w:tcPr>
-            <w:tcW w:w="7371" w:type="dxa"/>
-            <w:tcBorders>
-              <w:top w:val="nil"/>
-              <w:left w:val="nil"/>
-              <w:bottom w:val="nil"/>
-              <w:right w:val="nil"/>
-            </w:tcBorders>
-            <w:vAlign w:val="center"/>
-            <w:hideMark/>
-          </w:tcPr>
-          <w:p>
-            <w:pPr>
-              <w:spacing w:after="0" w:line="240" w:lineRule="auto"/>
-              <w:rPr>
-                <w:rFonts w:ascii="Trebuchet MS" w:eastAsia="Times New Roman" w:hAnsi="Trebuchet MS" w:cs="Times New Roman"/>
-                <w:color w:val="000000"/>
-                <w:sz w:val="20"/>
-                <w:szCs w:val="20"/>
-                <w:lang w:val="es-419" w:eastAsia="es-419"/>
-              </w:rPr>
-            </w:pPr>
-          </w:p>
-        </w:tc>
-        <w:tc>
-          <w:tcPr>
-            <w:tcW w:w="245" w:type="dxa"/>
-            <w:tcBorders>
-              <w:top w:val="nil"/>
-              <w:left w:val="nil"/>
-              <w:bottom w:val="nil"/>
-              <w:right w:val="nil"/>
-            </w:tcBorders>
-            <w:noWrap/>
-            <w:vAlign w:val="center"/>
-            <w:hideMark/>
-          </w:tcPr>
-          <w:p>
-            <w:pPr>
-              <w:spacing w:after="0" w:line="240" w:lineRule="auto"/>
-              <w:rPr>
-                <w:rFonts w:ascii="Times New Roman" w:eastAsia="Times New Roman" w:hAnsi="Times New Roman" w:cs="Times New Roman"/>
-                <w:sz w:val="20"/>
-                <w:szCs w:val="20"/>
-                <w:lang w:val="es-419" w:eastAsia="es-419"/>
-              </w:rPr>
-            </w:pPr>
-          </w:p>
-        </w:tc>
-        <w:tc>
-          <w:tcPr>
-            <w:tcW w:w="1536" w:type="dxa"/>
-            <w:tcBorders>
-              <w:left w:val="nil"/>
-              <w:bottom w:val="nil"/>
-              <w:right w:val="nil"/>
-            </w:tcBorders>
-            <w:noWrap/>
-            <w:vAlign w:val="center"/>
-            <w:hideMark/>
-          </w:tcPr>
-          <w:p>
-            <w:pPr>
-              <w:tabs>
-                <w:tab w:val="decimal" w:pos="1245"/>
-              </w:tabs>
-              <w:spacing w:after="0" w:line="240" w:lineRule="auto"/>
-              <w:rPr>
-                <w:rFonts w:ascii="Times New Roman" w:eastAsia="Times New Roman" w:hAnsi="Times New Roman" w:cs="Times New Roman"/>
-                <w:sz w:val="20"/>
-                <w:szCs w:val="20"/>
-                <w:lang w:val="es-419" w:eastAsia="es-419"/>
-              </w:rPr>
-            </w:pPr>
-          </w:p>
-        </w:tc>
-        <w:tc>
-          <w:tcPr>
-            <w:tcW w:w="245" w:type="dxa"/>
-            <w:tcBorders>
-              <w:left w:val="nil"/>
-              <w:bottom w:val="nil"/>
-              <w:right w:val="nil"/>
-            </w:tcBorders>
-            <w:noWrap/>
-            <w:vAlign w:val="center"/>
-            <w:hideMark/>
-          </w:tcPr>
-          <w:p>
-            <w:pPr>
-              <w:spacing w:after="0" w:line="240" w:lineRule="auto"/>
-              <w:rPr>
-                <w:rFonts w:ascii="Times New Roman" w:eastAsia="Times New Roman" w:hAnsi="Times New Roman" w:cs="Times New Roman"/>
-                <w:sz w:val="20"/>
-                <w:szCs w:val="20"/>
-                <w:lang w:val="es-419" w:eastAsia="es-419"/>
-              </w:rPr>
-            </w:pPr>
-          </w:p>
-        </w:tc>
-        <w:tc>
-          <w:tcPr>
-            <w:tcW w:w="1542" w:type="dxa"/>
-            <w:tcBorders>
-              <w:left w:val="nil"/>
-              <w:bottom w:val="nil"/>
-              <w:right w:val="nil"/>
-            </w:tcBorders>
-            <w:noWrap/>
-            <w:vAlign w:val="center"/>
-            <w:hideMark/>
-          </w:tcPr>
-          <w:p>
-            <w:pPr>
-              <w:tabs>
-                <w:tab w:val="decimal" w:pos="1172"/>
-              </w:tabs>
-              <w:spacing w:after="0" w:line="240" w:lineRule="auto"/>
-              <w:rPr>
-                <w:rFonts w:ascii="Times New Roman" w:eastAsia="Times New Roman" w:hAnsi="Times New Roman" w:cs="Times New Roman"/>
-                <w:sz w:val="20"/>
-                <w:szCs w:val="20"/>
-                <w:lang w:val="es-419" w:eastAsia="es-419"/>
-              </w:rPr>
-            </w:pPr>
-          </w:p>
-        </w:tc>
-        <w:tc>
-          <w:tcPr>
-            <w:tcW w:w="245" w:type="dxa"/>
-            <w:tcBorders>
-              <w:left w:val="nil"/>
-              <w:bottom w:val="nil"/>
-              <w:right w:val="nil"/>
-            </w:tcBorders>
-            <w:noWrap/>
-            <w:vAlign w:val="center"/>
-            <w:hideMark/>
-          </w:tcPr>
-          <w:p>
-            <w:pPr>
-              <w:spacing w:after="0" w:line="240" w:lineRule="auto"/>
-              <w:rPr>
-                <w:rFonts w:ascii="Times New Roman" w:eastAsia="Times New Roman" w:hAnsi="Times New Roman" w:cs="Times New Roman"/>
-                <w:sz w:val="20"/>
-                <w:szCs w:val="20"/>
-                <w:lang w:val="es-419" w:eastAsia="es-419"/>
-              </w:rPr>
-            </w:pPr>
-          </w:p>
-        </w:tc>
-        <w:tc>
-          <w:tcPr>
-            <w:tcW w:w="1566" w:type="dxa"/>
-            <w:tcBorders>
-              <w:left w:val="nil"/>
-              <w:bottom w:val="nil"/>
-              <w:right w:val="nil"/>
-            </w:tcBorders>
-            <w:noWrap/>
-            <w:vAlign w:val="center"/>
-            <w:hideMark/>
-          </w:tcPr>
-          <w:p>
-            <w:pPr>
-              <w:tabs>
-                <w:tab w:val="decimal" w:pos="1219"/>
-              </w:tabs>
-              <w:spacing w:after="0" w:line="240" w:lineRule="auto"/>
-              <w:rPr>
-                <w:rFonts w:ascii="Times New Roman" w:eastAsia="Times New Roman" w:hAnsi="Times New Roman" w:cs="Times New Roman"/>
-                <w:sz w:val="20"/>
-                <w:szCs w:val="20"/>
-                <w:lang w:val="es-419" w:eastAsia="es-419"/>
-              </w:rPr>
-            </w:pPr>
-          </w:p>
-        </w:tc>
-        <w:tc>
-          <w:tcPr>
-            <w:tcW w:w="245" w:type="dxa"/>
-            <w:tcBorders>
-              <w:left w:val="nil"/>
-              <w:bottom w:val="nil"/>
-              <w:right w:val="nil"/>
-            </w:tcBorders>
-            <w:noWrap/>
-            <w:vAlign w:val="center"/>
-            <w:hideMark/>
-          </w:tcPr>
-          <w:p>
-            <w:pPr>
-              <w:spacing w:after="0" w:line="240" w:lineRule="auto"/>
-              <w:rPr>
-                <w:rFonts w:ascii="Times New Roman" w:eastAsia="Times New Roman" w:hAnsi="Times New Roman" w:cs="Times New Roman"/>
-                <w:sz w:val="20"/>
-                <w:szCs w:val="20"/>
-                <w:lang w:val="es-419" w:eastAsia="es-419"/>
-              </w:rPr>
-            </w:pPr>
-          </w:p>
-        </w:tc>
-        <w:tc>
-          <w:tcPr>
-            <w:tcW w:w="1566" w:type="dxa"/>
-            <w:tcBorders>
-              <w:left w:val="nil"/>
-              <w:bottom w:val="nil"/>
-              <w:right w:val="nil"/>
-            </w:tcBorders>
-            <w:noWrap/>
-            <w:vAlign w:val="center"/>
-            <w:hideMark/>
-          </w:tcPr>
-          <w:p>
-            <w:pPr>
-              <w:tabs>
-                <w:tab w:val="decimal" w:pos="1252"/>
-              </w:tabs>
-              <w:spacing w:after="0" w:line="240" w:lineRule="auto"/>
-              <w:rPr>
-                <w:rFonts w:ascii="Times New Roman" w:eastAsia="Times New Roman" w:hAnsi="Times New Roman" w:cs="Times New Roman"/>
                 <w:sz w:val="20"/>
                 <w:szCs w:val="20"/>
                 <w:lang w:val="es-419" w:eastAsia="es-419"/>
@@ -34630,7 +34291,7 @@
             <w:pPr>
               <w:spacing w:after="0" w:line="240" w:lineRule="auto"/>
               <w:rPr>
-                <w:rFonts w:ascii="Times New Roman" w:eastAsia="Times New Roman" w:hAnsi="Times New Roman" w:cs="Times New Roman"/>
+                <w:rFonts w:ascii="Trebuchet MS" w:eastAsia="Times New Roman" w:hAnsi="Trebuchet MS" w:cs="Times New Roman"/>
                 <w:sz w:val="20"/>
                 <w:szCs w:val="20"/>
                 <w:lang w:val="es-419" w:eastAsia="es-419"/>
@@ -34654,7 +34315,7 @@
             <w:pPr>
               <w:spacing w:after="0" w:line="240" w:lineRule="auto"/>
               <w:rPr>
-                <w:rFonts w:ascii="Times New Roman" w:eastAsia="Times New Roman" w:hAnsi="Times New Roman" w:cs="Times New Roman"/>
+                <w:rFonts w:ascii="Trebuchet MS" w:eastAsia="Times New Roman" w:hAnsi="Trebuchet MS" w:cs="Times New Roman"/>
                 <w:sz w:val="20"/>
                 <w:szCs w:val="20"/>
                 <w:lang w:val="es-419" w:eastAsia="es-419"/>
@@ -34678,7 +34339,7 @@
             <w:pPr>
               <w:spacing w:after="0" w:line="240" w:lineRule="auto"/>
               <w:rPr>
-                <w:rFonts w:ascii="Times New Roman" w:eastAsia="Times New Roman" w:hAnsi="Times New Roman" w:cs="Times New Roman"/>
+                <w:rFonts w:ascii="Trebuchet MS" w:eastAsia="Times New Roman" w:hAnsi="Trebuchet MS" w:cs="Times New Roman"/>
                 <w:sz w:val="20"/>
                 <w:szCs w:val="20"/>
                 <w:lang w:val="es-419" w:eastAsia="es-419"/>
@@ -34702,7 +34363,7 @@
             <w:pPr>
               <w:spacing w:after="0" w:line="240" w:lineRule="auto"/>
               <w:rPr>
-                <w:rFonts w:ascii="Times New Roman" w:eastAsia="Times New Roman" w:hAnsi="Times New Roman" w:cs="Times New Roman"/>
+                <w:rFonts w:ascii="Trebuchet MS" w:eastAsia="Times New Roman" w:hAnsi="Trebuchet MS" w:cs="Times New Roman"/>
                 <w:sz w:val="20"/>
                 <w:szCs w:val="20"/>
                 <w:lang w:val="es-419" w:eastAsia="es-419"/>
@@ -34726,7 +34387,7 @@
             <w:pPr>
               <w:spacing w:after="0" w:line="240" w:lineRule="auto"/>
               <w:rPr>
-                <w:rFonts w:ascii="Times New Roman" w:eastAsia="Times New Roman" w:hAnsi="Times New Roman" w:cs="Times New Roman"/>
+                <w:rFonts w:ascii="Trebuchet MS" w:eastAsia="Times New Roman" w:hAnsi="Trebuchet MS" w:cs="Times New Roman"/>
                 <w:sz w:val="20"/>
                 <w:szCs w:val="20"/>
                 <w:lang w:val="es-419" w:eastAsia="es-419"/>
@@ -34750,7 +34411,7 @@
             <w:pPr>
               <w:spacing w:after="0" w:line="240" w:lineRule="auto"/>
               <w:rPr>
-                <w:rFonts w:ascii="Times New Roman" w:eastAsia="Times New Roman" w:hAnsi="Times New Roman" w:cs="Times New Roman"/>
+                <w:rFonts w:ascii="Trebuchet MS" w:eastAsia="Times New Roman" w:hAnsi="Trebuchet MS" w:cs="Times New Roman"/>
                 <w:sz w:val="20"/>
                 <w:szCs w:val="20"/>
                 <w:lang w:val="es-419" w:eastAsia="es-419"/>
@@ -38792,6 +38453,7 @@
   <w:style w:type="character" w:default="1" w:styleId="Fuentedeprrafopredeter">
     <w:name w:val="Default Paragraph Font"/>
     <w:uiPriority w:val="1"/>
+    <w:semiHidden/>
     <w:unhideWhenUsed/>
   </w:style>
   <w:style w:type="table" w:default="1" w:styleId="Tablanormal">

--- a/plantilla/plantilla_base_final.docx
+++ b/plantilla/plantilla_base_final.docx
@@ -28898,19 +28898,7 @@
                 <w:szCs w:val="18"/>
                 <w:lang w:val="es-419" w:eastAsia="es-419"/>
               </w:rPr>
-              <w:t>T</w:t>
-            </w:r>
-            <w:r>
-              <w:rPr>
-                <w:rFonts w:ascii="Trebuchet MS" w:eastAsia="Times New Roman" w:hAnsi="Trebuchet MS" w:cs="Times New Roman"/>
-                <w:b/>
-                <w:bCs/>
-                <w:color w:val="000000"/>
-                <w:sz w:val="18"/>
-                <w:szCs w:val="18"/>
-                <w:lang w:val="es-419" w:eastAsia="es-419"/>
-              </w:rPr>
-              <w:t>otal</w:t>
+              <w:t>Total</w:t>
             </w:r>
             <w:proofErr w:type="gramEnd"/>
             <w:r>
@@ -36494,6 +36482,2112 @@
         </w:tc>
       </w:tr>
     </w:tbl>
+    <w:p>
+      <w:pPr>
+        <w:spacing w:after="160" w:line="259" w:lineRule="auto"/>
+      </w:pPr>
+    </w:p>
+    <w:tbl>
+      <w:tblPr>
+        <w:tblW w:w="8789" w:type="dxa"/>
+        <w:tblCellMar>
+          <w:left w:w="70" w:type="dxa"/>
+          <w:right w:w="70" w:type="dxa"/>
+        </w:tblCellMar>
+        <w:tblLook w:val="04A0" w:firstRow="1" w:lastRow="0" w:firstColumn="1" w:lastColumn="0" w:noHBand="0" w:noVBand="1"/>
+      </w:tblPr>
+      <w:tblGrid>
+        <w:gridCol w:w="1843"/>
+        <w:gridCol w:w="1189"/>
+        <w:gridCol w:w="1189"/>
+        <w:gridCol w:w="1296"/>
+        <w:gridCol w:w="1296"/>
+        <w:gridCol w:w="1976"/>
+      </w:tblGrid>
+      <w:tr>
+        <w:trPr>
+          <w:trHeight w:val="240"/>
+        </w:trPr>
+        <w:tc>
+          <w:tcPr>
+            <w:tcW w:w="1843" w:type="dxa"/>
+            <w:tcBorders>
+              <w:top w:val="nil"/>
+              <w:left w:val="nil"/>
+              <w:bottom w:val="nil"/>
+              <w:right w:val="nil"/>
+            </w:tcBorders>
+            <w:noWrap/>
+            <w:vAlign w:val="center"/>
+          </w:tcPr>
+          <w:p>
+            <w:pPr>
+              <w:spacing w:after="0" w:line="240" w:lineRule="auto"/>
+              <w:rPr>
+                <w:rFonts w:ascii="Times New Roman" w:eastAsia="Times New Roman" w:hAnsi="Times New Roman" w:cs="Times New Roman"/>
+                <w:sz w:val="16"/>
+                <w:szCs w:val="16"/>
+                <w:lang w:val="es-419" w:eastAsia="es-419"/>
+              </w:rPr>
+            </w:pPr>
+            <w:r>
+              <w:rPr>
+                <w:rFonts w:ascii="Trebuchet MS" w:eastAsia="Times New Roman" w:hAnsi="Trebuchet MS" w:cs="Times New Roman"/>
+                <w:b/>
+                <w:bCs/>
+                <w:color w:val="000000"/>
+                <w:sz w:val="16"/>
+                <w:szCs w:val="16"/>
+                <w:lang w:val="es-419" w:eastAsia="es-419"/>
+              </w:rPr>
+              <w:t>[[MODELO_</w:t>
+            </w:r>
+            <w:r>
+              <w:rPr>
+                <w:rFonts w:ascii="Trebuchet MS" w:eastAsia="Times New Roman" w:hAnsi="Trebuchet MS" w:cs="Times New Roman"/>
+                <w:b/>
+                <w:bCs/>
+                <w:color w:val="000000"/>
+                <w:sz w:val="16"/>
+                <w:szCs w:val="16"/>
+                <w:lang w:val="es-419" w:eastAsia="es-419"/>
+              </w:rPr>
+              <w:t>DERIVA</w:t>
+            </w:r>
+            <w:r>
+              <w:rPr>
+                <w:rFonts w:ascii="Trebuchet MS" w:eastAsia="Times New Roman" w:hAnsi="Trebuchet MS" w:cs="Times New Roman"/>
+                <w:b/>
+                <w:bCs/>
+                <w:color w:val="000000"/>
+                <w:sz w:val="16"/>
+                <w:szCs w:val="16"/>
+                <w:lang w:val="es-419" w:eastAsia="es-419"/>
+              </w:rPr>
+              <w:t>]]</w:t>
+            </w:r>
+          </w:p>
+        </w:tc>
+        <w:tc>
+          <w:tcPr>
+            <w:tcW w:w="1189" w:type="dxa"/>
+            <w:tcBorders>
+              <w:top w:val="nil"/>
+              <w:left w:val="nil"/>
+              <w:bottom w:val="nil"/>
+              <w:right w:val="nil"/>
+            </w:tcBorders>
+            <w:noWrap/>
+            <w:vAlign w:val="center"/>
+          </w:tcPr>
+          <w:p>
+            <w:pPr>
+              <w:spacing w:after="0" w:line="240" w:lineRule="auto"/>
+              <w:rPr>
+                <w:rFonts w:ascii="Times New Roman" w:eastAsia="Times New Roman" w:hAnsi="Times New Roman" w:cs="Times New Roman"/>
+                <w:sz w:val="16"/>
+                <w:szCs w:val="16"/>
+                <w:lang w:val="es-419" w:eastAsia="es-419"/>
+              </w:rPr>
+            </w:pPr>
+          </w:p>
+        </w:tc>
+        <w:tc>
+          <w:tcPr>
+            <w:tcW w:w="1189" w:type="dxa"/>
+            <w:tcBorders>
+              <w:top w:val="nil"/>
+              <w:left w:val="nil"/>
+              <w:bottom w:val="nil"/>
+              <w:right w:val="nil"/>
+            </w:tcBorders>
+            <w:noWrap/>
+            <w:vAlign w:val="center"/>
+          </w:tcPr>
+          <w:p>
+            <w:pPr>
+              <w:spacing w:after="0" w:line="240" w:lineRule="auto"/>
+              <w:rPr>
+                <w:rFonts w:ascii="Times New Roman" w:eastAsia="Times New Roman" w:hAnsi="Times New Roman" w:cs="Times New Roman"/>
+                <w:sz w:val="16"/>
+                <w:szCs w:val="16"/>
+                <w:lang w:val="es-419" w:eastAsia="es-419"/>
+              </w:rPr>
+            </w:pPr>
+          </w:p>
+        </w:tc>
+        <w:tc>
+          <w:tcPr>
+            <w:tcW w:w="1296" w:type="dxa"/>
+            <w:tcBorders>
+              <w:top w:val="nil"/>
+              <w:left w:val="nil"/>
+              <w:bottom w:val="nil"/>
+              <w:right w:val="nil"/>
+            </w:tcBorders>
+            <w:noWrap/>
+            <w:vAlign w:val="center"/>
+          </w:tcPr>
+          <w:p>
+            <w:pPr>
+              <w:spacing w:after="0" w:line="240" w:lineRule="auto"/>
+              <w:rPr>
+                <w:rFonts w:ascii="Times New Roman" w:eastAsia="Times New Roman" w:hAnsi="Times New Roman" w:cs="Times New Roman"/>
+                <w:sz w:val="16"/>
+                <w:szCs w:val="16"/>
+                <w:lang w:val="es-419" w:eastAsia="es-419"/>
+              </w:rPr>
+            </w:pPr>
+          </w:p>
+        </w:tc>
+        <w:tc>
+          <w:tcPr>
+            <w:tcW w:w="1296" w:type="dxa"/>
+            <w:tcBorders>
+              <w:top w:val="nil"/>
+              <w:left w:val="nil"/>
+              <w:bottom w:val="nil"/>
+              <w:right w:val="nil"/>
+            </w:tcBorders>
+            <w:noWrap/>
+            <w:vAlign w:val="bottom"/>
+          </w:tcPr>
+          <w:p>
+            <w:pPr>
+              <w:spacing w:after="0" w:line="240" w:lineRule="auto"/>
+              <w:rPr>
+                <w:rFonts w:ascii="Times New Roman" w:eastAsia="Times New Roman" w:hAnsi="Times New Roman" w:cs="Times New Roman"/>
+                <w:sz w:val="16"/>
+                <w:szCs w:val="16"/>
+                <w:lang w:val="es-419" w:eastAsia="es-419"/>
+              </w:rPr>
+            </w:pPr>
+          </w:p>
+        </w:tc>
+        <w:tc>
+          <w:tcPr>
+            <w:tcW w:w="1976" w:type="dxa"/>
+            <w:tcBorders>
+              <w:top w:val="nil"/>
+              <w:left w:val="nil"/>
+              <w:bottom w:val="nil"/>
+              <w:right w:val="nil"/>
+            </w:tcBorders>
+            <w:noWrap/>
+            <w:vAlign w:val="bottom"/>
+          </w:tcPr>
+          <w:p>
+            <w:pPr>
+              <w:spacing w:after="0" w:line="240" w:lineRule="auto"/>
+              <w:rPr>
+                <w:rFonts w:ascii="Times New Roman" w:eastAsia="Times New Roman" w:hAnsi="Times New Roman" w:cs="Times New Roman"/>
+                <w:sz w:val="16"/>
+                <w:szCs w:val="16"/>
+                <w:lang w:val="es-419" w:eastAsia="es-419"/>
+              </w:rPr>
+            </w:pPr>
+          </w:p>
+        </w:tc>
+      </w:tr>
+      <w:tr>
+        <w:trPr>
+          <w:trHeight w:val="240"/>
+        </w:trPr>
+        <w:tc>
+          <w:tcPr>
+            <w:tcW w:w="1843" w:type="dxa"/>
+            <w:tcBorders>
+              <w:top w:val="nil"/>
+              <w:left w:val="nil"/>
+              <w:bottom w:val="nil"/>
+              <w:right w:val="nil"/>
+            </w:tcBorders>
+            <w:noWrap/>
+            <w:vAlign w:val="center"/>
+            <w:hideMark/>
+          </w:tcPr>
+          <w:p>
+            <w:pPr>
+              <w:spacing w:after="0" w:line="240" w:lineRule="auto"/>
+              <w:rPr>
+                <w:rFonts w:ascii="Times New Roman" w:eastAsia="Times New Roman" w:hAnsi="Times New Roman" w:cs="Times New Roman"/>
+                <w:sz w:val="16"/>
+                <w:szCs w:val="16"/>
+                <w:lang w:val="es-419" w:eastAsia="es-419"/>
+              </w:rPr>
+            </w:pPr>
+          </w:p>
+        </w:tc>
+        <w:tc>
+          <w:tcPr>
+            <w:tcW w:w="1189" w:type="dxa"/>
+            <w:tcBorders>
+              <w:top w:val="nil"/>
+              <w:left w:val="nil"/>
+              <w:bottom w:val="nil"/>
+              <w:right w:val="nil"/>
+            </w:tcBorders>
+            <w:noWrap/>
+            <w:vAlign w:val="center"/>
+            <w:hideMark/>
+          </w:tcPr>
+          <w:p>
+            <w:pPr>
+              <w:spacing w:after="0" w:line="240" w:lineRule="auto"/>
+              <w:rPr>
+                <w:rFonts w:ascii="Trebuchet MS" w:eastAsia="Times New Roman" w:hAnsi="Trebuchet MS" w:cs="Times New Roman"/>
+                <w:b/>
+                <w:bCs/>
+                <w:color w:val="000000"/>
+                <w:sz w:val="16"/>
+                <w:szCs w:val="16"/>
+                <w:lang w:val="es-419" w:eastAsia="es-419"/>
+              </w:rPr>
+            </w:pPr>
+            <w:r>
+              <w:rPr>
+                <w:rFonts w:ascii="Trebuchet MS" w:eastAsia="Times New Roman" w:hAnsi="Trebuchet MS" w:cs="Times New Roman"/>
+                <w:b/>
+                <w:bCs/>
+                <w:color w:val="000000"/>
+                <w:sz w:val="16"/>
+                <w:szCs w:val="16"/>
+                <w:lang w:val="es-419" w:eastAsia="es-419"/>
+              </w:rPr>
+              <w:t>Fechas de</w:t>
+            </w:r>
+          </w:p>
+        </w:tc>
+        <w:tc>
+          <w:tcPr>
+            <w:tcW w:w="1189" w:type="dxa"/>
+            <w:tcBorders>
+              <w:top w:val="nil"/>
+              <w:left w:val="nil"/>
+              <w:bottom w:val="nil"/>
+              <w:right w:val="nil"/>
+            </w:tcBorders>
+            <w:noWrap/>
+            <w:vAlign w:val="bottom"/>
+            <w:hideMark/>
+          </w:tcPr>
+          <w:p>
+            <w:pPr>
+              <w:spacing w:after="0" w:line="240" w:lineRule="auto"/>
+              <w:rPr>
+                <w:rFonts w:ascii="Trebuchet MS" w:eastAsia="Times New Roman" w:hAnsi="Trebuchet MS" w:cs="Times New Roman"/>
+                <w:b/>
+                <w:bCs/>
+                <w:color w:val="000000"/>
+                <w:sz w:val="16"/>
+                <w:szCs w:val="16"/>
+                <w:lang w:val="es-419" w:eastAsia="es-419"/>
+              </w:rPr>
+            </w:pPr>
+          </w:p>
+        </w:tc>
+        <w:tc>
+          <w:tcPr>
+            <w:tcW w:w="2592" w:type="dxa"/>
+            <w:gridSpan w:val="2"/>
+            <w:tcBorders>
+              <w:top w:val="nil"/>
+              <w:left w:val="nil"/>
+              <w:bottom w:val="nil"/>
+              <w:right w:val="nil"/>
+            </w:tcBorders>
+            <w:noWrap/>
+            <w:vAlign w:val="center"/>
+            <w:hideMark/>
+          </w:tcPr>
+          <w:p>
+            <w:pPr>
+              <w:spacing w:after="0" w:line="240" w:lineRule="auto"/>
+              <w:rPr>
+                <w:rFonts w:ascii="Trebuchet MS" w:eastAsia="Times New Roman" w:hAnsi="Trebuchet MS" w:cs="Times New Roman"/>
+                <w:b/>
+                <w:bCs/>
+                <w:color w:val="000000"/>
+                <w:sz w:val="16"/>
+                <w:szCs w:val="16"/>
+                <w:lang w:val="es-419" w:eastAsia="es-419"/>
+              </w:rPr>
+            </w:pPr>
+            <w:r>
+              <w:rPr>
+                <w:rFonts w:ascii="Trebuchet MS" w:eastAsia="Times New Roman" w:hAnsi="Trebuchet MS" w:cs="Times New Roman"/>
+                <w:b/>
+                <w:bCs/>
+                <w:color w:val="000000"/>
+                <w:sz w:val="16"/>
+                <w:szCs w:val="16"/>
+                <w:lang w:val="es-419" w:eastAsia="es-419"/>
+              </w:rPr>
+              <w:t>Tasa de interés</w:t>
+            </w:r>
+          </w:p>
+        </w:tc>
+        <w:tc>
+          <w:tcPr>
+            <w:tcW w:w="1976" w:type="dxa"/>
+            <w:tcBorders>
+              <w:top w:val="nil"/>
+              <w:left w:val="nil"/>
+              <w:bottom w:val="nil"/>
+              <w:right w:val="nil"/>
+            </w:tcBorders>
+            <w:noWrap/>
+            <w:vAlign w:val="center"/>
+            <w:hideMark/>
+          </w:tcPr>
+          <w:p>
+            <w:pPr>
+              <w:spacing w:after="0" w:line="240" w:lineRule="auto"/>
+              <w:jc w:val="center"/>
+              <w:rPr>
+                <w:rFonts w:ascii="Trebuchet MS" w:eastAsia="Times New Roman" w:hAnsi="Trebuchet MS" w:cs="Times New Roman"/>
+                <w:b/>
+                <w:bCs/>
+                <w:color w:val="000000"/>
+                <w:sz w:val="16"/>
+                <w:szCs w:val="16"/>
+                <w:lang w:val="es-419" w:eastAsia="es-419"/>
+              </w:rPr>
+            </w:pPr>
+            <w:r>
+              <w:rPr>
+                <w:rFonts w:ascii="Trebuchet MS" w:eastAsia="Times New Roman" w:hAnsi="Trebuchet MS" w:cs="Times New Roman"/>
+                <w:b/>
+                <w:bCs/>
+                <w:color w:val="000000"/>
+                <w:sz w:val="16"/>
+                <w:szCs w:val="16"/>
+                <w:lang w:val="es-419" w:eastAsia="es-419"/>
+              </w:rPr>
+              <w:t xml:space="preserve">Valor razonable </w:t>
+            </w:r>
+          </w:p>
+        </w:tc>
+      </w:tr>
+      <w:tr>
+        <w:trPr>
+          <w:trHeight w:val="390"/>
+        </w:trPr>
+        <w:tc>
+          <w:tcPr>
+            <w:tcW w:w="1843" w:type="dxa"/>
+            <w:tcBorders>
+              <w:top w:val="nil"/>
+              <w:left w:val="nil"/>
+              <w:bottom w:val="nil"/>
+              <w:right w:val="nil"/>
+            </w:tcBorders>
+            <w:vAlign w:val="center"/>
+            <w:hideMark/>
+          </w:tcPr>
+          <w:p>
+            <w:pPr>
+              <w:spacing w:after="0" w:line="240" w:lineRule="auto"/>
+              <w:jc w:val="center"/>
+              <w:rPr>
+                <w:rFonts w:ascii="Trebuchet MS" w:eastAsia="Times New Roman" w:hAnsi="Trebuchet MS" w:cs="Times New Roman"/>
+                <w:b/>
+                <w:bCs/>
+                <w:color w:val="000000"/>
+                <w:sz w:val="16"/>
+                <w:szCs w:val="16"/>
+                <w:lang w:val="es-419" w:eastAsia="es-419"/>
+              </w:rPr>
+            </w:pPr>
+            <w:r>
+              <w:rPr>
+                <w:rFonts w:ascii="Trebuchet MS" w:eastAsia="Times New Roman" w:hAnsi="Trebuchet MS" w:cs="Times New Roman"/>
+                <w:b/>
+                <w:bCs/>
+                <w:color w:val="000000"/>
+                <w:sz w:val="16"/>
+                <w:szCs w:val="16"/>
+                <w:lang w:val="es-419" w:eastAsia="es-419"/>
+              </w:rPr>
+              <w:t>Monto nocional</w:t>
+            </w:r>
+          </w:p>
+        </w:tc>
+        <w:tc>
+          <w:tcPr>
+            <w:tcW w:w="1189" w:type="dxa"/>
+            <w:tcBorders>
+              <w:top w:val="nil"/>
+              <w:left w:val="nil"/>
+              <w:bottom w:val="nil"/>
+              <w:right w:val="nil"/>
+            </w:tcBorders>
+            <w:noWrap/>
+            <w:vAlign w:val="center"/>
+            <w:hideMark/>
+          </w:tcPr>
+          <w:p>
+            <w:pPr>
+              <w:spacing w:after="0" w:line="240" w:lineRule="auto"/>
+              <w:jc w:val="center"/>
+              <w:rPr>
+                <w:rFonts w:ascii="Trebuchet MS" w:eastAsia="Times New Roman" w:hAnsi="Trebuchet MS" w:cs="Times New Roman"/>
+                <w:b/>
+                <w:bCs/>
+                <w:color w:val="000000"/>
+                <w:sz w:val="16"/>
+                <w:szCs w:val="16"/>
+                <w:lang w:val="es-419" w:eastAsia="es-419"/>
+              </w:rPr>
+            </w:pPr>
+            <w:r>
+              <w:rPr>
+                <w:rFonts w:ascii="Trebuchet MS" w:eastAsia="Times New Roman" w:hAnsi="Trebuchet MS" w:cs="Times New Roman"/>
+                <w:b/>
+                <w:bCs/>
+                <w:color w:val="000000"/>
+                <w:sz w:val="16"/>
+                <w:szCs w:val="16"/>
+                <w:lang w:val="es-419" w:eastAsia="es-419"/>
+              </w:rPr>
+              <w:t>Contratación</w:t>
+            </w:r>
+          </w:p>
+        </w:tc>
+        <w:tc>
+          <w:tcPr>
+            <w:tcW w:w="1189" w:type="dxa"/>
+            <w:tcBorders>
+              <w:top w:val="nil"/>
+              <w:left w:val="nil"/>
+              <w:bottom w:val="nil"/>
+              <w:right w:val="nil"/>
+            </w:tcBorders>
+            <w:noWrap/>
+            <w:vAlign w:val="center"/>
+            <w:hideMark/>
+          </w:tcPr>
+          <w:p>
+            <w:pPr>
+              <w:spacing w:after="0" w:line="240" w:lineRule="auto"/>
+              <w:jc w:val="center"/>
+              <w:rPr>
+                <w:rFonts w:ascii="Trebuchet MS" w:eastAsia="Times New Roman" w:hAnsi="Trebuchet MS" w:cs="Times New Roman"/>
+                <w:b/>
+                <w:bCs/>
+                <w:color w:val="000000"/>
+                <w:sz w:val="16"/>
+                <w:szCs w:val="16"/>
+                <w:lang w:val="es-419" w:eastAsia="es-419"/>
+              </w:rPr>
+            </w:pPr>
+            <w:r>
+              <w:rPr>
+                <w:rFonts w:ascii="Trebuchet MS" w:eastAsia="Times New Roman" w:hAnsi="Trebuchet MS" w:cs="Times New Roman"/>
+                <w:b/>
+                <w:bCs/>
+                <w:color w:val="000000"/>
+                <w:sz w:val="16"/>
+                <w:szCs w:val="16"/>
+                <w:lang w:val="es-419" w:eastAsia="es-419"/>
+              </w:rPr>
+              <w:t>Vencimiento</w:t>
+            </w:r>
+          </w:p>
+        </w:tc>
+        <w:tc>
+          <w:tcPr>
+            <w:tcW w:w="1296" w:type="dxa"/>
+            <w:tcBorders>
+              <w:top w:val="nil"/>
+              <w:left w:val="nil"/>
+              <w:bottom w:val="nil"/>
+              <w:right w:val="nil"/>
+            </w:tcBorders>
+            <w:vAlign w:val="center"/>
+            <w:hideMark/>
+          </w:tcPr>
+          <w:p>
+            <w:pPr>
+              <w:spacing w:after="0" w:line="240" w:lineRule="auto"/>
+              <w:jc w:val="center"/>
+              <w:rPr>
+                <w:rFonts w:ascii="Trebuchet MS" w:eastAsia="Times New Roman" w:hAnsi="Trebuchet MS" w:cs="Times New Roman"/>
+                <w:b/>
+                <w:bCs/>
+                <w:color w:val="000000"/>
+                <w:sz w:val="16"/>
+                <w:szCs w:val="16"/>
+                <w:lang w:val="es-419" w:eastAsia="es-419"/>
+              </w:rPr>
+            </w:pPr>
+            <w:r>
+              <w:rPr>
+                <w:rFonts w:ascii="Trebuchet MS" w:eastAsia="Times New Roman" w:hAnsi="Trebuchet MS" w:cs="Times New Roman"/>
+                <w:b/>
+                <w:bCs/>
+                <w:color w:val="000000"/>
+                <w:sz w:val="16"/>
+                <w:szCs w:val="16"/>
+                <w:lang w:val="es-419" w:eastAsia="es-419"/>
+              </w:rPr>
+              <w:t>Contratada por IFD</w:t>
+            </w:r>
+          </w:p>
+        </w:tc>
+        <w:tc>
+          <w:tcPr>
+            <w:tcW w:w="1296" w:type="dxa"/>
+            <w:tcBorders>
+              <w:top w:val="nil"/>
+              <w:left w:val="nil"/>
+              <w:bottom w:val="nil"/>
+              <w:right w:val="nil"/>
+            </w:tcBorders>
+            <w:vAlign w:val="center"/>
+            <w:hideMark/>
+          </w:tcPr>
+          <w:p>
+            <w:pPr>
+              <w:spacing w:after="0" w:line="240" w:lineRule="auto"/>
+              <w:jc w:val="center"/>
+              <w:rPr>
+                <w:rFonts w:ascii="Trebuchet MS" w:eastAsia="Times New Roman" w:hAnsi="Trebuchet MS" w:cs="Times New Roman"/>
+                <w:b/>
+                <w:bCs/>
+                <w:color w:val="000000"/>
+                <w:sz w:val="16"/>
+                <w:szCs w:val="16"/>
+                <w:lang w:val="es-419" w:eastAsia="es-419"/>
+              </w:rPr>
+            </w:pPr>
+            <w:r>
+              <w:rPr>
+                <w:rFonts w:ascii="Trebuchet MS" w:eastAsia="Times New Roman" w:hAnsi="Trebuchet MS" w:cs="Times New Roman"/>
+                <w:b/>
+                <w:bCs/>
+                <w:color w:val="000000"/>
+                <w:sz w:val="16"/>
+                <w:szCs w:val="16"/>
+                <w:lang w:val="es-419" w:eastAsia="es-419"/>
+              </w:rPr>
+              <w:t>Pactado en deuda</w:t>
+            </w:r>
+          </w:p>
+        </w:tc>
+        <w:tc>
+          <w:tcPr>
+            <w:tcW w:w="1976" w:type="dxa"/>
+            <w:tcBorders>
+              <w:top w:val="nil"/>
+              <w:left w:val="nil"/>
+              <w:bottom w:val="nil"/>
+              <w:right w:val="nil"/>
+            </w:tcBorders>
+            <w:vAlign w:val="center"/>
+            <w:hideMark/>
+          </w:tcPr>
+          <w:p>
+            <w:pPr>
+              <w:spacing w:after="0" w:line="240" w:lineRule="auto"/>
+              <w:jc w:val="center"/>
+              <w:rPr>
+                <w:rFonts w:ascii="Trebuchet MS" w:eastAsia="Times New Roman" w:hAnsi="Trebuchet MS" w:cs="Times New Roman"/>
+                <w:b/>
+                <w:bCs/>
+                <w:color w:val="000000"/>
+                <w:sz w:val="16"/>
+                <w:szCs w:val="16"/>
+                <w:lang w:val="es-419" w:eastAsia="es-419"/>
+              </w:rPr>
+            </w:pPr>
+            <w:r>
+              <w:rPr>
+                <w:rFonts w:ascii="Trebuchet MS" w:eastAsia="Times New Roman" w:hAnsi="Trebuchet MS" w:cs="Times New Roman"/>
+                <w:b/>
+                <w:bCs/>
+                <w:color w:val="000000"/>
+                <w:sz w:val="16"/>
+                <w:szCs w:val="16"/>
+                <w:lang w:val="es-419" w:eastAsia="es-419"/>
+              </w:rPr>
+              <w:t xml:space="preserve">al 30 de septiembre de: </w:t>
+            </w:r>
+            <w:r>
+              <w:rPr>
+                <w:rFonts w:ascii="Trebuchet MS" w:eastAsia="Times New Roman" w:hAnsi="Trebuchet MS" w:cs="Times New Roman"/>
+                <w:b/>
+                <w:bCs/>
+                <w:color w:val="000000"/>
+                <w:sz w:val="16"/>
+                <w:szCs w:val="16"/>
+                <w:lang w:val="es-419" w:eastAsia="es-419"/>
+              </w:rPr>
+              <w:br/>
+              <w:t>2025</w:t>
+            </w:r>
+          </w:p>
+        </w:tc>
+      </w:tr>
+      <w:tr>
+        <w:trPr>
+          <w:trHeight w:val="240"/>
+        </w:trPr>
+        <w:tc>
+          <w:tcPr>
+            <w:tcW w:w="1843" w:type="dxa"/>
+            <w:tcBorders>
+              <w:top w:val="nil"/>
+              <w:left w:val="nil"/>
+              <w:bottom w:val="nil"/>
+              <w:right w:val="nil"/>
+            </w:tcBorders>
+            <w:noWrap/>
+            <w:vAlign w:val="bottom"/>
+            <w:hideMark/>
+          </w:tcPr>
+          <w:p>
+            <w:pPr>
+              <w:spacing w:after="0" w:line="240" w:lineRule="auto"/>
+              <w:jc w:val="center"/>
+              <w:rPr>
+                <w:rFonts w:ascii="Trebuchet MS" w:eastAsia="Times New Roman" w:hAnsi="Trebuchet MS" w:cs="Times New Roman"/>
+                <w:b/>
+                <w:bCs/>
+                <w:color w:val="000000"/>
+                <w:sz w:val="16"/>
+                <w:szCs w:val="16"/>
+                <w:lang w:val="es-419" w:eastAsia="es-419"/>
+              </w:rPr>
+            </w:pPr>
+          </w:p>
+        </w:tc>
+        <w:tc>
+          <w:tcPr>
+            <w:tcW w:w="1189" w:type="dxa"/>
+            <w:tcBorders>
+              <w:top w:val="nil"/>
+              <w:left w:val="nil"/>
+              <w:bottom w:val="nil"/>
+              <w:right w:val="nil"/>
+            </w:tcBorders>
+            <w:noWrap/>
+            <w:vAlign w:val="center"/>
+            <w:hideMark/>
+          </w:tcPr>
+          <w:p>
+            <w:pPr>
+              <w:spacing w:after="0" w:line="240" w:lineRule="auto"/>
+              <w:rPr>
+                <w:rFonts w:ascii="Times New Roman" w:eastAsia="Times New Roman" w:hAnsi="Times New Roman" w:cs="Times New Roman"/>
+                <w:sz w:val="20"/>
+                <w:szCs w:val="20"/>
+                <w:lang w:val="es-419" w:eastAsia="es-419"/>
+              </w:rPr>
+            </w:pPr>
+          </w:p>
+        </w:tc>
+        <w:tc>
+          <w:tcPr>
+            <w:tcW w:w="1189" w:type="dxa"/>
+            <w:tcBorders>
+              <w:top w:val="nil"/>
+              <w:left w:val="nil"/>
+              <w:bottom w:val="nil"/>
+              <w:right w:val="nil"/>
+            </w:tcBorders>
+            <w:noWrap/>
+            <w:vAlign w:val="center"/>
+            <w:hideMark/>
+          </w:tcPr>
+          <w:p>
+            <w:pPr>
+              <w:spacing w:after="0" w:line="240" w:lineRule="auto"/>
+              <w:rPr>
+                <w:rFonts w:ascii="Times New Roman" w:eastAsia="Times New Roman" w:hAnsi="Times New Roman" w:cs="Times New Roman"/>
+                <w:sz w:val="20"/>
+                <w:szCs w:val="20"/>
+                <w:lang w:val="es-419" w:eastAsia="es-419"/>
+              </w:rPr>
+            </w:pPr>
+          </w:p>
+        </w:tc>
+        <w:tc>
+          <w:tcPr>
+            <w:tcW w:w="1296" w:type="dxa"/>
+            <w:tcBorders>
+              <w:top w:val="nil"/>
+              <w:left w:val="nil"/>
+              <w:bottom w:val="nil"/>
+              <w:right w:val="nil"/>
+            </w:tcBorders>
+            <w:noWrap/>
+            <w:vAlign w:val="center"/>
+            <w:hideMark/>
+          </w:tcPr>
+          <w:p>
+            <w:pPr>
+              <w:spacing w:after="0" w:line="240" w:lineRule="auto"/>
+              <w:rPr>
+                <w:rFonts w:ascii="Times New Roman" w:eastAsia="Times New Roman" w:hAnsi="Times New Roman" w:cs="Times New Roman"/>
+                <w:sz w:val="20"/>
+                <w:szCs w:val="20"/>
+                <w:lang w:val="es-419" w:eastAsia="es-419"/>
+              </w:rPr>
+            </w:pPr>
+          </w:p>
+        </w:tc>
+        <w:tc>
+          <w:tcPr>
+            <w:tcW w:w="1296" w:type="dxa"/>
+            <w:tcBorders>
+              <w:top w:val="nil"/>
+              <w:left w:val="nil"/>
+              <w:bottom w:val="nil"/>
+              <w:right w:val="nil"/>
+            </w:tcBorders>
+            <w:noWrap/>
+            <w:vAlign w:val="center"/>
+            <w:hideMark/>
+          </w:tcPr>
+          <w:p>
+            <w:pPr>
+              <w:spacing w:after="0" w:line="240" w:lineRule="auto"/>
+              <w:rPr>
+                <w:rFonts w:ascii="Times New Roman" w:eastAsia="Times New Roman" w:hAnsi="Times New Roman" w:cs="Times New Roman"/>
+                <w:sz w:val="20"/>
+                <w:szCs w:val="20"/>
+                <w:lang w:val="es-419" w:eastAsia="es-419"/>
+              </w:rPr>
+            </w:pPr>
+          </w:p>
+        </w:tc>
+        <w:tc>
+          <w:tcPr>
+            <w:tcW w:w="1976" w:type="dxa"/>
+            <w:tcBorders>
+              <w:top w:val="nil"/>
+              <w:left w:val="nil"/>
+              <w:bottom w:val="nil"/>
+              <w:right w:val="nil"/>
+            </w:tcBorders>
+            <w:noWrap/>
+            <w:vAlign w:val="bottom"/>
+            <w:hideMark/>
+          </w:tcPr>
+          <w:p>
+            <w:pPr>
+              <w:spacing w:after="0" w:line="240" w:lineRule="auto"/>
+              <w:rPr>
+                <w:rFonts w:ascii="Times New Roman" w:eastAsia="Times New Roman" w:hAnsi="Times New Roman" w:cs="Times New Roman"/>
+                <w:sz w:val="20"/>
+                <w:szCs w:val="20"/>
+                <w:lang w:val="es-419" w:eastAsia="es-419"/>
+              </w:rPr>
+            </w:pPr>
+          </w:p>
+        </w:tc>
+      </w:tr>
+      <w:tr>
+        <w:trPr>
+          <w:trHeight w:val="240"/>
+        </w:trPr>
+        <w:tc>
+          <w:tcPr>
+            <w:tcW w:w="1843" w:type="dxa"/>
+            <w:tcBorders>
+              <w:top w:val="nil"/>
+              <w:left w:val="nil"/>
+              <w:bottom w:val="nil"/>
+              <w:right w:val="nil"/>
+            </w:tcBorders>
+            <w:noWrap/>
+            <w:vAlign w:val="center"/>
+            <w:hideMark/>
+          </w:tcPr>
+          <w:p>
+            <w:pPr>
+              <w:spacing w:after="0" w:line="240" w:lineRule="auto"/>
+              <w:rPr>
+                <w:rFonts w:ascii="Trebuchet MS" w:eastAsia="Times New Roman" w:hAnsi="Trebuchet MS" w:cs="Times New Roman"/>
+                <w:color w:val="000000"/>
+                <w:sz w:val="20"/>
+                <w:szCs w:val="20"/>
+                <w:lang w:val="es-419" w:eastAsia="es-419"/>
+              </w:rPr>
+            </w:pPr>
+            <w:r>
+              <w:rPr>
+                <w:rFonts w:ascii="Trebuchet MS" w:eastAsia="Times New Roman" w:hAnsi="Trebuchet MS" w:cs="Times New Roman"/>
+                <w:color w:val="000000"/>
+                <w:sz w:val="20"/>
+                <w:szCs w:val="20"/>
+                <w:lang w:val="es-419" w:eastAsia="es-419"/>
+              </w:rPr>
+              <w:t xml:space="preserve">        88,434 </w:t>
+            </w:r>
+          </w:p>
+        </w:tc>
+        <w:tc>
+          <w:tcPr>
+            <w:tcW w:w="1189" w:type="dxa"/>
+            <w:tcBorders>
+              <w:top w:val="nil"/>
+              <w:left w:val="nil"/>
+              <w:bottom w:val="nil"/>
+              <w:right w:val="nil"/>
+            </w:tcBorders>
+            <w:noWrap/>
+            <w:vAlign w:val="center"/>
+            <w:hideMark/>
+          </w:tcPr>
+          <w:p>
+            <w:pPr>
+              <w:spacing w:after="0" w:line="240" w:lineRule="auto"/>
+              <w:jc w:val="center"/>
+              <w:rPr>
+                <w:rFonts w:ascii="Trebuchet MS" w:eastAsia="Times New Roman" w:hAnsi="Trebuchet MS" w:cs="Times New Roman"/>
+                <w:color w:val="000000"/>
+                <w:sz w:val="20"/>
+                <w:szCs w:val="20"/>
+                <w:lang w:val="es-419" w:eastAsia="es-419"/>
+              </w:rPr>
+            </w:pPr>
+            <w:r>
+              <w:rPr>
+                <w:rFonts w:ascii="Trebuchet MS" w:eastAsia="Times New Roman" w:hAnsi="Trebuchet MS" w:cs="Times New Roman"/>
+                <w:color w:val="000000"/>
+                <w:sz w:val="20"/>
+                <w:szCs w:val="20"/>
+                <w:lang w:val="es-419" w:eastAsia="es-419"/>
+              </w:rPr>
+              <w:t>30/09/2023</w:t>
+            </w:r>
+          </w:p>
+        </w:tc>
+        <w:tc>
+          <w:tcPr>
+            <w:tcW w:w="1189" w:type="dxa"/>
+            <w:tcBorders>
+              <w:top w:val="nil"/>
+              <w:left w:val="nil"/>
+              <w:bottom w:val="nil"/>
+              <w:right w:val="nil"/>
+            </w:tcBorders>
+            <w:noWrap/>
+            <w:vAlign w:val="bottom"/>
+            <w:hideMark/>
+          </w:tcPr>
+          <w:p>
+            <w:pPr>
+              <w:spacing w:after="0" w:line="240" w:lineRule="auto"/>
+              <w:jc w:val="center"/>
+              <w:rPr>
+                <w:rFonts w:ascii="Trebuchet MS" w:eastAsia="Times New Roman" w:hAnsi="Trebuchet MS" w:cs="Times New Roman"/>
+                <w:color w:val="000000"/>
+                <w:sz w:val="20"/>
+                <w:szCs w:val="20"/>
+                <w:lang w:val="es-419" w:eastAsia="es-419"/>
+              </w:rPr>
+            </w:pPr>
+            <w:r>
+              <w:rPr>
+                <w:rFonts w:ascii="Trebuchet MS" w:eastAsia="Times New Roman" w:hAnsi="Trebuchet MS" w:cs="Times New Roman"/>
+                <w:color w:val="000000"/>
+                <w:sz w:val="20"/>
+                <w:szCs w:val="20"/>
+                <w:lang w:val="es-419" w:eastAsia="es-419"/>
+              </w:rPr>
+              <w:t>31/03/2027</w:t>
+            </w:r>
+          </w:p>
+        </w:tc>
+        <w:tc>
+          <w:tcPr>
+            <w:tcW w:w="1296" w:type="dxa"/>
+            <w:tcBorders>
+              <w:top w:val="nil"/>
+              <w:left w:val="nil"/>
+              <w:bottom w:val="nil"/>
+              <w:right w:val="nil"/>
+            </w:tcBorders>
+            <w:noWrap/>
+            <w:vAlign w:val="center"/>
+            <w:hideMark/>
+          </w:tcPr>
+          <w:p>
+            <w:pPr>
+              <w:spacing w:after="0" w:line="240" w:lineRule="auto"/>
+              <w:jc w:val="center"/>
+              <w:rPr>
+                <w:rFonts w:ascii="Trebuchet MS" w:eastAsia="Times New Roman" w:hAnsi="Trebuchet MS" w:cs="Times New Roman"/>
+                <w:color w:val="000000"/>
+                <w:sz w:val="20"/>
+                <w:szCs w:val="20"/>
+                <w:lang w:val="es-419" w:eastAsia="es-419"/>
+              </w:rPr>
+            </w:pPr>
+            <w:r>
+              <w:rPr>
+                <w:rFonts w:ascii="Trebuchet MS" w:eastAsia="Times New Roman" w:hAnsi="Trebuchet MS" w:cs="Times New Roman"/>
+                <w:color w:val="000000"/>
+                <w:sz w:val="20"/>
+                <w:szCs w:val="20"/>
+                <w:lang w:val="es-419" w:eastAsia="es-419"/>
+              </w:rPr>
+              <w:t>TIIE</w:t>
+            </w:r>
+          </w:p>
+        </w:tc>
+        <w:tc>
+          <w:tcPr>
+            <w:tcW w:w="1296" w:type="dxa"/>
+            <w:tcBorders>
+              <w:top w:val="nil"/>
+              <w:left w:val="nil"/>
+              <w:bottom w:val="nil"/>
+              <w:right w:val="nil"/>
+            </w:tcBorders>
+            <w:noWrap/>
+            <w:vAlign w:val="bottom"/>
+            <w:hideMark/>
+          </w:tcPr>
+          <w:p>
+            <w:pPr>
+              <w:spacing w:after="0" w:line="240" w:lineRule="auto"/>
+              <w:jc w:val="center"/>
+              <w:rPr>
+                <w:rFonts w:ascii="Trebuchet MS" w:eastAsia="Times New Roman" w:hAnsi="Trebuchet MS" w:cs="Times New Roman"/>
+                <w:color w:val="000000"/>
+                <w:sz w:val="20"/>
+                <w:szCs w:val="20"/>
+                <w:lang w:val="es-419" w:eastAsia="es-419"/>
+              </w:rPr>
+            </w:pPr>
+            <w:r>
+              <w:rPr>
+                <w:rFonts w:ascii="Trebuchet MS" w:eastAsia="Times New Roman" w:hAnsi="Trebuchet MS" w:cs="Times New Roman"/>
+                <w:color w:val="000000"/>
+                <w:sz w:val="20"/>
+                <w:szCs w:val="20"/>
+                <w:lang w:val="es-419" w:eastAsia="es-419"/>
+              </w:rPr>
+              <w:t>10.65%</w:t>
+            </w:r>
+          </w:p>
+        </w:tc>
+        <w:tc>
+          <w:tcPr>
+            <w:tcW w:w="1976" w:type="dxa"/>
+            <w:tcBorders>
+              <w:top w:val="nil"/>
+              <w:left w:val="nil"/>
+              <w:bottom w:val="nil"/>
+              <w:right w:val="nil"/>
+            </w:tcBorders>
+            <w:noWrap/>
+            <w:vAlign w:val="bottom"/>
+            <w:hideMark/>
+          </w:tcPr>
+          <w:p>
+            <w:pPr>
+              <w:spacing w:after="0" w:line="240" w:lineRule="auto"/>
+              <w:jc w:val="center"/>
+              <w:rPr>
+                <w:rFonts w:ascii="Trebuchet MS" w:eastAsia="Times New Roman" w:hAnsi="Trebuchet MS" w:cs="Times New Roman"/>
+                <w:color w:val="000000"/>
+                <w:sz w:val="20"/>
+                <w:szCs w:val="20"/>
+                <w:lang w:val="es-419" w:eastAsia="es-419"/>
+              </w:rPr>
+            </w:pPr>
+            <w:r>
+              <w:rPr>
+                <w:rFonts w:ascii="Trebuchet MS" w:eastAsia="Times New Roman" w:hAnsi="Trebuchet MS" w:cs="Times New Roman"/>
+                <w:color w:val="000000"/>
+                <w:sz w:val="20"/>
+                <w:szCs w:val="20"/>
+                <w:lang w:val="es-419" w:eastAsia="es-419"/>
+              </w:rPr>
+              <w:t>2,083</w:t>
+            </w:r>
+          </w:p>
+        </w:tc>
+      </w:tr>
+    </w:tbl>
+    <w:p>
+      <w:pPr>
+        <w:spacing w:after="160" w:line="259" w:lineRule="auto"/>
+      </w:pPr>
+    </w:p>
+    <w:tbl>
+      <w:tblPr>
+        <w:tblW w:w="8725" w:type="dxa"/>
+        <w:tblCellMar>
+          <w:left w:w="70" w:type="dxa"/>
+          <w:right w:w="70" w:type="dxa"/>
+        </w:tblCellMar>
+        <w:tblLook w:val="04A0" w:firstRow="1" w:lastRow="0" w:firstColumn="1" w:lastColumn="0" w:noHBand="0" w:noVBand="1"/>
+      </w:tblPr>
+      <w:tblGrid>
+        <w:gridCol w:w="4536"/>
+        <w:gridCol w:w="1216"/>
+        <w:gridCol w:w="296"/>
+        <w:gridCol w:w="1216"/>
+        <w:gridCol w:w="245"/>
+        <w:gridCol w:w="1216"/>
+      </w:tblGrid>
+      <w:tr>
+        <w:trPr>
+          <w:trHeight w:val="300"/>
+        </w:trPr>
+        <w:tc>
+          <w:tcPr>
+            <w:tcW w:w="4536" w:type="dxa"/>
+            <w:tcBorders>
+              <w:top w:val="nil"/>
+              <w:left w:val="nil"/>
+              <w:bottom w:val="nil"/>
+              <w:right w:val="nil"/>
+            </w:tcBorders>
+            <w:noWrap/>
+            <w:vAlign w:val="bottom"/>
+          </w:tcPr>
+          <w:p>
+            <w:pPr>
+              <w:spacing w:after="0" w:line="240" w:lineRule="auto"/>
+              <w:rPr>
+                <w:rFonts w:ascii="Trebuchet MS" w:eastAsia="Times New Roman" w:hAnsi="Trebuchet MS" w:cs="Times New Roman"/>
+                <w:b/>
+                <w:bCs/>
+                <w:color w:val="000000"/>
+                <w:sz w:val="16"/>
+                <w:szCs w:val="16"/>
+                <w:lang w:val="es-419" w:eastAsia="es-419"/>
+              </w:rPr>
+            </w:pPr>
+            <w:r>
+              <w:rPr>
+                <w:rFonts w:ascii="Trebuchet MS" w:eastAsia="Times New Roman" w:hAnsi="Trebuchet MS" w:cs="Times New Roman"/>
+                <w:b/>
+                <w:bCs/>
+                <w:color w:val="000000"/>
+                <w:sz w:val="16"/>
+                <w:szCs w:val="16"/>
+                <w:lang w:val="es-419" w:eastAsia="es-419"/>
+              </w:rPr>
+              <w:t>[[MODELO_</w:t>
+            </w:r>
+            <w:r>
+              <w:rPr>
+                <w:rFonts w:ascii="Trebuchet MS" w:eastAsia="Times New Roman" w:hAnsi="Trebuchet MS" w:cs="Times New Roman"/>
+                <w:b/>
+                <w:bCs/>
+                <w:color w:val="000000"/>
+                <w:sz w:val="16"/>
+                <w:szCs w:val="16"/>
+                <w:lang w:val="es-419" w:eastAsia="es-419"/>
+              </w:rPr>
+              <w:t>SUBS</w:t>
+            </w:r>
+            <w:r>
+              <w:rPr>
+                <w:rFonts w:ascii="Trebuchet MS" w:eastAsia="Times New Roman" w:hAnsi="Trebuchet MS" w:cs="Times New Roman"/>
+                <w:b/>
+                <w:bCs/>
+                <w:color w:val="000000"/>
+                <w:sz w:val="16"/>
+                <w:szCs w:val="16"/>
+                <w:lang w:val="es-419" w:eastAsia="es-419"/>
+              </w:rPr>
+              <w:t>IYPATRI</w:t>
+            </w:r>
+            <w:r>
+              <w:rPr>
+                <w:rFonts w:ascii="Trebuchet MS" w:eastAsia="Times New Roman" w:hAnsi="Trebuchet MS" w:cs="Times New Roman"/>
+                <w:b/>
+                <w:bCs/>
+                <w:color w:val="000000"/>
+                <w:sz w:val="16"/>
+                <w:szCs w:val="16"/>
+                <w:lang w:val="es-419" w:eastAsia="es-419"/>
+              </w:rPr>
+              <w:t>]]</w:t>
+            </w:r>
+          </w:p>
+        </w:tc>
+        <w:tc>
+          <w:tcPr>
+            <w:tcW w:w="1216" w:type="dxa"/>
+            <w:tcBorders>
+              <w:top w:val="nil"/>
+              <w:left w:val="nil"/>
+              <w:bottom w:val="nil"/>
+              <w:right w:val="nil"/>
+            </w:tcBorders>
+            <w:noWrap/>
+            <w:vAlign w:val="bottom"/>
+          </w:tcPr>
+          <w:p>
+            <w:pPr>
+              <w:spacing w:after="0" w:line="240" w:lineRule="auto"/>
+              <w:rPr>
+                <w:rFonts w:ascii="Times New Roman" w:eastAsia="Times New Roman" w:hAnsi="Times New Roman" w:cs="Times New Roman"/>
+                <w:sz w:val="20"/>
+                <w:szCs w:val="20"/>
+                <w:lang w:val="es-419" w:eastAsia="es-419"/>
+              </w:rPr>
+            </w:pPr>
+          </w:p>
+        </w:tc>
+        <w:tc>
+          <w:tcPr>
+            <w:tcW w:w="296" w:type="dxa"/>
+            <w:tcBorders>
+              <w:top w:val="nil"/>
+              <w:left w:val="nil"/>
+              <w:bottom w:val="nil"/>
+              <w:right w:val="nil"/>
+            </w:tcBorders>
+            <w:noWrap/>
+            <w:vAlign w:val="bottom"/>
+          </w:tcPr>
+          <w:p>
+            <w:pPr>
+              <w:spacing w:after="0" w:line="240" w:lineRule="auto"/>
+              <w:rPr>
+                <w:rFonts w:ascii="Times New Roman" w:eastAsia="Times New Roman" w:hAnsi="Times New Roman" w:cs="Times New Roman"/>
+                <w:sz w:val="20"/>
+                <w:szCs w:val="20"/>
+                <w:lang w:val="es-419" w:eastAsia="es-419"/>
+              </w:rPr>
+            </w:pPr>
+          </w:p>
+        </w:tc>
+        <w:tc>
+          <w:tcPr>
+            <w:tcW w:w="1216" w:type="dxa"/>
+            <w:tcBorders>
+              <w:top w:val="nil"/>
+              <w:left w:val="nil"/>
+              <w:bottom w:val="nil"/>
+              <w:right w:val="nil"/>
+            </w:tcBorders>
+            <w:noWrap/>
+            <w:vAlign w:val="bottom"/>
+          </w:tcPr>
+          <w:p>
+            <w:pPr>
+              <w:spacing w:after="0" w:line="240" w:lineRule="auto"/>
+              <w:rPr>
+                <w:rFonts w:ascii="Times New Roman" w:eastAsia="Times New Roman" w:hAnsi="Times New Roman" w:cs="Times New Roman"/>
+                <w:sz w:val="20"/>
+                <w:szCs w:val="20"/>
+                <w:lang w:val="es-419" w:eastAsia="es-419"/>
+              </w:rPr>
+            </w:pPr>
+          </w:p>
+        </w:tc>
+        <w:tc>
+          <w:tcPr>
+            <w:tcW w:w="245" w:type="dxa"/>
+            <w:tcBorders>
+              <w:top w:val="nil"/>
+              <w:left w:val="nil"/>
+              <w:bottom w:val="nil"/>
+              <w:right w:val="nil"/>
+            </w:tcBorders>
+            <w:noWrap/>
+            <w:vAlign w:val="bottom"/>
+          </w:tcPr>
+          <w:p>
+            <w:pPr>
+              <w:spacing w:after="0" w:line="240" w:lineRule="auto"/>
+              <w:rPr>
+                <w:rFonts w:ascii="Times New Roman" w:eastAsia="Times New Roman" w:hAnsi="Times New Roman" w:cs="Times New Roman"/>
+                <w:sz w:val="20"/>
+                <w:szCs w:val="20"/>
+                <w:lang w:val="es-419" w:eastAsia="es-419"/>
+              </w:rPr>
+            </w:pPr>
+          </w:p>
+        </w:tc>
+        <w:tc>
+          <w:tcPr>
+            <w:tcW w:w="1216" w:type="dxa"/>
+            <w:tcBorders>
+              <w:top w:val="nil"/>
+              <w:left w:val="nil"/>
+              <w:bottom w:val="nil"/>
+              <w:right w:val="nil"/>
+            </w:tcBorders>
+            <w:noWrap/>
+            <w:vAlign w:val="bottom"/>
+          </w:tcPr>
+          <w:p>
+            <w:pPr>
+              <w:spacing w:after="0" w:line="240" w:lineRule="auto"/>
+              <w:rPr>
+                <w:rFonts w:ascii="Times New Roman" w:eastAsia="Times New Roman" w:hAnsi="Times New Roman" w:cs="Times New Roman"/>
+                <w:sz w:val="20"/>
+                <w:szCs w:val="20"/>
+                <w:lang w:val="es-419" w:eastAsia="es-419"/>
+              </w:rPr>
+            </w:pPr>
+          </w:p>
+        </w:tc>
+      </w:tr>
+      <w:tr>
+        <w:trPr>
+          <w:trHeight w:val="280"/>
+        </w:trPr>
+        <w:tc>
+          <w:tcPr>
+            <w:tcW w:w="4536" w:type="dxa"/>
+            <w:tcBorders>
+              <w:top w:val="nil"/>
+              <w:left w:val="nil"/>
+              <w:bottom w:val="nil"/>
+              <w:right w:val="nil"/>
+            </w:tcBorders>
+            <w:vAlign w:val="center"/>
+            <w:hideMark/>
+          </w:tcPr>
+          <w:p>
+            <w:pPr>
+              <w:spacing w:after="0" w:line="240" w:lineRule="auto"/>
+              <w:jc w:val="center"/>
+              <w:rPr>
+                <w:rFonts w:ascii="Trebuchet MS" w:eastAsia="Times New Roman" w:hAnsi="Trebuchet MS" w:cs="Times New Roman"/>
+                <w:b/>
+                <w:bCs/>
+                <w:color w:val="000000"/>
+                <w:sz w:val="16"/>
+                <w:szCs w:val="16"/>
+                <w:lang w:val="es-419" w:eastAsia="es-419"/>
+              </w:rPr>
+            </w:pPr>
+            <w:r>
+              <w:rPr>
+                <w:rFonts w:ascii="Trebuchet MS" w:eastAsia="Times New Roman" w:hAnsi="Trebuchet MS" w:cs="Times New Roman"/>
+                <w:b/>
+                <w:bCs/>
+                <w:color w:val="000000"/>
+                <w:sz w:val="16"/>
+                <w:szCs w:val="16"/>
+                <w:lang w:val="es-419" w:eastAsia="es-419"/>
+              </w:rPr>
+              <w:t xml:space="preserve">Compañía </w:t>
+            </w:r>
+          </w:p>
+        </w:tc>
+        <w:tc>
+          <w:tcPr>
+            <w:tcW w:w="1216" w:type="dxa"/>
+            <w:tcBorders>
+              <w:top w:val="nil"/>
+              <w:left w:val="nil"/>
+              <w:bottom w:val="nil"/>
+              <w:right w:val="nil"/>
+            </w:tcBorders>
+            <w:vAlign w:val="center"/>
+            <w:hideMark/>
+          </w:tcPr>
+          <w:p>
+            <w:pPr>
+              <w:spacing w:after="0" w:line="240" w:lineRule="auto"/>
+              <w:jc w:val="center"/>
+              <w:rPr>
+                <w:rFonts w:ascii="Trebuchet MS" w:eastAsia="Times New Roman" w:hAnsi="Trebuchet MS" w:cs="Times New Roman"/>
+                <w:b/>
+                <w:bCs/>
+                <w:color w:val="000000"/>
+                <w:sz w:val="16"/>
+                <w:szCs w:val="16"/>
+                <w:lang w:val="es-419" w:eastAsia="es-419"/>
+              </w:rPr>
+            </w:pPr>
+            <w:r>
+              <w:rPr>
+                <w:rFonts w:ascii="Trebuchet MS" w:eastAsia="Times New Roman" w:hAnsi="Trebuchet MS" w:cs="Times New Roman"/>
+                <w:b/>
+                <w:bCs/>
+                <w:color w:val="000000"/>
+                <w:sz w:val="16"/>
+                <w:szCs w:val="16"/>
+                <w:lang w:val="es-419" w:eastAsia="es-419"/>
+              </w:rPr>
+              <w:t>% Participación</w:t>
+            </w:r>
+          </w:p>
+        </w:tc>
+        <w:tc>
+          <w:tcPr>
+            <w:tcW w:w="296" w:type="dxa"/>
+            <w:tcBorders>
+              <w:top w:val="nil"/>
+              <w:left w:val="nil"/>
+              <w:bottom w:val="nil"/>
+              <w:right w:val="nil"/>
+            </w:tcBorders>
+            <w:vAlign w:val="center"/>
+            <w:hideMark/>
+          </w:tcPr>
+          <w:p>
+            <w:pPr>
+              <w:spacing w:after="0" w:line="240" w:lineRule="auto"/>
+              <w:jc w:val="center"/>
+              <w:rPr>
+                <w:rFonts w:ascii="Trebuchet MS" w:eastAsia="Times New Roman" w:hAnsi="Trebuchet MS" w:cs="Times New Roman"/>
+                <w:b/>
+                <w:bCs/>
+                <w:color w:val="000000"/>
+                <w:sz w:val="16"/>
+                <w:szCs w:val="16"/>
+                <w:lang w:val="es-419" w:eastAsia="es-419"/>
+              </w:rPr>
+            </w:pPr>
+          </w:p>
+        </w:tc>
+        <w:tc>
+          <w:tcPr>
+            <w:tcW w:w="1216" w:type="dxa"/>
+            <w:tcBorders>
+              <w:top w:val="nil"/>
+              <w:left w:val="nil"/>
+              <w:bottom w:val="nil"/>
+              <w:right w:val="nil"/>
+            </w:tcBorders>
+            <w:vAlign w:val="center"/>
+            <w:hideMark/>
+          </w:tcPr>
+          <w:p>
+            <w:pPr>
+              <w:spacing w:after="0" w:line="240" w:lineRule="auto"/>
+              <w:jc w:val="center"/>
+              <w:rPr>
+                <w:rFonts w:ascii="Trebuchet MS" w:eastAsia="Times New Roman" w:hAnsi="Trebuchet MS" w:cs="Times New Roman"/>
+                <w:b/>
+                <w:bCs/>
+                <w:color w:val="000000"/>
+                <w:sz w:val="16"/>
+                <w:szCs w:val="16"/>
+                <w:lang w:val="es-419" w:eastAsia="es-419"/>
+              </w:rPr>
+            </w:pPr>
+            <w:r>
+              <w:rPr>
+                <w:rFonts w:ascii="Trebuchet MS" w:eastAsia="Times New Roman" w:hAnsi="Trebuchet MS" w:cs="Times New Roman"/>
+                <w:b/>
+                <w:bCs/>
+                <w:color w:val="000000"/>
+                <w:sz w:val="16"/>
+                <w:szCs w:val="16"/>
+                <w:lang w:val="es-419" w:eastAsia="es-419"/>
+              </w:rPr>
+              <w:t>2025</w:t>
+            </w:r>
+          </w:p>
+        </w:tc>
+        <w:tc>
+          <w:tcPr>
+            <w:tcW w:w="245" w:type="dxa"/>
+            <w:tcBorders>
+              <w:top w:val="nil"/>
+              <w:left w:val="nil"/>
+              <w:bottom w:val="nil"/>
+              <w:right w:val="nil"/>
+            </w:tcBorders>
+            <w:vAlign w:val="center"/>
+            <w:hideMark/>
+          </w:tcPr>
+          <w:p>
+            <w:pPr>
+              <w:spacing w:after="0" w:line="240" w:lineRule="auto"/>
+              <w:jc w:val="center"/>
+              <w:rPr>
+                <w:rFonts w:ascii="Trebuchet MS" w:eastAsia="Times New Roman" w:hAnsi="Trebuchet MS" w:cs="Times New Roman"/>
+                <w:b/>
+                <w:bCs/>
+                <w:color w:val="000000"/>
+                <w:sz w:val="16"/>
+                <w:szCs w:val="16"/>
+                <w:lang w:val="es-419" w:eastAsia="es-419"/>
+              </w:rPr>
+            </w:pPr>
+          </w:p>
+        </w:tc>
+        <w:tc>
+          <w:tcPr>
+            <w:tcW w:w="1216" w:type="dxa"/>
+            <w:tcBorders>
+              <w:top w:val="nil"/>
+              <w:left w:val="nil"/>
+              <w:bottom w:val="nil"/>
+              <w:right w:val="nil"/>
+            </w:tcBorders>
+            <w:vAlign w:val="center"/>
+            <w:hideMark/>
+          </w:tcPr>
+          <w:p>
+            <w:pPr>
+              <w:spacing w:after="0" w:line="240" w:lineRule="auto"/>
+              <w:jc w:val="center"/>
+              <w:rPr>
+                <w:rFonts w:ascii="Trebuchet MS" w:eastAsia="Times New Roman" w:hAnsi="Trebuchet MS" w:cs="Times New Roman"/>
+                <w:b/>
+                <w:bCs/>
+                <w:color w:val="000000"/>
+                <w:sz w:val="16"/>
+                <w:szCs w:val="16"/>
+                <w:lang w:val="es-419" w:eastAsia="es-419"/>
+              </w:rPr>
+            </w:pPr>
+            <w:r>
+              <w:rPr>
+                <w:rFonts w:ascii="Trebuchet MS" w:eastAsia="Times New Roman" w:hAnsi="Trebuchet MS" w:cs="Times New Roman"/>
+                <w:b/>
+                <w:bCs/>
+                <w:color w:val="000000"/>
+                <w:sz w:val="16"/>
+                <w:szCs w:val="16"/>
+                <w:lang w:val="es-419" w:eastAsia="es-419"/>
+              </w:rPr>
+              <w:t>2024</w:t>
+            </w:r>
+          </w:p>
+        </w:tc>
+      </w:tr>
+      <w:tr>
+        <w:trPr>
+          <w:trHeight w:val="300"/>
+        </w:trPr>
+        <w:tc>
+          <w:tcPr>
+            <w:tcW w:w="4536" w:type="dxa"/>
+            <w:tcBorders>
+              <w:top w:val="nil"/>
+              <w:left w:val="nil"/>
+              <w:bottom w:val="nil"/>
+              <w:right w:val="nil"/>
+            </w:tcBorders>
+            <w:vAlign w:val="center"/>
+            <w:hideMark/>
+          </w:tcPr>
+          <w:p>
+            <w:pPr>
+              <w:spacing w:after="0" w:line="240" w:lineRule="auto"/>
+              <w:jc w:val="center"/>
+              <w:rPr>
+                <w:rFonts w:ascii="Trebuchet MS" w:eastAsia="Times New Roman" w:hAnsi="Trebuchet MS" w:cs="Times New Roman"/>
+                <w:b/>
+                <w:bCs/>
+                <w:color w:val="000000"/>
+                <w:sz w:val="16"/>
+                <w:szCs w:val="16"/>
+                <w:lang w:val="es-419" w:eastAsia="es-419"/>
+              </w:rPr>
+            </w:pPr>
+          </w:p>
+        </w:tc>
+        <w:tc>
+          <w:tcPr>
+            <w:tcW w:w="1216" w:type="dxa"/>
+            <w:tcBorders>
+              <w:top w:val="nil"/>
+              <w:left w:val="nil"/>
+              <w:bottom w:val="nil"/>
+              <w:right w:val="nil"/>
+            </w:tcBorders>
+            <w:vAlign w:val="center"/>
+            <w:hideMark/>
+          </w:tcPr>
+          <w:p>
+            <w:pPr>
+              <w:spacing w:after="0" w:line="240" w:lineRule="auto"/>
+              <w:rPr>
+                <w:rFonts w:ascii="Times New Roman" w:eastAsia="Times New Roman" w:hAnsi="Times New Roman" w:cs="Times New Roman"/>
+                <w:sz w:val="20"/>
+                <w:szCs w:val="20"/>
+                <w:lang w:val="es-419" w:eastAsia="es-419"/>
+              </w:rPr>
+            </w:pPr>
+          </w:p>
+        </w:tc>
+        <w:tc>
+          <w:tcPr>
+            <w:tcW w:w="296" w:type="dxa"/>
+            <w:tcBorders>
+              <w:top w:val="nil"/>
+              <w:left w:val="nil"/>
+              <w:bottom w:val="nil"/>
+              <w:right w:val="nil"/>
+            </w:tcBorders>
+            <w:vAlign w:val="center"/>
+            <w:hideMark/>
+          </w:tcPr>
+          <w:p>
+            <w:pPr>
+              <w:spacing w:after="0" w:line="240" w:lineRule="auto"/>
+              <w:rPr>
+                <w:rFonts w:ascii="Times New Roman" w:eastAsia="Times New Roman" w:hAnsi="Times New Roman" w:cs="Times New Roman"/>
+                <w:sz w:val="20"/>
+                <w:szCs w:val="20"/>
+                <w:lang w:val="es-419" w:eastAsia="es-419"/>
+              </w:rPr>
+            </w:pPr>
+          </w:p>
+        </w:tc>
+        <w:tc>
+          <w:tcPr>
+            <w:tcW w:w="1216" w:type="dxa"/>
+            <w:tcBorders>
+              <w:top w:val="nil"/>
+              <w:left w:val="nil"/>
+              <w:right w:val="nil"/>
+            </w:tcBorders>
+            <w:vAlign w:val="center"/>
+            <w:hideMark/>
+          </w:tcPr>
+          <w:p>
+            <w:pPr>
+              <w:spacing w:after="0" w:line="240" w:lineRule="auto"/>
+              <w:rPr>
+                <w:rFonts w:ascii="Times New Roman" w:eastAsia="Times New Roman" w:hAnsi="Times New Roman" w:cs="Times New Roman"/>
+                <w:sz w:val="20"/>
+                <w:szCs w:val="20"/>
+                <w:lang w:val="es-419" w:eastAsia="es-419"/>
+              </w:rPr>
+            </w:pPr>
+          </w:p>
+        </w:tc>
+        <w:tc>
+          <w:tcPr>
+            <w:tcW w:w="245" w:type="dxa"/>
+            <w:tcBorders>
+              <w:top w:val="nil"/>
+              <w:left w:val="nil"/>
+              <w:right w:val="nil"/>
+            </w:tcBorders>
+            <w:vAlign w:val="center"/>
+            <w:hideMark/>
+          </w:tcPr>
+          <w:p>
+            <w:pPr>
+              <w:spacing w:after="0" w:line="240" w:lineRule="auto"/>
+              <w:rPr>
+                <w:rFonts w:ascii="Times New Roman" w:eastAsia="Times New Roman" w:hAnsi="Times New Roman" w:cs="Times New Roman"/>
+                <w:sz w:val="20"/>
+                <w:szCs w:val="20"/>
+                <w:lang w:val="es-419" w:eastAsia="es-419"/>
+              </w:rPr>
+            </w:pPr>
+          </w:p>
+        </w:tc>
+        <w:tc>
+          <w:tcPr>
+            <w:tcW w:w="1216" w:type="dxa"/>
+            <w:tcBorders>
+              <w:top w:val="nil"/>
+              <w:left w:val="nil"/>
+              <w:right w:val="nil"/>
+            </w:tcBorders>
+            <w:vAlign w:val="center"/>
+            <w:hideMark/>
+          </w:tcPr>
+          <w:p>
+            <w:pPr>
+              <w:spacing w:after="0" w:line="240" w:lineRule="auto"/>
+              <w:rPr>
+                <w:rFonts w:ascii="Times New Roman" w:eastAsia="Times New Roman" w:hAnsi="Times New Roman" w:cs="Times New Roman"/>
+                <w:sz w:val="20"/>
+                <w:szCs w:val="20"/>
+                <w:lang w:val="es-419" w:eastAsia="es-419"/>
+              </w:rPr>
+            </w:pPr>
+          </w:p>
+        </w:tc>
+      </w:tr>
+      <w:tr>
+        <w:trPr>
+          <w:trHeight w:val="433"/>
+        </w:trPr>
+        <w:tc>
+          <w:tcPr>
+            <w:tcW w:w="4536" w:type="dxa"/>
+            <w:tcBorders>
+              <w:top w:val="nil"/>
+              <w:left w:val="nil"/>
+              <w:bottom w:val="nil"/>
+              <w:right w:val="nil"/>
+            </w:tcBorders>
+            <w:noWrap/>
+            <w:vAlign w:val="bottom"/>
+            <w:hideMark/>
+          </w:tcPr>
+          <w:p>
+            <w:pPr>
+              <w:spacing w:after="0" w:line="240" w:lineRule="auto"/>
+              <w:rPr>
+                <w:rFonts w:ascii="Trebuchet MS" w:eastAsia="Times New Roman" w:hAnsi="Trebuchet MS" w:cs="Times New Roman"/>
+                <w:color w:val="000000"/>
+                <w:sz w:val="20"/>
+                <w:szCs w:val="20"/>
+                <w:lang w:val="es-419" w:eastAsia="es-419"/>
+              </w:rPr>
+            </w:pPr>
+            <w:r>
+              <w:rPr>
+                <w:rFonts w:ascii="Trebuchet MS" w:eastAsia="Times New Roman" w:hAnsi="Trebuchet MS" w:cs="Times New Roman"/>
+                <w:color w:val="000000"/>
+                <w:sz w:val="20"/>
+                <w:szCs w:val="20"/>
+                <w:lang w:val="es-419" w:eastAsia="es-419"/>
+              </w:rPr>
+              <w:t>Operadora FC 1918 SA de CV</w:t>
+            </w:r>
+          </w:p>
+        </w:tc>
+        <w:tc>
+          <w:tcPr>
+            <w:tcW w:w="1216" w:type="dxa"/>
+            <w:tcBorders>
+              <w:top w:val="nil"/>
+              <w:left w:val="nil"/>
+              <w:bottom w:val="nil"/>
+              <w:right w:val="nil"/>
+            </w:tcBorders>
+            <w:vAlign w:val="center"/>
+            <w:hideMark/>
+          </w:tcPr>
+          <w:p>
+            <w:pPr>
+              <w:spacing w:after="0" w:line="240" w:lineRule="auto"/>
+              <w:jc w:val="center"/>
+              <w:rPr>
+                <w:rFonts w:ascii="Trebuchet MS" w:eastAsia="Times New Roman" w:hAnsi="Trebuchet MS" w:cs="Times New Roman"/>
+                <w:color w:val="000000"/>
+                <w:sz w:val="20"/>
+                <w:szCs w:val="20"/>
+                <w:lang w:val="es-419" w:eastAsia="es-419"/>
+              </w:rPr>
+            </w:pPr>
+            <w:r>
+              <w:rPr>
+                <w:rFonts w:ascii="Trebuchet MS" w:eastAsia="Times New Roman" w:hAnsi="Trebuchet MS" w:cs="Times New Roman"/>
+                <w:color w:val="000000"/>
+                <w:sz w:val="20"/>
+                <w:szCs w:val="20"/>
+                <w:lang w:val="es-419" w:eastAsia="es-419"/>
+              </w:rPr>
+              <w:t>60.81%</w:t>
+            </w:r>
+          </w:p>
+        </w:tc>
+        <w:tc>
+          <w:tcPr>
+            <w:tcW w:w="296" w:type="dxa"/>
+            <w:tcBorders>
+              <w:top w:val="nil"/>
+              <w:left w:val="nil"/>
+              <w:bottom w:val="nil"/>
+              <w:right w:val="nil"/>
+            </w:tcBorders>
+            <w:vAlign w:val="center"/>
+            <w:hideMark/>
+          </w:tcPr>
+          <w:p>
+            <w:pPr>
+              <w:spacing w:after="0" w:line="240" w:lineRule="auto"/>
+              <w:rPr>
+                <w:rFonts w:ascii="Trebuchet MS" w:eastAsia="Times New Roman" w:hAnsi="Trebuchet MS" w:cs="Times New Roman"/>
+                <w:color w:val="000000"/>
+                <w:sz w:val="20"/>
+                <w:szCs w:val="20"/>
+                <w:lang w:val="es-419" w:eastAsia="es-419"/>
+              </w:rPr>
+            </w:pPr>
+            <w:r>
+              <w:rPr>
+                <w:rFonts w:ascii="Trebuchet MS" w:eastAsia="Times New Roman" w:hAnsi="Trebuchet MS" w:cs="Times New Roman"/>
+                <w:color w:val="000000"/>
+                <w:sz w:val="20"/>
+                <w:szCs w:val="20"/>
+                <w:lang w:val="es-419" w:eastAsia="es-419"/>
+              </w:rPr>
+              <w:t>$</w:t>
+            </w:r>
+          </w:p>
+        </w:tc>
+        <w:tc>
+          <w:tcPr>
+            <w:tcW w:w="1216" w:type="dxa"/>
+            <w:tcBorders>
+              <w:top w:val="nil"/>
+              <w:left w:val="nil"/>
+              <w:right w:val="nil"/>
+            </w:tcBorders>
+            <w:vAlign w:val="center"/>
+            <w:hideMark/>
+          </w:tcPr>
+          <w:p>
+            <w:pPr>
+              <w:tabs>
+                <w:tab w:val="decimal" w:pos="968"/>
+              </w:tabs>
+              <w:spacing w:after="0" w:line="240" w:lineRule="auto"/>
+              <w:rPr>
+                <w:rFonts w:ascii="Trebuchet MS" w:eastAsia="Times New Roman" w:hAnsi="Trebuchet MS" w:cs="Times New Roman"/>
+                <w:color w:val="000000"/>
+                <w:sz w:val="20"/>
+                <w:szCs w:val="20"/>
+                <w:lang w:val="es-419" w:eastAsia="es-419"/>
+              </w:rPr>
+            </w:pPr>
+            <w:r>
+              <w:rPr>
+                <w:rFonts w:ascii="Trebuchet MS" w:eastAsia="Times New Roman" w:hAnsi="Trebuchet MS" w:cs="Times New Roman"/>
+                <w:color w:val="000000"/>
+                <w:sz w:val="20"/>
+                <w:szCs w:val="20"/>
+                <w:lang w:val="es-419" w:eastAsia="es-419"/>
+              </w:rPr>
+              <w:t>(13,122)</w:t>
+            </w:r>
+          </w:p>
+        </w:tc>
+        <w:tc>
+          <w:tcPr>
+            <w:tcW w:w="245" w:type="dxa"/>
+            <w:tcBorders>
+              <w:top w:val="nil"/>
+              <w:left w:val="nil"/>
+              <w:right w:val="nil"/>
+            </w:tcBorders>
+            <w:vAlign w:val="center"/>
+            <w:hideMark/>
+          </w:tcPr>
+          <w:p>
+            <w:pPr>
+              <w:spacing w:after="0" w:line="240" w:lineRule="auto"/>
+              <w:rPr>
+                <w:rFonts w:ascii="Trebuchet MS" w:eastAsia="Times New Roman" w:hAnsi="Trebuchet MS" w:cs="Times New Roman"/>
+                <w:color w:val="000000"/>
+                <w:sz w:val="20"/>
+                <w:szCs w:val="20"/>
+                <w:lang w:val="es-419" w:eastAsia="es-419"/>
+              </w:rPr>
+            </w:pPr>
+            <w:r>
+              <w:rPr>
+                <w:rFonts w:ascii="Trebuchet MS" w:eastAsia="Times New Roman" w:hAnsi="Trebuchet MS" w:cs="Times New Roman"/>
+                <w:color w:val="000000"/>
+                <w:sz w:val="20"/>
+                <w:szCs w:val="20"/>
+                <w:lang w:val="es-419" w:eastAsia="es-419"/>
+              </w:rPr>
+              <w:t>$</w:t>
+            </w:r>
+          </w:p>
+        </w:tc>
+        <w:tc>
+          <w:tcPr>
+            <w:tcW w:w="1216" w:type="dxa"/>
+            <w:tcBorders>
+              <w:top w:val="nil"/>
+              <w:left w:val="nil"/>
+              <w:right w:val="nil"/>
+            </w:tcBorders>
+            <w:vAlign w:val="center"/>
+            <w:hideMark/>
+          </w:tcPr>
+          <w:p>
+            <w:pPr>
+              <w:tabs>
+                <w:tab w:val="decimal" w:pos="930"/>
+              </w:tabs>
+              <w:spacing w:after="0" w:line="240" w:lineRule="auto"/>
+              <w:rPr>
+                <w:rFonts w:ascii="Trebuchet MS" w:eastAsia="Times New Roman" w:hAnsi="Trebuchet MS" w:cs="Times New Roman"/>
+                <w:color w:val="000000"/>
+                <w:sz w:val="20"/>
+                <w:szCs w:val="20"/>
+                <w:lang w:val="es-419" w:eastAsia="es-419"/>
+              </w:rPr>
+            </w:pPr>
+            <w:r>
+              <w:rPr>
+                <w:rFonts w:ascii="Trebuchet MS" w:eastAsia="Times New Roman" w:hAnsi="Trebuchet MS" w:cs="Times New Roman"/>
+                <w:color w:val="000000"/>
+                <w:sz w:val="20"/>
+                <w:szCs w:val="20"/>
+                <w:lang w:val="es-419" w:eastAsia="es-419"/>
+              </w:rPr>
+              <w:t>(7,732)</w:t>
+            </w:r>
+          </w:p>
+        </w:tc>
+      </w:tr>
+      <w:tr>
+        <w:trPr>
+          <w:trHeight w:val="400"/>
+        </w:trPr>
+        <w:tc>
+          <w:tcPr>
+            <w:tcW w:w="4536" w:type="dxa"/>
+            <w:tcBorders>
+              <w:top w:val="nil"/>
+              <w:left w:val="nil"/>
+              <w:bottom w:val="nil"/>
+              <w:right w:val="nil"/>
+            </w:tcBorders>
+            <w:vAlign w:val="center"/>
+            <w:hideMark/>
+          </w:tcPr>
+          <w:p>
+            <w:pPr>
+              <w:spacing w:after="0" w:line="240" w:lineRule="auto"/>
+              <w:rPr>
+                <w:rFonts w:ascii="Trebuchet MS" w:eastAsia="Times New Roman" w:hAnsi="Trebuchet MS" w:cs="Times New Roman"/>
+                <w:color w:val="000000"/>
+                <w:sz w:val="20"/>
+                <w:szCs w:val="20"/>
+                <w:lang w:val="es-419" w:eastAsia="es-419"/>
+              </w:rPr>
+            </w:pPr>
+            <w:proofErr w:type="gramStart"/>
+            <w:r>
+              <w:rPr>
+                <w:rFonts w:ascii="Trebuchet MS" w:eastAsia="Times New Roman" w:hAnsi="Trebuchet MS" w:cs="Times New Roman"/>
+                <w:color w:val="000000"/>
+                <w:sz w:val="20"/>
+                <w:szCs w:val="20"/>
+                <w:lang w:val="es-419" w:eastAsia="es-419"/>
+              </w:rPr>
+              <w:t>Total</w:t>
+            </w:r>
+            <w:proofErr w:type="gramEnd"/>
+            <w:r>
+              <w:rPr>
+                <w:rFonts w:ascii="Trebuchet MS" w:eastAsia="Times New Roman" w:hAnsi="Trebuchet MS" w:cs="Times New Roman"/>
+                <w:color w:val="000000"/>
+                <w:sz w:val="20"/>
+                <w:szCs w:val="20"/>
+                <w:lang w:val="es-419" w:eastAsia="es-419"/>
+              </w:rPr>
+              <w:t xml:space="preserve"> de provisión de pérdidas por subsidiarias</w:t>
+            </w:r>
+          </w:p>
+        </w:tc>
+        <w:tc>
+          <w:tcPr>
+            <w:tcW w:w="1216" w:type="dxa"/>
+            <w:tcBorders>
+              <w:top w:val="nil"/>
+              <w:left w:val="nil"/>
+              <w:bottom w:val="nil"/>
+              <w:right w:val="nil"/>
+            </w:tcBorders>
+            <w:vAlign w:val="center"/>
+            <w:hideMark/>
+          </w:tcPr>
+          <w:p>
+            <w:pPr>
+              <w:spacing w:after="0" w:line="240" w:lineRule="auto"/>
+              <w:rPr>
+                <w:rFonts w:ascii="Times New Roman" w:eastAsia="Times New Roman" w:hAnsi="Times New Roman" w:cs="Times New Roman"/>
+                <w:sz w:val="20"/>
+                <w:szCs w:val="20"/>
+                <w:lang w:val="es-419" w:eastAsia="es-419"/>
+              </w:rPr>
+            </w:pPr>
+          </w:p>
+        </w:tc>
+        <w:tc>
+          <w:tcPr>
+            <w:tcW w:w="296" w:type="dxa"/>
+            <w:tcBorders>
+              <w:top w:val="nil"/>
+              <w:left w:val="nil"/>
+              <w:bottom w:val="nil"/>
+              <w:right w:val="nil"/>
+            </w:tcBorders>
+            <w:vAlign w:val="center"/>
+            <w:hideMark/>
+          </w:tcPr>
+          <w:p>
+            <w:pPr>
+              <w:spacing w:after="0" w:line="240" w:lineRule="auto"/>
+              <w:rPr>
+                <w:rFonts w:ascii="Trebuchet MS" w:eastAsia="Times New Roman" w:hAnsi="Trebuchet MS" w:cs="Times New Roman"/>
+                <w:color w:val="000000"/>
+                <w:sz w:val="20"/>
+                <w:szCs w:val="20"/>
+                <w:lang w:val="es-419" w:eastAsia="es-419"/>
+              </w:rPr>
+            </w:pPr>
+            <w:r>
+              <w:rPr>
+                <w:rFonts w:ascii="Trebuchet MS" w:eastAsia="Times New Roman" w:hAnsi="Trebuchet MS" w:cs="Times New Roman"/>
+                <w:color w:val="000000"/>
+                <w:sz w:val="20"/>
+                <w:szCs w:val="20"/>
+                <w:lang w:val="es-419" w:eastAsia="es-419"/>
+              </w:rPr>
+              <w:t>$</w:t>
+            </w:r>
+          </w:p>
+        </w:tc>
+        <w:tc>
+          <w:tcPr>
+            <w:tcW w:w="1216" w:type="dxa"/>
+            <w:tcBorders>
+              <w:top w:val="nil"/>
+              <w:left w:val="nil"/>
+              <w:right w:val="nil"/>
+            </w:tcBorders>
+            <w:vAlign w:val="center"/>
+            <w:hideMark/>
+          </w:tcPr>
+          <w:p>
+            <w:pPr>
+              <w:tabs>
+                <w:tab w:val="decimal" w:pos="968"/>
+              </w:tabs>
+              <w:spacing w:after="0" w:line="240" w:lineRule="auto"/>
+              <w:rPr>
+                <w:rFonts w:ascii="Trebuchet MS" w:eastAsia="Times New Roman" w:hAnsi="Trebuchet MS" w:cs="Times New Roman"/>
+                <w:color w:val="000000"/>
+                <w:sz w:val="20"/>
+                <w:szCs w:val="20"/>
+                <w:lang w:val="es-419" w:eastAsia="es-419"/>
+              </w:rPr>
+            </w:pPr>
+            <w:r>
+              <w:rPr>
+                <w:rFonts w:ascii="Trebuchet MS" w:eastAsia="Times New Roman" w:hAnsi="Trebuchet MS" w:cs="Times New Roman"/>
+                <w:color w:val="000000"/>
+                <w:sz w:val="20"/>
+                <w:szCs w:val="20"/>
+                <w:lang w:val="es-419" w:eastAsia="es-419"/>
+              </w:rPr>
+              <w:t>(13,122)</w:t>
+            </w:r>
+          </w:p>
+        </w:tc>
+        <w:tc>
+          <w:tcPr>
+            <w:tcW w:w="245" w:type="dxa"/>
+            <w:tcBorders>
+              <w:top w:val="nil"/>
+              <w:left w:val="nil"/>
+              <w:right w:val="nil"/>
+            </w:tcBorders>
+            <w:vAlign w:val="center"/>
+            <w:hideMark/>
+          </w:tcPr>
+          <w:p>
+            <w:pPr>
+              <w:spacing w:after="0" w:line="240" w:lineRule="auto"/>
+              <w:rPr>
+                <w:rFonts w:ascii="Trebuchet MS" w:eastAsia="Times New Roman" w:hAnsi="Trebuchet MS" w:cs="Times New Roman"/>
+                <w:color w:val="000000"/>
+                <w:sz w:val="20"/>
+                <w:szCs w:val="20"/>
+                <w:lang w:val="es-419" w:eastAsia="es-419"/>
+              </w:rPr>
+            </w:pPr>
+            <w:r>
+              <w:rPr>
+                <w:rFonts w:ascii="Trebuchet MS" w:eastAsia="Times New Roman" w:hAnsi="Trebuchet MS" w:cs="Times New Roman"/>
+                <w:color w:val="000000"/>
+                <w:sz w:val="20"/>
+                <w:szCs w:val="20"/>
+                <w:lang w:val="es-419" w:eastAsia="es-419"/>
+              </w:rPr>
+              <w:t>$</w:t>
+            </w:r>
+          </w:p>
+        </w:tc>
+        <w:tc>
+          <w:tcPr>
+            <w:tcW w:w="1216" w:type="dxa"/>
+            <w:tcBorders>
+              <w:top w:val="nil"/>
+              <w:left w:val="nil"/>
+              <w:right w:val="nil"/>
+            </w:tcBorders>
+            <w:vAlign w:val="center"/>
+            <w:hideMark/>
+          </w:tcPr>
+          <w:p>
+            <w:pPr>
+              <w:tabs>
+                <w:tab w:val="decimal" w:pos="930"/>
+              </w:tabs>
+              <w:spacing w:after="0" w:line="240" w:lineRule="auto"/>
+              <w:rPr>
+                <w:rFonts w:ascii="Trebuchet MS" w:eastAsia="Times New Roman" w:hAnsi="Trebuchet MS" w:cs="Times New Roman"/>
+                <w:color w:val="000000"/>
+                <w:sz w:val="20"/>
+                <w:szCs w:val="20"/>
+                <w:lang w:val="es-419" w:eastAsia="es-419"/>
+              </w:rPr>
+            </w:pPr>
+            <w:r>
+              <w:rPr>
+                <w:rFonts w:ascii="Trebuchet MS" w:eastAsia="Times New Roman" w:hAnsi="Trebuchet MS" w:cs="Times New Roman"/>
+                <w:color w:val="000000"/>
+                <w:sz w:val="20"/>
+                <w:szCs w:val="20"/>
+                <w:lang w:val="es-419" w:eastAsia="es-419"/>
+              </w:rPr>
+              <w:t>(7,732)</w:t>
+            </w:r>
+          </w:p>
+        </w:tc>
+      </w:tr>
+    </w:tbl>
+    <w:p>
+      <w:pPr>
+        <w:spacing w:after="160" w:line="259" w:lineRule="auto"/>
+      </w:pPr>
+    </w:p>
+    <w:p>
+      <w:pPr>
+        <w:spacing w:after="160" w:line="259" w:lineRule="auto"/>
+      </w:pPr>
+    </w:p>
+    <w:p>
+      <w:pPr>
+        <w:spacing w:after="160" w:line="259" w:lineRule="auto"/>
+      </w:pPr>
+    </w:p>
+    <w:p>
+      <w:pPr>
+        <w:spacing w:after="160" w:line="259" w:lineRule="auto"/>
+      </w:pPr>
+    </w:p>
+    <w:p>
+      <w:pPr>
+        <w:spacing w:after="160" w:line="259" w:lineRule="auto"/>
+      </w:pPr>
+    </w:p>
+    <w:p>
+      <w:pPr>
+        <w:spacing w:after="160" w:line="259" w:lineRule="auto"/>
+      </w:pPr>
+    </w:p>
+    <w:p>
+      <w:pPr>
+        <w:spacing w:after="160" w:line="259" w:lineRule="auto"/>
+      </w:pPr>
+    </w:p>
+    <w:p>
+      <w:pPr>
+        <w:spacing w:after="160" w:line="259" w:lineRule="auto"/>
+      </w:pPr>
+    </w:p>
     <w:p>
       <w:pPr>
         <w:spacing w:after="160" w:line="259" w:lineRule="auto"/>
